--- a/documents/word/09_AI_Knowledge_Hub.docx
+++ b/documents/word/09_AI_Knowledge_Hub.docx
@@ -19,6 +19,7 @@
           <w14:ligatures w14:val="none"/>
         </w:rPr>
       </w:pPr>
+      <w:bookmarkStart w:id="0" w:name="_Toc224154027"/>
       <w:r>
         <w:rPr>
           <w:rFonts w:ascii="Times New Roman" w:eastAsia="Times New Roman" w:hAnsi="Times New Roman" w:cs="Times New Roman"/>
@@ -58,7 +59,1666 @@
         </w:rPr>
         <w:t>09_AI_Knowledge_HUB</w:t>
       </w:r>
+      <w:bookmarkEnd w:id="0"/>
     </w:p>
+    <w:p>
+      <w:pPr>
+        <w:rPr>
+          <w:rFonts w:ascii="Times New Roman" w:eastAsia="Times New Roman" w:hAnsi="Times New Roman" w:cs="Times New Roman"/>
+          <w:b/>
+          <w:bCs/>
+          <w:kern w:val="0"/>
+          <w:sz w:val="27"/>
+          <w:szCs w:val="27"/>
+          <w:lang w:val="en-GB" w:eastAsia="en-GB" w:bidi="ar-SA"/>
+          <w14:ligatures w14:val="none"/>
+        </w:rPr>
+      </w:pPr>
+      <w:r>
+        <w:rPr>
+          <w:rFonts w:ascii="Times New Roman" w:eastAsia="Times New Roman" w:hAnsi="Times New Roman" w:cs="Times New Roman"/>
+          <w:b/>
+          <w:bCs/>
+          <w:kern w:val="0"/>
+          <w:sz w:val="27"/>
+          <w:szCs w:val="27"/>
+          <w:lang w:val="en-GB" w:eastAsia="en-GB" w:bidi="ar-SA"/>
+          <w14:ligatures w14:val="none"/>
+        </w:rPr>
+        <w:t xml:space="preserve">Document quality </w:t>
+      </w:r>
+    </w:p>
+    <w:tbl>
+      <w:tblPr>
+        <w:tblStyle w:val="PlainTable1"/>
+        <w:tblW w:w="9085" w:type="dxa"/>
+        <w:tblLook w:val="04A0" w:firstRow="1" w:lastRow="0" w:firstColumn="1" w:lastColumn="0" w:noHBand="0" w:noVBand="1"/>
+      </w:tblPr>
+      <w:tblGrid>
+        <w:gridCol w:w="2605"/>
+        <w:gridCol w:w="6480"/>
+      </w:tblGrid>
+      <w:tr>
+        <w:trPr>
+          <w:cnfStyle w:val="100000000000" w:firstRow="1" w:lastRow="0" w:firstColumn="0" w:lastColumn="0" w:oddVBand="0" w:evenVBand="0" w:oddHBand="0" w:evenHBand="0" w:firstRowFirstColumn="0" w:firstRowLastColumn="0" w:lastRowFirstColumn="0" w:lastRowLastColumn="0"/>
+        </w:trPr>
+        <w:tc>
+          <w:tcPr>
+            <w:cnfStyle w:val="001000000000" w:firstRow="0" w:lastRow="0" w:firstColumn="1" w:lastColumn="0" w:oddVBand="0" w:evenVBand="0" w:oddHBand="0" w:evenHBand="0" w:firstRowFirstColumn="0" w:firstRowLastColumn="0" w:lastRowFirstColumn="0" w:lastRowLastColumn="0"/>
+            <w:tcW w:w="2605" w:type="dxa"/>
+            <w:shd w:val="clear" w:color="auto" w:fill="0A2F41" w:themeFill="accent1" w:themeFillShade="80"/>
+          </w:tcPr>
+          <w:p>
+            <w:pPr>
+              <w:jc w:val="center"/>
+              <w:rPr>
+                <w:rFonts w:ascii="Times New Roman" w:eastAsia="Times New Roman" w:hAnsi="Times New Roman" w:cs="Times New Roman"/>
+                <w:kern w:val="0"/>
+                <w:sz w:val="24"/>
+                <w:szCs w:val="24"/>
+                <w:lang w:val="en-GB" w:eastAsia="en-GB" w:bidi="ar-SA"/>
+                <w14:ligatures w14:val="none"/>
+              </w:rPr>
+            </w:pPr>
+            <w:r>
+              <w:rPr>
+                <w:rFonts w:ascii="Times New Roman" w:eastAsia="Times New Roman" w:hAnsi="Times New Roman" w:cs="Times New Roman"/>
+                <w:kern w:val="0"/>
+                <w:sz w:val="24"/>
+                <w:szCs w:val="24"/>
+                <w:lang w:val="en-GB" w:eastAsia="en-GB" w:bidi="ar-SA"/>
+                <w14:ligatures w14:val="none"/>
+              </w:rPr>
+              <w:t>Item</w:t>
+            </w:r>
+          </w:p>
+        </w:tc>
+        <w:tc>
+          <w:tcPr>
+            <w:tcW w:w="6480" w:type="dxa"/>
+            <w:shd w:val="clear" w:color="auto" w:fill="0A2F41" w:themeFill="accent1" w:themeFillShade="80"/>
+          </w:tcPr>
+          <w:p>
+            <w:pPr>
+              <w:jc w:val="center"/>
+              <w:cnfStyle w:val="100000000000" w:firstRow="1" w:lastRow="0" w:firstColumn="0" w:lastColumn="0" w:oddVBand="0" w:evenVBand="0" w:oddHBand="0" w:evenHBand="0" w:firstRowFirstColumn="0" w:firstRowLastColumn="0" w:lastRowFirstColumn="0" w:lastRowLastColumn="0"/>
+              <w:rPr>
+                <w:rFonts w:ascii="Times New Roman" w:eastAsia="Times New Roman" w:hAnsi="Times New Roman" w:cs="Times New Roman"/>
+                <w:kern w:val="0"/>
+                <w:sz w:val="24"/>
+                <w:szCs w:val="24"/>
+                <w:lang w:val="en-GB" w:eastAsia="en-GB" w:bidi="ar-SA"/>
+                <w14:ligatures w14:val="none"/>
+              </w:rPr>
+            </w:pPr>
+            <w:r>
+              <w:rPr>
+                <w:rFonts w:ascii="Times New Roman" w:eastAsia="Times New Roman" w:hAnsi="Times New Roman" w:cs="Times New Roman"/>
+                <w:kern w:val="0"/>
+                <w:sz w:val="24"/>
+                <w:szCs w:val="24"/>
+                <w:lang w:val="en-GB" w:eastAsia="en-GB" w:bidi="ar-SA"/>
+                <w14:ligatures w14:val="none"/>
+              </w:rPr>
+              <w:t>Details</w:t>
+            </w:r>
+          </w:p>
+        </w:tc>
+      </w:tr>
+      <w:tr>
+        <w:trPr>
+          <w:cnfStyle w:val="000000100000" w:firstRow="0" w:lastRow="0" w:firstColumn="0" w:lastColumn="0" w:oddVBand="0" w:evenVBand="0" w:oddHBand="1" w:evenHBand="0" w:firstRowFirstColumn="0" w:firstRowLastColumn="0" w:lastRowFirstColumn="0" w:lastRowLastColumn="0"/>
+        </w:trPr>
+        <w:tc>
+          <w:tcPr>
+            <w:cnfStyle w:val="001000000000" w:firstRow="0" w:lastRow="0" w:firstColumn="1" w:lastColumn="0" w:oddVBand="0" w:evenVBand="0" w:oddHBand="0" w:evenHBand="0" w:firstRowFirstColumn="0" w:firstRowLastColumn="0" w:lastRowFirstColumn="0" w:lastRowLastColumn="0"/>
+            <w:tcW w:w="2605" w:type="dxa"/>
+            <w:hideMark/>
+          </w:tcPr>
+          <w:p>
+            <w:pPr>
+              <w:rPr>
+                <w:rFonts w:ascii="Times New Roman" w:eastAsia="Times New Roman" w:hAnsi="Times New Roman" w:cs="Times New Roman"/>
+                <w:kern w:val="0"/>
+                <w:sz w:val="24"/>
+                <w:szCs w:val="24"/>
+                <w:lang w:val="en-GB" w:eastAsia="en-GB" w:bidi="ar-SA"/>
+                <w14:ligatures w14:val="none"/>
+              </w:rPr>
+            </w:pPr>
+            <w:r>
+              <w:rPr>
+                <w:rFonts w:ascii="Times New Roman" w:eastAsia="Times New Roman" w:hAnsi="Times New Roman" w:cs="Times New Roman"/>
+                <w:kern w:val="0"/>
+                <w:sz w:val="24"/>
+                <w:szCs w:val="24"/>
+                <w:lang w:val="en-GB" w:eastAsia="en-GB" w:bidi="ar-SA"/>
+                <w14:ligatures w14:val="none"/>
+              </w:rPr>
+              <w:t>Organization</w:t>
+            </w:r>
+          </w:p>
+        </w:tc>
+        <w:tc>
+          <w:tcPr>
+            <w:tcW w:w="6480" w:type="dxa"/>
+            <w:hideMark/>
+          </w:tcPr>
+          <w:p>
+            <w:pPr>
+              <w:cnfStyle w:val="000000100000" w:firstRow="0" w:lastRow="0" w:firstColumn="0" w:lastColumn="0" w:oddVBand="0" w:evenVBand="0" w:oddHBand="1" w:evenHBand="0" w:firstRowFirstColumn="0" w:firstRowLastColumn="0" w:lastRowFirstColumn="0" w:lastRowLastColumn="0"/>
+              <w:rPr>
+                <w:rFonts w:ascii="Times New Roman" w:eastAsia="Times New Roman" w:hAnsi="Times New Roman" w:cs="Times New Roman"/>
+                <w:kern w:val="0"/>
+                <w:sz w:val="24"/>
+                <w:szCs w:val="24"/>
+                <w:lang w:val="en-GB" w:eastAsia="en-GB" w:bidi="ar-SA"/>
+                <w14:ligatures w14:val="none"/>
+              </w:rPr>
+            </w:pPr>
+            <w:r>
+              <w:rPr>
+                <w:rFonts w:ascii="Times New Roman" w:eastAsia="Times New Roman" w:hAnsi="Times New Roman" w:cs="Times New Roman"/>
+                <w:kern w:val="0"/>
+                <w:sz w:val="24"/>
+                <w:szCs w:val="24"/>
+                <w:lang w:val="en-GB" w:eastAsia="en-GB" w:bidi="ar-SA"/>
+                <w14:ligatures w14:val="none"/>
+              </w:rPr>
+              <w:t>RAM Governance Portal</w:t>
+            </w:r>
+          </w:p>
+        </w:tc>
+      </w:tr>
+      <w:tr>
+        <w:tc>
+          <w:tcPr>
+            <w:cnfStyle w:val="001000000000" w:firstRow="0" w:lastRow="0" w:firstColumn="1" w:lastColumn="0" w:oddVBand="0" w:evenVBand="0" w:oddHBand="0" w:evenHBand="0" w:firstRowFirstColumn="0" w:firstRowLastColumn="0" w:lastRowFirstColumn="0" w:lastRowLastColumn="0"/>
+            <w:tcW w:w="2605" w:type="dxa"/>
+            <w:hideMark/>
+          </w:tcPr>
+          <w:p>
+            <w:pPr>
+              <w:rPr>
+                <w:rFonts w:ascii="Times New Roman" w:eastAsia="Times New Roman" w:hAnsi="Times New Roman" w:cs="Times New Roman"/>
+                <w:kern w:val="0"/>
+                <w:sz w:val="24"/>
+                <w:szCs w:val="24"/>
+                <w:lang w:val="en-GB" w:eastAsia="en-GB" w:bidi="ar-SA"/>
+                <w14:ligatures w14:val="none"/>
+              </w:rPr>
+            </w:pPr>
+            <w:r>
+              <w:rPr>
+                <w:rFonts w:ascii="Times New Roman" w:eastAsia="Times New Roman" w:hAnsi="Times New Roman" w:cs="Times New Roman"/>
+                <w:kern w:val="0"/>
+                <w:sz w:val="24"/>
+                <w:szCs w:val="24"/>
+                <w:lang w:val="en-GB" w:eastAsia="en-GB" w:bidi="ar-SA"/>
+                <w14:ligatures w14:val="none"/>
+              </w:rPr>
+              <w:t>Document Title</w:t>
+            </w:r>
+          </w:p>
+        </w:tc>
+        <w:tc>
+          <w:tcPr>
+            <w:tcW w:w="6480" w:type="dxa"/>
+            <w:hideMark/>
+          </w:tcPr>
+          <w:p>
+            <w:pPr>
+              <w:cnfStyle w:val="000000000000" w:firstRow="0" w:lastRow="0" w:firstColumn="0" w:lastColumn="0" w:oddVBand="0" w:evenVBand="0" w:oddHBand="0" w:evenHBand="0" w:firstRowFirstColumn="0" w:firstRowLastColumn="0" w:lastRowFirstColumn="0" w:lastRowLastColumn="0"/>
+              <w:rPr>
+                <w:rFonts w:ascii="Times New Roman" w:eastAsia="Times New Roman" w:hAnsi="Times New Roman" w:cs="Times New Roman"/>
+                <w:kern w:val="0"/>
+                <w:sz w:val="24"/>
+                <w:szCs w:val="24"/>
+                <w:lang w:val="en-GB" w:eastAsia="en-GB" w:bidi="ar-SA"/>
+                <w14:ligatures w14:val="none"/>
+              </w:rPr>
+            </w:pPr>
+            <w:r>
+              <w:rPr>
+                <w:rFonts w:ascii="Times New Roman" w:eastAsia="Times New Roman" w:hAnsi="Times New Roman" w:cs="Times New Roman"/>
+                <w:kern w:val="0"/>
+                <w:sz w:val="24"/>
+                <w:szCs w:val="24"/>
+                <w:lang w:val="en-GB" w:eastAsia="en-GB" w:bidi="ar-SA"/>
+                <w14:ligatures w14:val="none"/>
+              </w:rPr>
+              <w:t>09_AI_Knowledge_HUB</w:t>
+            </w:r>
+          </w:p>
+        </w:tc>
+      </w:tr>
+      <w:tr>
+        <w:trPr>
+          <w:cnfStyle w:val="000000100000" w:firstRow="0" w:lastRow="0" w:firstColumn="0" w:lastColumn="0" w:oddVBand="0" w:evenVBand="0" w:oddHBand="1" w:evenHBand="0" w:firstRowFirstColumn="0" w:firstRowLastColumn="0" w:lastRowFirstColumn="0" w:lastRowLastColumn="0"/>
+        </w:trPr>
+        <w:tc>
+          <w:tcPr>
+            <w:cnfStyle w:val="001000000000" w:firstRow="0" w:lastRow="0" w:firstColumn="1" w:lastColumn="0" w:oddVBand="0" w:evenVBand="0" w:oddHBand="0" w:evenHBand="0" w:firstRowFirstColumn="0" w:firstRowLastColumn="0" w:lastRowFirstColumn="0" w:lastRowLastColumn="0"/>
+            <w:tcW w:w="2605" w:type="dxa"/>
+            <w:hideMark/>
+          </w:tcPr>
+          <w:p>
+            <w:pPr>
+              <w:rPr>
+                <w:rFonts w:ascii="Times New Roman" w:eastAsia="Times New Roman" w:hAnsi="Times New Roman" w:cs="Times New Roman"/>
+                <w:kern w:val="0"/>
+                <w:sz w:val="24"/>
+                <w:szCs w:val="24"/>
+                <w:lang w:val="en-GB" w:eastAsia="en-GB" w:bidi="ar-SA"/>
+                <w14:ligatures w14:val="none"/>
+              </w:rPr>
+            </w:pPr>
+            <w:r>
+              <w:rPr>
+                <w:rFonts w:ascii="Times New Roman" w:eastAsia="Times New Roman" w:hAnsi="Times New Roman" w:cs="Times New Roman"/>
+                <w:kern w:val="0"/>
+                <w:sz w:val="24"/>
+                <w:szCs w:val="24"/>
+                <w:lang w:val="en-GB" w:eastAsia="en-GB" w:bidi="ar-SA"/>
+                <w14:ligatures w14:val="none"/>
+              </w:rPr>
+              <w:t>Document Code</w:t>
+            </w:r>
+          </w:p>
+        </w:tc>
+        <w:tc>
+          <w:tcPr>
+            <w:tcW w:w="6480" w:type="dxa"/>
+            <w:hideMark/>
+          </w:tcPr>
+          <w:p>
+            <w:pPr>
+              <w:cnfStyle w:val="000000100000" w:firstRow="0" w:lastRow="0" w:firstColumn="0" w:lastColumn="0" w:oddVBand="0" w:evenVBand="0" w:oddHBand="1" w:evenHBand="0" w:firstRowFirstColumn="0" w:firstRowLastColumn="0" w:lastRowFirstColumn="0" w:lastRowLastColumn="0"/>
+              <w:rPr>
+                <w:rFonts w:ascii="Times New Roman" w:eastAsia="Times New Roman" w:hAnsi="Times New Roman" w:cs="Times New Roman"/>
+                <w:kern w:val="0"/>
+                <w:sz w:val="24"/>
+                <w:szCs w:val="24"/>
+                <w:lang w:val="en-GB" w:eastAsia="en-GB" w:bidi="ar-SA"/>
+                <w14:ligatures w14:val="none"/>
+              </w:rPr>
+            </w:pPr>
+            <w:r>
+              <w:rPr>
+                <w:rFonts w:ascii="Times New Roman" w:eastAsia="Times New Roman" w:hAnsi="Times New Roman" w:cs="Times New Roman"/>
+                <w:kern w:val="0"/>
+                <w:sz w:val="24"/>
+                <w:szCs w:val="24"/>
+                <w:lang w:val="en-GB" w:eastAsia="en-GB" w:bidi="ar-SA"/>
+                <w14:ligatures w14:val="none"/>
+              </w:rPr>
+              <w:t>RAM-PROC-013</w:t>
+            </w:r>
+          </w:p>
+        </w:tc>
+      </w:tr>
+      <w:tr>
+        <w:tc>
+          <w:tcPr>
+            <w:cnfStyle w:val="001000000000" w:firstRow="0" w:lastRow="0" w:firstColumn="1" w:lastColumn="0" w:oddVBand="0" w:evenVBand="0" w:oddHBand="0" w:evenHBand="0" w:firstRowFirstColumn="0" w:firstRowLastColumn="0" w:lastRowFirstColumn="0" w:lastRowLastColumn="0"/>
+            <w:tcW w:w="2605" w:type="dxa"/>
+            <w:hideMark/>
+          </w:tcPr>
+          <w:p>
+            <w:pPr>
+              <w:rPr>
+                <w:rFonts w:ascii="Times New Roman" w:eastAsia="Times New Roman" w:hAnsi="Times New Roman" w:cs="Times New Roman"/>
+                <w:kern w:val="0"/>
+                <w:sz w:val="24"/>
+                <w:szCs w:val="24"/>
+                <w:lang w:val="en-GB" w:eastAsia="en-GB" w:bidi="ar-SA"/>
+                <w14:ligatures w14:val="none"/>
+              </w:rPr>
+            </w:pPr>
+            <w:r>
+              <w:rPr>
+                <w:rFonts w:ascii="Times New Roman" w:eastAsia="Times New Roman" w:hAnsi="Times New Roman" w:cs="Times New Roman"/>
+                <w:kern w:val="0"/>
+                <w:sz w:val="24"/>
+                <w:szCs w:val="24"/>
+                <w:lang w:val="en-GB" w:eastAsia="en-GB" w:bidi="ar-SA"/>
+                <w14:ligatures w14:val="none"/>
+              </w:rPr>
+              <w:t>Process Area</w:t>
+            </w:r>
+          </w:p>
+        </w:tc>
+        <w:tc>
+          <w:tcPr>
+            <w:tcW w:w="6480" w:type="dxa"/>
+            <w:hideMark/>
+          </w:tcPr>
+          <w:p>
+            <w:pPr>
+              <w:cnfStyle w:val="000000000000" w:firstRow="0" w:lastRow="0" w:firstColumn="0" w:lastColumn="0" w:oddVBand="0" w:evenVBand="0" w:oddHBand="0" w:evenHBand="0" w:firstRowFirstColumn="0" w:firstRowLastColumn="0" w:lastRowFirstColumn="0" w:lastRowLastColumn="0"/>
+              <w:rPr>
+                <w:rFonts w:ascii="Times New Roman" w:eastAsia="Times New Roman" w:hAnsi="Times New Roman" w:cs="Times New Roman"/>
+                <w:kern w:val="0"/>
+                <w:sz w:val="24"/>
+                <w:szCs w:val="24"/>
+                <w:lang w:val="en-GB" w:eastAsia="en-GB" w:bidi="ar-SA"/>
+                <w14:ligatures w14:val="none"/>
+              </w:rPr>
+            </w:pPr>
+            <w:r>
+              <w:rPr>
+                <w:rFonts w:ascii="Times New Roman" w:eastAsia="Times New Roman" w:hAnsi="Times New Roman" w:cs="Times New Roman"/>
+                <w:kern w:val="0"/>
+                <w:sz w:val="24"/>
+                <w:szCs w:val="24"/>
+                <w:lang w:val="en-GB" w:eastAsia="en-GB" w:bidi="ar-SA"/>
+                <w14:ligatures w14:val="none"/>
+              </w:rPr>
+              <w:t>09_AI_Knowledge_HUB</w:t>
+            </w:r>
+          </w:p>
+        </w:tc>
+      </w:tr>
+      <w:tr>
+        <w:trPr>
+          <w:cnfStyle w:val="000000100000" w:firstRow="0" w:lastRow="0" w:firstColumn="0" w:lastColumn="0" w:oddVBand="0" w:evenVBand="0" w:oddHBand="1" w:evenHBand="0" w:firstRowFirstColumn="0" w:firstRowLastColumn="0" w:lastRowFirstColumn="0" w:lastRowLastColumn="0"/>
+        </w:trPr>
+        <w:tc>
+          <w:tcPr>
+            <w:cnfStyle w:val="001000000000" w:firstRow="0" w:lastRow="0" w:firstColumn="1" w:lastColumn="0" w:oddVBand="0" w:evenVBand="0" w:oddHBand="0" w:evenHBand="0" w:firstRowFirstColumn="0" w:firstRowLastColumn="0" w:lastRowFirstColumn="0" w:lastRowLastColumn="0"/>
+            <w:tcW w:w="2605" w:type="dxa"/>
+            <w:hideMark/>
+          </w:tcPr>
+          <w:p>
+            <w:pPr>
+              <w:rPr>
+                <w:rFonts w:ascii="Times New Roman" w:eastAsia="Times New Roman" w:hAnsi="Times New Roman" w:cs="Times New Roman"/>
+                <w:kern w:val="0"/>
+                <w:sz w:val="24"/>
+                <w:szCs w:val="24"/>
+                <w:lang w:val="en-GB" w:eastAsia="en-GB" w:bidi="ar-SA"/>
+                <w14:ligatures w14:val="none"/>
+              </w:rPr>
+            </w:pPr>
+            <w:r>
+              <w:rPr>
+                <w:rFonts w:ascii="Times New Roman" w:eastAsia="Times New Roman" w:hAnsi="Times New Roman" w:cs="Times New Roman"/>
+                <w:kern w:val="0"/>
+                <w:sz w:val="24"/>
+                <w:szCs w:val="24"/>
+                <w:lang w:val="en-GB" w:eastAsia="en-GB" w:bidi="ar-SA"/>
+                <w14:ligatures w14:val="none"/>
+              </w:rPr>
+              <w:t>Document Type</w:t>
+            </w:r>
+          </w:p>
+        </w:tc>
+        <w:tc>
+          <w:tcPr>
+            <w:tcW w:w="6480" w:type="dxa"/>
+            <w:hideMark/>
+          </w:tcPr>
+          <w:p>
+            <w:pPr>
+              <w:cnfStyle w:val="000000100000" w:firstRow="0" w:lastRow="0" w:firstColumn="0" w:lastColumn="0" w:oddVBand="0" w:evenVBand="0" w:oddHBand="1" w:evenHBand="0" w:firstRowFirstColumn="0" w:firstRowLastColumn="0" w:lastRowFirstColumn="0" w:lastRowLastColumn="0"/>
+              <w:rPr>
+                <w:rFonts w:ascii="Times New Roman" w:eastAsia="Times New Roman" w:hAnsi="Times New Roman" w:cs="Times New Roman"/>
+                <w:kern w:val="0"/>
+                <w:sz w:val="24"/>
+                <w:szCs w:val="24"/>
+                <w:lang w:val="en-GB" w:eastAsia="en-GB" w:bidi="ar-SA"/>
+                <w14:ligatures w14:val="none"/>
+              </w:rPr>
+            </w:pPr>
+            <w:r>
+              <w:rPr>
+                <w:rFonts w:ascii="Times New Roman" w:eastAsia="Times New Roman" w:hAnsi="Times New Roman" w:cs="Times New Roman"/>
+                <w:kern w:val="0"/>
+                <w:sz w:val="24"/>
+                <w:szCs w:val="24"/>
+                <w:lang w:val="en-GB" w:eastAsia="en-GB" w:bidi="ar-SA"/>
+                <w14:ligatures w14:val="none"/>
+              </w:rPr>
+              <w:t>Procedure</w:t>
+            </w:r>
+          </w:p>
+        </w:tc>
+      </w:tr>
+      <w:tr>
+        <w:tc>
+          <w:tcPr>
+            <w:cnfStyle w:val="001000000000" w:firstRow="0" w:lastRow="0" w:firstColumn="1" w:lastColumn="0" w:oddVBand="0" w:evenVBand="0" w:oddHBand="0" w:evenHBand="0" w:firstRowFirstColumn="0" w:firstRowLastColumn="0" w:lastRowFirstColumn="0" w:lastRowLastColumn="0"/>
+            <w:tcW w:w="2605" w:type="dxa"/>
+            <w:hideMark/>
+          </w:tcPr>
+          <w:p>
+            <w:pPr>
+              <w:rPr>
+                <w:rFonts w:ascii="Times New Roman" w:eastAsia="Times New Roman" w:hAnsi="Times New Roman" w:cs="Times New Roman"/>
+                <w:kern w:val="0"/>
+                <w:sz w:val="24"/>
+                <w:szCs w:val="24"/>
+                <w:lang w:val="en-GB" w:eastAsia="en-GB" w:bidi="ar-SA"/>
+                <w14:ligatures w14:val="none"/>
+              </w:rPr>
+            </w:pPr>
+            <w:r>
+              <w:rPr>
+                <w:rFonts w:ascii="Times New Roman" w:eastAsia="Times New Roman" w:hAnsi="Times New Roman" w:cs="Times New Roman"/>
+                <w:kern w:val="0"/>
+                <w:sz w:val="24"/>
+                <w:szCs w:val="24"/>
+                <w:lang w:val="en-GB" w:eastAsia="en-GB" w:bidi="ar-SA"/>
+                <w14:ligatures w14:val="none"/>
+              </w:rPr>
+              <w:t>Version</w:t>
+            </w:r>
+          </w:p>
+        </w:tc>
+        <w:tc>
+          <w:tcPr>
+            <w:tcW w:w="6480" w:type="dxa"/>
+            <w:hideMark/>
+          </w:tcPr>
+          <w:p>
+            <w:pPr>
+              <w:cnfStyle w:val="000000000000" w:firstRow="0" w:lastRow="0" w:firstColumn="0" w:lastColumn="0" w:oddVBand="0" w:evenVBand="0" w:oddHBand="0" w:evenHBand="0" w:firstRowFirstColumn="0" w:firstRowLastColumn="0" w:lastRowFirstColumn="0" w:lastRowLastColumn="0"/>
+              <w:rPr>
+                <w:rFonts w:ascii="Times New Roman" w:eastAsia="Times New Roman" w:hAnsi="Times New Roman" w:cs="Times New Roman"/>
+                <w:kern w:val="0"/>
+                <w:sz w:val="24"/>
+                <w:szCs w:val="24"/>
+                <w:lang w:val="en-GB" w:eastAsia="en-GB" w:bidi="ar-SA"/>
+                <w14:ligatures w14:val="none"/>
+              </w:rPr>
+            </w:pPr>
+            <w:r>
+              <w:rPr>
+                <w:rFonts w:ascii="Times New Roman" w:eastAsia="Times New Roman" w:hAnsi="Times New Roman" w:cs="Times New Roman"/>
+                <w:kern w:val="0"/>
+                <w:sz w:val="24"/>
+                <w:szCs w:val="24"/>
+                <w:lang w:val="en-GB" w:eastAsia="en-GB" w:bidi="ar-SA"/>
+                <w14:ligatures w14:val="none"/>
+              </w:rPr>
+              <w:t>1.0</w:t>
+            </w:r>
+          </w:p>
+        </w:tc>
+      </w:tr>
+      <w:tr>
+        <w:trPr>
+          <w:cnfStyle w:val="000000100000" w:firstRow="0" w:lastRow="0" w:firstColumn="0" w:lastColumn="0" w:oddVBand="0" w:evenVBand="0" w:oddHBand="1" w:evenHBand="0" w:firstRowFirstColumn="0" w:firstRowLastColumn="0" w:lastRowFirstColumn="0" w:lastRowLastColumn="0"/>
+        </w:trPr>
+        <w:tc>
+          <w:tcPr>
+            <w:cnfStyle w:val="001000000000" w:firstRow="0" w:lastRow="0" w:firstColumn="1" w:lastColumn="0" w:oddVBand="0" w:evenVBand="0" w:oddHBand="0" w:evenHBand="0" w:firstRowFirstColumn="0" w:firstRowLastColumn="0" w:lastRowFirstColumn="0" w:lastRowLastColumn="0"/>
+            <w:tcW w:w="2605" w:type="dxa"/>
+            <w:hideMark/>
+          </w:tcPr>
+          <w:p>
+            <w:pPr>
+              <w:rPr>
+                <w:rFonts w:ascii="Times New Roman" w:eastAsia="Times New Roman" w:hAnsi="Times New Roman" w:cs="Times New Roman"/>
+                <w:kern w:val="0"/>
+                <w:sz w:val="24"/>
+                <w:szCs w:val="24"/>
+                <w:lang w:val="en-GB" w:eastAsia="en-GB" w:bidi="ar-SA"/>
+                <w14:ligatures w14:val="none"/>
+              </w:rPr>
+            </w:pPr>
+            <w:r>
+              <w:rPr>
+                <w:rFonts w:ascii="Times New Roman" w:eastAsia="Times New Roman" w:hAnsi="Times New Roman" w:cs="Times New Roman"/>
+                <w:kern w:val="0"/>
+                <w:sz w:val="24"/>
+                <w:szCs w:val="24"/>
+                <w:lang w:val="en-GB" w:eastAsia="en-GB" w:bidi="ar-SA"/>
+                <w14:ligatures w14:val="none"/>
+              </w:rPr>
+              <w:t>Effective Date</w:t>
+            </w:r>
+          </w:p>
+        </w:tc>
+        <w:tc>
+          <w:tcPr>
+            <w:tcW w:w="6480" w:type="dxa"/>
+            <w:hideMark/>
+          </w:tcPr>
+          <w:p>
+            <w:pPr>
+              <w:cnfStyle w:val="000000100000" w:firstRow="0" w:lastRow="0" w:firstColumn="0" w:lastColumn="0" w:oddVBand="0" w:evenVBand="0" w:oddHBand="1" w:evenHBand="0" w:firstRowFirstColumn="0" w:firstRowLastColumn="0" w:lastRowFirstColumn="0" w:lastRowLastColumn="0"/>
+              <w:rPr>
+                <w:rFonts w:ascii="Times New Roman" w:eastAsia="Times New Roman" w:hAnsi="Times New Roman" w:cs="Times New Roman"/>
+                <w:kern w:val="0"/>
+                <w:sz w:val="24"/>
+                <w:szCs w:val="24"/>
+                <w:lang w:val="en-GB" w:eastAsia="en-GB" w:bidi="ar-SA"/>
+                <w14:ligatures w14:val="none"/>
+              </w:rPr>
+            </w:pPr>
+            <w:r>
+              <w:rPr>
+                <w:rFonts w:ascii="Times New Roman" w:eastAsia="Times New Roman" w:hAnsi="Times New Roman" w:cs="Times New Roman"/>
+                <w:kern w:val="0"/>
+                <w:sz w:val="24"/>
+                <w:szCs w:val="24"/>
+                <w:lang w:val="en-GB" w:eastAsia="en-GB" w:bidi="ar-SA"/>
+                <w14:ligatures w14:val="none"/>
+              </w:rPr>
+              <w:t>01 Jan 2026</w:t>
+            </w:r>
+          </w:p>
+        </w:tc>
+      </w:tr>
+      <w:tr>
+        <w:tc>
+          <w:tcPr>
+            <w:cnfStyle w:val="001000000000" w:firstRow="0" w:lastRow="0" w:firstColumn="1" w:lastColumn="0" w:oddVBand="0" w:evenVBand="0" w:oddHBand="0" w:evenHBand="0" w:firstRowFirstColumn="0" w:firstRowLastColumn="0" w:lastRowFirstColumn="0" w:lastRowLastColumn="0"/>
+            <w:tcW w:w="2605" w:type="dxa"/>
+            <w:hideMark/>
+          </w:tcPr>
+          <w:p>
+            <w:pPr>
+              <w:rPr>
+                <w:rFonts w:ascii="Times New Roman" w:eastAsia="Times New Roman" w:hAnsi="Times New Roman" w:cs="Times New Roman"/>
+                <w:kern w:val="0"/>
+                <w:sz w:val="24"/>
+                <w:szCs w:val="24"/>
+                <w:lang w:val="en-GB" w:eastAsia="en-GB" w:bidi="ar-SA"/>
+                <w14:ligatures w14:val="none"/>
+              </w:rPr>
+            </w:pPr>
+            <w:r>
+              <w:rPr>
+                <w:rFonts w:ascii="Times New Roman" w:eastAsia="Times New Roman" w:hAnsi="Times New Roman" w:cs="Times New Roman"/>
+                <w:kern w:val="0"/>
+                <w:sz w:val="24"/>
+                <w:szCs w:val="24"/>
+                <w:lang w:val="en-GB" w:eastAsia="en-GB" w:bidi="ar-SA"/>
+                <w14:ligatures w14:val="none"/>
+              </w:rPr>
+              <w:t>Review Cycle</w:t>
+            </w:r>
+          </w:p>
+        </w:tc>
+        <w:tc>
+          <w:tcPr>
+            <w:tcW w:w="6480" w:type="dxa"/>
+            <w:hideMark/>
+          </w:tcPr>
+          <w:p>
+            <w:pPr>
+              <w:cnfStyle w:val="000000000000" w:firstRow="0" w:lastRow="0" w:firstColumn="0" w:lastColumn="0" w:oddVBand="0" w:evenVBand="0" w:oddHBand="0" w:evenHBand="0" w:firstRowFirstColumn="0" w:firstRowLastColumn="0" w:lastRowFirstColumn="0" w:lastRowLastColumn="0"/>
+              <w:rPr>
+                <w:rFonts w:ascii="Times New Roman" w:eastAsia="Times New Roman" w:hAnsi="Times New Roman" w:cs="Times New Roman"/>
+                <w:kern w:val="0"/>
+                <w:sz w:val="24"/>
+                <w:szCs w:val="24"/>
+                <w:lang w:val="en-GB" w:eastAsia="en-GB" w:bidi="ar-SA"/>
+                <w14:ligatures w14:val="none"/>
+              </w:rPr>
+            </w:pPr>
+            <w:r>
+              <w:rPr>
+                <w:rFonts w:ascii="Times New Roman" w:eastAsia="Times New Roman" w:hAnsi="Times New Roman" w:cs="Times New Roman"/>
+                <w:kern w:val="0"/>
+                <w:sz w:val="24"/>
+                <w:szCs w:val="24"/>
+                <w:lang w:val="en-GB" w:eastAsia="en-GB" w:bidi="ar-SA"/>
+                <w14:ligatures w14:val="none"/>
+              </w:rPr>
+              <w:t>Annual</w:t>
+            </w:r>
+          </w:p>
+        </w:tc>
+      </w:tr>
+      <w:tr>
+        <w:trPr>
+          <w:cnfStyle w:val="000000100000" w:firstRow="0" w:lastRow="0" w:firstColumn="0" w:lastColumn="0" w:oddVBand="0" w:evenVBand="0" w:oddHBand="1" w:evenHBand="0" w:firstRowFirstColumn="0" w:firstRowLastColumn="0" w:lastRowFirstColumn="0" w:lastRowLastColumn="0"/>
+        </w:trPr>
+        <w:tc>
+          <w:tcPr>
+            <w:cnfStyle w:val="001000000000" w:firstRow="0" w:lastRow="0" w:firstColumn="1" w:lastColumn="0" w:oddVBand="0" w:evenVBand="0" w:oddHBand="0" w:evenHBand="0" w:firstRowFirstColumn="0" w:firstRowLastColumn="0" w:lastRowFirstColumn="0" w:lastRowLastColumn="0"/>
+            <w:tcW w:w="2605" w:type="dxa"/>
+            <w:hideMark/>
+          </w:tcPr>
+          <w:p>
+            <w:pPr>
+              <w:rPr>
+                <w:rFonts w:ascii="Times New Roman" w:eastAsia="Times New Roman" w:hAnsi="Times New Roman" w:cs="Times New Roman"/>
+                <w:kern w:val="0"/>
+                <w:sz w:val="24"/>
+                <w:szCs w:val="24"/>
+                <w:lang w:val="en-GB" w:eastAsia="en-GB" w:bidi="ar-SA"/>
+                <w14:ligatures w14:val="none"/>
+              </w:rPr>
+            </w:pPr>
+            <w:r>
+              <w:rPr>
+                <w:rFonts w:ascii="Times New Roman" w:eastAsia="Times New Roman" w:hAnsi="Times New Roman" w:cs="Times New Roman"/>
+                <w:kern w:val="0"/>
+                <w:sz w:val="24"/>
+                <w:szCs w:val="24"/>
+                <w:lang w:val="en-GB" w:eastAsia="en-GB" w:bidi="ar-SA"/>
+                <w14:ligatures w14:val="none"/>
+              </w:rPr>
+              <w:t>Owner</w:t>
+            </w:r>
+          </w:p>
+        </w:tc>
+        <w:tc>
+          <w:tcPr>
+            <w:tcW w:w="6480" w:type="dxa"/>
+            <w:hideMark/>
+          </w:tcPr>
+          <w:p>
+            <w:pPr>
+              <w:cnfStyle w:val="000000100000" w:firstRow="0" w:lastRow="0" w:firstColumn="0" w:lastColumn="0" w:oddVBand="0" w:evenVBand="0" w:oddHBand="1" w:evenHBand="0" w:firstRowFirstColumn="0" w:firstRowLastColumn="0" w:lastRowFirstColumn="0" w:lastRowLastColumn="0"/>
+              <w:rPr>
+                <w:rFonts w:ascii="Times New Roman" w:eastAsia="Times New Roman" w:hAnsi="Times New Roman" w:cs="Times New Roman"/>
+                <w:kern w:val="0"/>
+                <w:sz w:val="24"/>
+                <w:szCs w:val="24"/>
+                <w:lang w:val="en-GB" w:eastAsia="en-GB" w:bidi="ar-SA"/>
+                <w14:ligatures w14:val="none"/>
+              </w:rPr>
+            </w:pPr>
+            <w:r>
+              <w:rPr>
+                <w:rFonts w:ascii="Times New Roman" w:eastAsia="Times New Roman" w:hAnsi="Times New Roman" w:cs="Times New Roman"/>
+                <w:kern w:val="0"/>
+                <w:sz w:val="24"/>
+                <w:szCs w:val="24"/>
+                <w:lang w:val="en-GB" w:eastAsia="en-GB" w:bidi="ar-SA"/>
+                <w14:ligatures w14:val="none"/>
+              </w:rPr>
+              <w:t>Head of</w:t>
+            </w:r>
+            <w:r>
+              <w:rPr>
+                <w:rFonts w:ascii="Times New Roman" w:eastAsia="Times New Roman" w:hAnsi="Times New Roman" w:cs="Times New Roman"/>
+                <w:kern w:val="0"/>
+                <w:sz w:val="24"/>
+                <w:szCs w:val="24"/>
+                <w:lang w:val="en-GB" w:eastAsia="en-GB" w:bidi="ar-SA"/>
+                <w14:ligatures w14:val="none"/>
+              </w:rPr>
+              <w:t xml:space="preserve"> IT</w:t>
+            </w:r>
+          </w:p>
+        </w:tc>
+      </w:tr>
+      <w:tr>
+        <w:tc>
+          <w:tcPr>
+            <w:cnfStyle w:val="001000000000" w:firstRow="0" w:lastRow="0" w:firstColumn="1" w:lastColumn="0" w:oddVBand="0" w:evenVBand="0" w:oddHBand="0" w:evenHBand="0" w:firstRowFirstColumn="0" w:firstRowLastColumn="0" w:lastRowFirstColumn="0" w:lastRowLastColumn="0"/>
+            <w:tcW w:w="2605" w:type="dxa"/>
+            <w:hideMark/>
+          </w:tcPr>
+          <w:p>
+            <w:pPr>
+              <w:rPr>
+                <w:rFonts w:ascii="Times New Roman" w:eastAsia="Times New Roman" w:hAnsi="Times New Roman" w:cs="Times New Roman"/>
+                <w:kern w:val="0"/>
+                <w:sz w:val="24"/>
+                <w:szCs w:val="24"/>
+                <w:lang w:val="en-GB" w:eastAsia="en-GB" w:bidi="ar-SA"/>
+                <w14:ligatures w14:val="none"/>
+              </w:rPr>
+            </w:pPr>
+            <w:r>
+              <w:rPr>
+                <w:rFonts w:ascii="Times New Roman" w:eastAsia="Times New Roman" w:hAnsi="Times New Roman" w:cs="Times New Roman"/>
+                <w:kern w:val="0"/>
+                <w:sz w:val="24"/>
+                <w:szCs w:val="24"/>
+                <w:lang w:val="en-GB" w:eastAsia="en-GB" w:bidi="ar-SA"/>
+                <w14:ligatures w14:val="none"/>
+              </w:rPr>
+              <w:t>Approved By</w:t>
+            </w:r>
+          </w:p>
+        </w:tc>
+        <w:tc>
+          <w:tcPr>
+            <w:tcW w:w="6480" w:type="dxa"/>
+            <w:hideMark/>
+          </w:tcPr>
+          <w:p>
+            <w:pPr>
+              <w:cnfStyle w:val="000000000000" w:firstRow="0" w:lastRow="0" w:firstColumn="0" w:lastColumn="0" w:oddVBand="0" w:evenVBand="0" w:oddHBand="0" w:evenHBand="0" w:firstRowFirstColumn="0" w:firstRowLastColumn="0" w:lastRowFirstColumn="0" w:lastRowLastColumn="0"/>
+              <w:rPr>
+                <w:rFonts w:ascii="Times New Roman" w:eastAsia="Times New Roman" w:hAnsi="Times New Roman" w:cs="Times New Roman"/>
+                <w:kern w:val="0"/>
+                <w:sz w:val="24"/>
+                <w:szCs w:val="24"/>
+                <w:lang w:val="en-GB" w:eastAsia="en-GB" w:bidi="ar-SA"/>
+                <w14:ligatures w14:val="none"/>
+              </w:rPr>
+            </w:pPr>
+            <w:r>
+              <w:rPr>
+                <w:rFonts w:ascii="Times New Roman" w:eastAsia="Times New Roman" w:hAnsi="Times New Roman" w:cs="Times New Roman"/>
+                <w:kern w:val="0"/>
+                <w:sz w:val="24"/>
+                <w:szCs w:val="24"/>
+                <w:lang w:val="en-GB" w:eastAsia="en-GB" w:bidi="ar-SA"/>
+                <w14:ligatures w14:val="none"/>
+              </w:rPr>
+              <w:t>CEO / Board</w:t>
+            </w:r>
+          </w:p>
+        </w:tc>
+      </w:tr>
+      <w:tr>
+        <w:trPr>
+          <w:cnfStyle w:val="000000100000" w:firstRow="0" w:lastRow="0" w:firstColumn="0" w:lastColumn="0" w:oddVBand="0" w:evenVBand="0" w:oddHBand="1" w:evenHBand="0" w:firstRowFirstColumn="0" w:firstRowLastColumn="0" w:lastRowFirstColumn="0" w:lastRowLastColumn="0"/>
+        </w:trPr>
+        <w:tc>
+          <w:tcPr>
+            <w:cnfStyle w:val="001000000000" w:firstRow="0" w:lastRow="0" w:firstColumn="1" w:lastColumn="0" w:oddVBand="0" w:evenVBand="0" w:oddHBand="0" w:evenHBand="0" w:firstRowFirstColumn="0" w:firstRowLastColumn="0" w:lastRowFirstColumn="0" w:lastRowLastColumn="0"/>
+            <w:tcW w:w="2605" w:type="dxa"/>
+            <w:hideMark/>
+          </w:tcPr>
+          <w:p>
+            <w:pPr>
+              <w:rPr>
+                <w:rFonts w:ascii="Times New Roman" w:eastAsia="Times New Roman" w:hAnsi="Times New Roman" w:cs="Times New Roman"/>
+                <w:kern w:val="0"/>
+                <w:sz w:val="24"/>
+                <w:szCs w:val="24"/>
+                <w:lang w:val="en-GB" w:eastAsia="en-GB" w:bidi="ar-SA"/>
+                <w14:ligatures w14:val="none"/>
+              </w:rPr>
+            </w:pPr>
+            <w:r>
+              <w:rPr>
+                <w:rFonts w:ascii="Times New Roman" w:eastAsia="Times New Roman" w:hAnsi="Times New Roman" w:cs="Times New Roman"/>
+                <w:kern w:val="0"/>
+                <w:sz w:val="24"/>
+                <w:szCs w:val="24"/>
+                <w:lang w:val="en-GB" w:eastAsia="en-GB" w:bidi="ar-SA"/>
+                <w14:ligatures w14:val="none"/>
+              </w:rPr>
+              <w:t>Prepared By</w:t>
+            </w:r>
+          </w:p>
+        </w:tc>
+        <w:tc>
+          <w:tcPr>
+            <w:tcW w:w="6480" w:type="dxa"/>
+            <w:hideMark/>
+          </w:tcPr>
+          <w:p>
+            <w:pPr>
+              <w:cnfStyle w:val="000000100000" w:firstRow="0" w:lastRow="0" w:firstColumn="0" w:lastColumn="0" w:oddVBand="0" w:evenVBand="0" w:oddHBand="1" w:evenHBand="0" w:firstRowFirstColumn="0" w:firstRowLastColumn="0" w:lastRowFirstColumn="0" w:lastRowLastColumn="0"/>
+              <w:rPr>
+                <w:rFonts w:ascii="Times New Roman" w:eastAsia="Times New Roman" w:hAnsi="Times New Roman" w:cs="Times New Roman"/>
+                <w:kern w:val="0"/>
+                <w:sz w:val="24"/>
+                <w:szCs w:val="24"/>
+                <w:lang w:val="en-GB" w:eastAsia="en-GB" w:bidi="ar-SA"/>
+                <w14:ligatures w14:val="none"/>
+              </w:rPr>
+            </w:pPr>
+            <w:r>
+              <w:rPr>
+                <w:rFonts w:ascii="Times New Roman" w:eastAsia="Times New Roman" w:hAnsi="Times New Roman" w:cs="Times New Roman"/>
+                <w:kern w:val="0"/>
+                <w:sz w:val="24"/>
+                <w:szCs w:val="24"/>
+                <w:lang w:val="en-GB" w:eastAsia="en-GB" w:bidi="ar-SA"/>
+                <w14:ligatures w14:val="none"/>
+              </w:rPr>
+              <w:t>Governance Office</w:t>
+            </w:r>
+          </w:p>
+        </w:tc>
+      </w:tr>
+      <w:tr>
+        <w:tc>
+          <w:tcPr>
+            <w:cnfStyle w:val="001000000000" w:firstRow="0" w:lastRow="0" w:firstColumn="1" w:lastColumn="0" w:oddVBand="0" w:evenVBand="0" w:oddHBand="0" w:evenHBand="0" w:firstRowFirstColumn="0" w:firstRowLastColumn="0" w:lastRowFirstColumn="0" w:lastRowLastColumn="0"/>
+            <w:tcW w:w="2605" w:type="dxa"/>
+            <w:hideMark/>
+          </w:tcPr>
+          <w:p>
+            <w:pPr>
+              <w:rPr>
+                <w:rFonts w:ascii="Times New Roman" w:eastAsia="Times New Roman" w:hAnsi="Times New Roman" w:cs="Times New Roman"/>
+                <w:kern w:val="0"/>
+                <w:sz w:val="24"/>
+                <w:szCs w:val="24"/>
+                <w:lang w:val="en-GB" w:eastAsia="en-GB" w:bidi="ar-SA"/>
+                <w14:ligatures w14:val="none"/>
+              </w:rPr>
+            </w:pPr>
+            <w:r>
+              <w:rPr>
+                <w:rFonts w:ascii="Times New Roman" w:eastAsia="Times New Roman" w:hAnsi="Times New Roman" w:cs="Times New Roman"/>
+                <w:kern w:val="0"/>
+                <w:sz w:val="24"/>
+                <w:szCs w:val="24"/>
+                <w:lang w:val="en-GB" w:eastAsia="en-GB" w:bidi="ar-SA"/>
+                <w14:ligatures w14:val="none"/>
+              </w:rPr>
+              <w:t>Classification</w:t>
+            </w:r>
+          </w:p>
+        </w:tc>
+        <w:tc>
+          <w:tcPr>
+            <w:tcW w:w="6480" w:type="dxa"/>
+            <w:hideMark/>
+          </w:tcPr>
+          <w:p>
+            <w:pPr>
+              <w:cnfStyle w:val="000000000000" w:firstRow="0" w:lastRow="0" w:firstColumn="0" w:lastColumn="0" w:oddVBand="0" w:evenVBand="0" w:oddHBand="0" w:evenHBand="0" w:firstRowFirstColumn="0" w:firstRowLastColumn="0" w:lastRowFirstColumn="0" w:lastRowLastColumn="0"/>
+              <w:rPr>
+                <w:rFonts w:ascii="Times New Roman" w:eastAsia="Times New Roman" w:hAnsi="Times New Roman" w:cs="Times New Roman"/>
+                <w:kern w:val="0"/>
+                <w:sz w:val="24"/>
+                <w:szCs w:val="24"/>
+                <w:lang w:val="en-GB" w:eastAsia="en-GB" w:bidi="ar-SA"/>
+                <w14:ligatures w14:val="none"/>
+              </w:rPr>
+            </w:pPr>
+            <w:r>
+              <w:rPr>
+                <w:rFonts w:ascii="Times New Roman" w:eastAsia="Times New Roman" w:hAnsi="Times New Roman" w:cs="Times New Roman"/>
+                <w:kern w:val="0"/>
+                <w:sz w:val="24"/>
+                <w:szCs w:val="24"/>
+                <w:lang w:val="en-GB" w:eastAsia="en-GB" w:bidi="ar-SA"/>
+                <w14:ligatures w14:val="none"/>
+              </w:rPr>
+              <w:t>Internal</w:t>
+            </w:r>
+          </w:p>
+        </w:tc>
+      </w:tr>
+      <w:tr>
+        <w:trPr>
+          <w:cnfStyle w:val="000000100000" w:firstRow="0" w:lastRow="0" w:firstColumn="0" w:lastColumn="0" w:oddVBand="0" w:evenVBand="0" w:oddHBand="1" w:evenHBand="0" w:firstRowFirstColumn="0" w:firstRowLastColumn="0" w:lastRowFirstColumn="0" w:lastRowLastColumn="0"/>
+        </w:trPr>
+        <w:tc>
+          <w:tcPr>
+            <w:cnfStyle w:val="001000000000" w:firstRow="0" w:lastRow="0" w:firstColumn="1" w:lastColumn="0" w:oddVBand="0" w:evenVBand="0" w:oddHBand="0" w:evenHBand="0" w:firstRowFirstColumn="0" w:firstRowLastColumn="0" w:lastRowFirstColumn="0" w:lastRowLastColumn="0"/>
+            <w:tcW w:w="2605" w:type="dxa"/>
+            <w:hideMark/>
+          </w:tcPr>
+          <w:p>
+            <w:pPr>
+              <w:rPr>
+                <w:rFonts w:ascii="Times New Roman" w:eastAsia="Times New Roman" w:hAnsi="Times New Roman" w:cs="Times New Roman"/>
+                <w:kern w:val="0"/>
+                <w:sz w:val="24"/>
+                <w:szCs w:val="24"/>
+                <w:lang w:val="en-GB" w:eastAsia="en-GB" w:bidi="ar-SA"/>
+                <w14:ligatures w14:val="none"/>
+              </w:rPr>
+            </w:pPr>
+            <w:r>
+              <w:rPr>
+                <w:rFonts w:ascii="Times New Roman" w:eastAsia="Times New Roman" w:hAnsi="Times New Roman" w:cs="Times New Roman"/>
+                <w:kern w:val="0"/>
+                <w:sz w:val="24"/>
+                <w:szCs w:val="24"/>
+                <w:lang w:val="en-GB" w:eastAsia="en-GB" w:bidi="ar-SA"/>
+                <w14:ligatures w14:val="none"/>
+              </w:rPr>
+              <w:t>Next Review</w:t>
+            </w:r>
+          </w:p>
+        </w:tc>
+        <w:tc>
+          <w:tcPr>
+            <w:tcW w:w="6480" w:type="dxa"/>
+            <w:hideMark/>
+          </w:tcPr>
+          <w:p>
+            <w:pPr>
+              <w:cnfStyle w:val="000000100000" w:firstRow="0" w:lastRow="0" w:firstColumn="0" w:lastColumn="0" w:oddVBand="0" w:evenVBand="0" w:oddHBand="1" w:evenHBand="0" w:firstRowFirstColumn="0" w:firstRowLastColumn="0" w:lastRowFirstColumn="0" w:lastRowLastColumn="0"/>
+              <w:rPr>
+                <w:rFonts w:ascii="Times New Roman" w:eastAsia="Times New Roman" w:hAnsi="Times New Roman" w:cs="Times New Roman"/>
+                <w:kern w:val="0"/>
+                <w:sz w:val="24"/>
+                <w:szCs w:val="24"/>
+                <w:lang w:val="en-GB" w:eastAsia="en-GB" w:bidi="ar-SA"/>
+                <w14:ligatures w14:val="none"/>
+              </w:rPr>
+            </w:pPr>
+            <w:r>
+              <w:rPr>
+                <w:rFonts w:ascii="Times New Roman" w:eastAsia="Times New Roman" w:hAnsi="Times New Roman" w:cs="Times New Roman"/>
+                <w:kern w:val="0"/>
+                <w:sz w:val="24"/>
+                <w:szCs w:val="24"/>
+                <w:lang w:val="en-GB" w:eastAsia="en-GB" w:bidi="ar-SA"/>
+                <w14:ligatures w14:val="none"/>
+              </w:rPr>
+              <w:t>Jan 2027</w:t>
+            </w:r>
+          </w:p>
+        </w:tc>
+      </w:tr>
+    </w:tbl>
+    <w:p>
+      <w:pPr>
+        <w:rPr>
+          <w:rFonts w:ascii="Times New Roman" w:eastAsia="Times New Roman" w:hAnsi="Times New Roman" w:cs="Times New Roman"/>
+          <w:kern w:val="0"/>
+          <w:sz w:val="24"/>
+          <w:szCs w:val="24"/>
+          <w:lang w:val="en-GB" w:eastAsia="en-GB" w:bidi="ar-SA"/>
+          <w14:ligatures w14:val="none"/>
+        </w:rPr>
+      </w:pPr>
+    </w:p>
+    <w:p>
+      <w:pPr>
+        <w:rPr>
+          <w:rFonts w:ascii="Times New Roman" w:eastAsia="Times New Roman" w:hAnsi="Times New Roman" w:cs="Times New Roman"/>
+          <w:b/>
+          <w:bCs/>
+          <w:kern w:val="0"/>
+          <w:sz w:val="27"/>
+          <w:szCs w:val="27"/>
+          <w:lang w:val="en-GB" w:eastAsia="en-GB" w:bidi="ar-SA"/>
+          <w14:ligatures w14:val="none"/>
+        </w:rPr>
+      </w:pPr>
+      <w:r>
+        <w:rPr>
+          <w:rFonts w:ascii="Times New Roman" w:eastAsia="Times New Roman" w:hAnsi="Times New Roman" w:cs="Times New Roman"/>
+          <w:b/>
+          <w:bCs/>
+          <w:kern w:val="0"/>
+          <w:sz w:val="27"/>
+          <w:szCs w:val="27"/>
+          <w:lang w:val="en-GB" w:eastAsia="en-GB" w:bidi="ar-SA"/>
+          <w14:ligatures w14:val="none"/>
+        </w:rPr>
+        <w:t>Revision History</w:t>
+      </w:r>
+    </w:p>
+    <w:tbl>
+      <w:tblPr>
+        <w:tblStyle w:val="PlainTable1"/>
+        <w:tblW w:w="9085" w:type="dxa"/>
+        <w:tblLook w:val="04A0" w:firstRow="1" w:lastRow="0" w:firstColumn="1" w:lastColumn="0" w:noHBand="0" w:noVBand="1"/>
+      </w:tblPr>
+      <w:tblGrid>
+        <w:gridCol w:w="1016"/>
+        <w:gridCol w:w="1376"/>
+        <w:gridCol w:w="2049"/>
+        <w:gridCol w:w="4644"/>
+      </w:tblGrid>
+      <w:tr>
+        <w:trPr>
+          <w:cnfStyle w:val="100000000000" w:firstRow="1" w:lastRow="0" w:firstColumn="0" w:lastColumn="0" w:oddVBand="0" w:evenVBand="0" w:oddHBand="0" w:evenHBand="0" w:firstRowFirstColumn="0" w:firstRowLastColumn="0" w:lastRowFirstColumn="0" w:lastRowLastColumn="0"/>
+        </w:trPr>
+        <w:tc>
+          <w:tcPr>
+            <w:cnfStyle w:val="001000000000" w:firstRow="0" w:lastRow="0" w:firstColumn="1" w:lastColumn="0" w:oddVBand="0" w:evenVBand="0" w:oddHBand="0" w:evenHBand="0" w:firstRowFirstColumn="0" w:firstRowLastColumn="0" w:lastRowFirstColumn="0" w:lastRowLastColumn="0"/>
+            <w:tcW w:w="0" w:type="auto"/>
+            <w:shd w:val="clear" w:color="auto" w:fill="0A2F41" w:themeFill="accent1" w:themeFillShade="80"/>
+            <w:hideMark/>
+          </w:tcPr>
+          <w:p>
+            <w:pPr>
+              <w:jc w:val="center"/>
+              <w:rPr>
+                <w:rFonts w:ascii="Times New Roman" w:eastAsia="Times New Roman" w:hAnsi="Times New Roman" w:cs="Times New Roman"/>
+                <w:kern w:val="0"/>
+                <w:sz w:val="24"/>
+                <w:szCs w:val="24"/>
+                <w:lang w:val="en-GB" w:eastAsia="en-GB" w:bidi="ar-SA"/>
+                <w14:ligatures w14:val="none"/>
+              </w:rPr>
+            </w:pPr>
+            <w:r>
+              <w:rPr>
+                <w:rFonts w:ascii="Times New Roman" w:eastAsia="Times New Roman" w:hAnsi="Times New Roman" w:cs="Times New Roman"/>
+                <w:kern w:val="0"/>
+                <w:sz w:val="24"/>
+                <w:szCs w:val="24"/>
+                <w:lang w:val="en-GB" w:eastAsia="en-GB" w:bidi="ar-SA"/>
+                <w14:ligatures w14:val="none"/>
+              </w:rPr>
+              <w:t>Version</w:t>
+            </w:r>
+          </w:p>
+        </w:tc>
+        <w:tc>
+          <w:tcPr>
+            <w:tcW w:w="0" w:type="auto"/>
+            <w:shd w:val="clear" w:color="auto" w:fill="0A2F41" w:themeFill="accent1" w:themeFillShade="80"/>
+            <w:hideMark/>
+          </w:tcPr>
+          <w:p>
+            <w:pPr>
+              <w:jc w:val="center"/>
+              <w:cnfStyle w:val="100000000000" w:firstRow="1" w:lastRow="0" w:firstColumn="0" w:lastColumn="0" w:oddVBand="0" w:evenVBand="0" w:oddHBand="0" w:evenHBand="0" w:firstRowFirstColumn="0" w:firstRowLastColumn="0" w:lastRowFirstColumn="0" w:lastRowLastColumn="0"/>
+              <w:rPr>
+                <w:rFonts w:ascii="Times New Roman" w:eastAsia="Times New Roman" w:hAnsi="Times New Roman" w:cs="Times New Roman"/>
+                <w:kern w:val="0"/>
+                <w:sz w:val="24"/>
+                <w:szCs w:val="24"/>
+                <w:lang w:val="en-GB" w:eastAsia="en-GB" w:bidi="ar-SA"/>
+                <w14:ligatures w14:val="none"/>
+              </w:rPr>
+            </w:pPr>
+            <w:r>
+              <w:rPr>
+                <w:rFonts w:ascii="Times New Roman" w:eastAsia="Times New Roman" w:hAnsi="Times New Roman" w:cs="Times New Roman"/>
+                <w:kern w:val="0"/>
+                <w:sz w:val="24"/>
+                <w:szCs w:val="24"/>
+                <w:lang w:val="en-GB" w:eastAsia="en-GB" w:bidi="ar-SA"/>
+                <w14:ligatures w14:val="none"/>
+              </w:rPr>
+              <w:t>Date</w:t>
+            </w:r>
+          </w:p>
+        </w:tc>
+        <w:tc>
+          <w:tcPr>
+            <w:tcW w:w="0" w:type="auto"/>
+            <w:shd w:val="clear" w:color="auto" w:fill="0A2F41" w:themeFill="accent1" w:themeFillShade="80"/>
+            <w:hideMark/>
+          </w:tcPr>
+          <w:p>
+            <w:pPr>
+              <w:jc w:val="center"/>
+              <w:cnfStyle w:val="100000000000" w:firstRow="1" w:lastRow="0" w:firstColumn="0" w:lastColumn="0" w:oddVBand="0" w:evenVBand="0" w:oddHBand="0" w:evenHBand="0" w:firstRowFirstColumn="0" w:firstRowLastColumn="0" w:lastRowFirstColumn="0" w:lastRowLastColumn="0"/>
+              <w:rPr>
+                <w:rFonts w:ascii="Times New Roman" w:eastAsia="Times New Roman" w:hAnsi="Times New Roman" w:cs="Times New Roman"/>
+                <w:kern w:val="0"/>
+                <w:sz w:val="24"/>
+                <w:szCs w:val="24"/>
+                <w:lang w:val="en-GB" w:eastAsia="en-GB" w:bidi="ar-SA"/>
+                <w14:ligatures w14:val="none"/>
+              </w:rPr>
+            </w:pPr>
+            <w:r>
+              <w:rPr>
+                <w:rFonts w:ascii="Times New Roman" w:eastAsia="Times New Roman" w:hAnsi="Times New Roman" w:cs="Times New Roman"/>
+                <w:kern w:val="0"/>
+                <w:sz w:val="24"/>
+                <w:szCs w:val="24"/>
+                <w:lang w:val="en-GB" w:eastAsia="en-GB" w:bidi="ar-SA"/>
+                <w14:ligatures w14:val="none"/>
+              </w:rPr>
+              <w:t>Author</w:t>
+            </w:r>
+          </w:p>
+        </w:tc>
+        <w:tc>
+          <w:tcPr>
+            <w:tcW w:w="4644" w:type="dxa"/>
+            <w:shd w:val="clear" w:color="auto" w:fill="0A2F41" w:themeFill="accent1" w:themeFillShade="80"/>
+            <w:hideMark/>
+          </w:tcPr>
+          <w:p>
+            <w:pPr>
+              <w:jc w:val="center"/>
+              <w:cnfStyle w:val="100000000000" w:firstRow="1" w:lastRow="0" w:firstColumn="0" w:lastColumn="0" w:oddVBand="0" w:evenVBand="0" w:oddHBand="0" w:evenHBand="0" w:firstRowFirstColumn="0" w:firstRowLastColumn="0" w:lastRowFirstColumn="0" w:lastRowLastColumn="0"/>
+              <w:rPr>
+                <w:rFonts w:ascii="Times New Roman" w:eastAsia="Times New Roman" w:hAnsi="Times New Roman" w:cs="Times New Roman"/>
+                <w:kern w:val="0"/>
+                <w:sz w:val="24"/>
+                <w:szCs w:val="24"/>
+                <w:lang w:val="en-GB" w:eastAsia="en-GB" w:bidi="ar-SA"/>
+                <w14:ligatures w14:val="none"/>
+              </w:rPr>
+            </w:pPr>
+            <w:r>
+              <w:rPr>
+                <w:rFonts w:ascii="Times New Roman" w:eastAsia="Times New Roman" w:hAnsi="Times New Roman" w:cs="Times New Roman"/>
+                <w:kern w:val="0"/>
+                <w:sz w:val="24"/>
+                <w:szCs w:val="24"/>
+                <w:lang w:val="en-GB" w:eastAsia="en-GB" w:bidi="ar-SA"/>
+                <w14:ligatures w14:val="none"/>
+              </w:rPr>
+              <w:t>Changes</w:t>
+            </w:r>
+          </w:p>
+        </w:tc>
+      </w:tr>
+      <w:tr>
+        <w:trPr>
+          <w:cnfStyle w:val="000000100000" w:firstRow="0" w:lastRow="0" w:firstColumn="0" w:lastColumn="0" w:oddVBand="0" w:evenVBand="0" w:oddHBand="1" w:evenHBand="0" w:firstRowFirstColumn="0" w:firstRowLastColumn="0" w:lastRowFirstColumn="0" w:lastRowLastColumn="0"/>
+        </w:trPr>
+        <w:tc>
+          <w:tcPr>
+            <w:cnfStyle w:val="001000000000" w:firstRow="0" w:lastRow="0" w:firstColumn="1" w:lastColumn="0" w:oddVBand="0" w:evenVBand="0" w:oddHBand="0" w:evenHBand="0" w:firstRowFirstColumn="0" w:firstRowLastColumn="0" w:lastRowFirstColumn="0" w:lastRowLastColumn="0"/>
+            <w:tcW w:w="0" w:type="auto"/>
+            <w:hideMark/>
+          </w:tcPr>
+          <w:p>
+            <w:pPr>
+              <w:rPr>
+                <w:rFonts w:ascii="Times New Roman" w:eastAsia="Times New Roman" w:hAnsi="Times New Roman" w:cs="Times New Roman"/>
+                <w:kern w:val="0"/>
+                <w:sz w:val="24"/>
+                <w:szCs w:val="24"/>
+                <w:lang w:val="en-GB" w:eastAsia="en-GB" w:bidi="ar-SA"/>
+                <w14:ligatures w14:val="none"/>
+              </w:rPr>
+            </w:pPr>
+            <w:r>
+              <w:rPr>
+                <w:rFonts w:ascii="Times New Roman" w:eastAsia="Times New Roman" w:hAnsi="Times New Roman" w:cs="Times New Roman"/>
+                <w:kern w:val="0"/>
+                <w:sz w:val="24"/>
+                <w:szCs w:val="24"/>
+                <w:lang w:val="en-GB" w:eastAsia="en-GB" w:bidi="ar-SA"/>
+                <w14:ligatures w14:val="none"/>
+              </w:rPr>
+              <w:t>1.0</w:t>
+            </w:r>
+          </w:p>
+        </w:tc>
+        <w:tc>
+          <w:tcPr>
+            <w:tcW w:w="0" w:type="auto"/>
+            <w:hideMark/>
+          </w:tcPr>
+          <w:p>
+            <w:pPr>
+              <w:cnfStyle w:val="000000100000" w:firstRow="0" w:lastRow="0" w:firstColumn="0" w:lastColumn="0" w:oddVBand="0" w:evenVBand="0" w:oddHBand="1" w:evenHBand="0" w:firstRowFirstColumn="0" w:firstRowLastColumn="0" w:lastRowFirstColumn="0" w:lastRowLastColumn="0"/>
+              <w:rPr>
+                <w:rFonts w:ascii="Times New Roman" w:eastAsia="Times New Roman" w:hAnsi="Times New Roman" w:cs="Times New Roman"/>
+                <w:kern w:val="0"/>
+                <w:sz w:val="24"/>
+                <w:szCs w:val="24"/>
+                <w:lang w:val="en-GB" w:eastAsia="en-GB" w:bidi="ar-SA"/>
+                <w14:ligatures w14:val="none"/>
+              </w:rPr>
+            </w:pPr>
+            <w:r>
+              <w:rPr>
+                <w:rFonts w:ascii="Times New Roman" w:eastAsia="Times New Roman" w:hAnsi="Times New Roman" w:cs="Times New Roman"/>
+                <w:kern w:val="0"/>
+                <w:sz w:val="24"/>
+                <w:szCs w:val="24"/>
+                <w:lang w:val="en-GB" w:eastAsia="en-GB" w:bidi="ar-SA"/>
+                <w14:ligatures w14:val="none"/>
+              </w:rPr>
+              <w:t>01 Jan 2026</w:t>
+            </w:r>
+          </w:p>
+        </w:tc>
+        <w:tc>
+          <w:tcPr>
+            <w:tcW w:w="0" w:type="auto"/>
+            <w:hideMark/>
+          </w:tcPr>
+          <w:p>
+            <w:pPr>
+              <w:cnfStyle w:val="000000100000" w:firstRow="0" w:lastRow="0" w:firstColumn="0" w:lastColumn="0" w:oddVBand="0" w:evenVBand="0" w:oddHBand="1" w:evenHBand="0" w:firstRowFirstColumn="0" w:firstRowLastColumn="0" w:lastRowFirstColumn="0" w:lastRowLastColumn="0"/>
+              <w:rPr>
+                <w:rFonts w:ascii="Times New Roman" w:eastAsia="Times New Roman" w:hAnsi="Times New Roman" w:cs="Times New Roman"/>
+                <w:kern w:val="0"/>
+                <w:sz w:val="24"/>
+                <w:szCs w:val="24"/>
+                <w:lang w:val="en-GB" w:eastAsia="en-GB" w:bidi="ar-SA"/>
+                <w14:ligatures w14:val="none"/>
+              </w:rPr>
+            </w:pPr>
+            <w:r>
+              <w:rPr>
+                <w:rFonts w:ascii="Times New Roman" w:eastAsia="Times New Roman" w:hAnsi="Times New Roman" w:cs="Times New Roman"/>
+                <w:kern w:val="0"/>
+                <w:sz w:val="24"/>
+                <w:szCs w:val="24"/>
+                <w:lang w:val="en-GB" w:eastAsia="en-GB" w:bidi="ar-SA"/>
+                <w14:ligatures w14:val="none"/>
+              </w:rPr>
+              <w:t>Governance Office</w:t>
+            </w:r>
+          </w:p>
+        </w:tc>
+        <w:tc>
+          <w:tcPr>
+            <w:tcW w:w="4644" w:type="dxa"/>
+            <w:hideMark/>
+          </w:tcPr>
+          <w:p>
+            <w:pPr>
+              <w:cnfStyle w:val="000000100000" w:firstRow="0" w:lastRow="0" w:firstColumn="0" w:lastColumn="0" w:oddVBand="0" w:evenVBand="0" w:oddHBand="1" w:evenHBand="0" w:firstRowFirstColumn="0" w:firstRowLastColumn="0" w:lastRowFirstColumn="0" w:lastRowLastColumn="0"/>
+              <w:rPr>
+                <w:rFonts w:ascii="Times New Roman" w:eastAsia="Times New Roman" w:hAnsi="Times New Roman" w:cs="Times New Roman"/>
+                <w:kern w:val="0"/>
+                <w:sz w:val="24"/>
+                <w:szCs w:val="24"/>
+                <w:lang w:val="en-GB" w:eastAsia="en-GB" w:bidi="ar-SA"/>
+                <w14:ligatures w14:val="none"/>
+              </w:rPr>
+            </w:pPr>
+            <w:r>
+              <w:rPr>
+                <w:rFonts w:ascii="Times New Roman" w:eastAsia="Times New Roman" w:hAnsi="Times New Roman" w:cs="Times New Roman"/>
+                <w:kern w:val="0"/>
+                <w:sz w:val="24"/>
+                <w:szCs w:val="24"/>
+                <w:lang w:val="en-GB" w:eastAsia="en-GB" w:bidi="ar-SA"/>
+                <w14:ligatures w14:val="none"/>
+              </w:rPr>
+              <w:t>Initial Issue</w:t>
+            </w:r>
+          </w:p>
+        </w:tc>
+      </w:tr>
+    </w:tbl>
+    <w:p>
+      <w:pPr>
+        <w:rPr>
+          <w:rFonts w:ascii="Times New Roman" w:eastAsia="Times New Roman" w:hAnsi="Times New Roman" w:cs="Times New Roman"/>
+          <w:b/>
+          <w:bCs/>
+          <w:kern w:val="0"/>
+          <w:sz w:val="27"/>
+          <w:szCs w:val="27"/>
+          <w:lang w:val="en-GB" w:eastAsia="en-GB" w:bidi="ar-SA"/>
+          <w14:ligatures w14:val="none"/>
+        </w:rPr>
+      </w:pPr>
+      <w:r>
+        <w:rPr>
+          <w:rFonts w:ascii="Times New Roman" w:eastAsia="Times New Roman" w:hAnsi="Times New Roman" w:cs="Times New Roman"/>
+          <w:b/>
+          <w:bCs/>
+          <w:kern w:val="0"/>
+          <w:sz w:val="27"/>
+          <w:szCs w:val="27"/>
+          <w:lang w:val="en-GB" w:eastAsia="en-GB" w:bidi="ar-SA"/>
+          <w14:ligatures w14:val="none"/>
+        </w:rPr>
+        <w:t>Distribution List</w:t>
+      </w:r>
+    </w:p>
+    <w:tbl>
+      <w:tblPr>
+        <w:tblStyle w:val="PlainTable1"/>
+        <w:tblW w:w="9085" w:type="dxa"/>
+        <w:tblLook w:val="04A0" w:firstRow="1" w:lastRow="0" w:firstColumn="1" w:lastColumn="0" w:noHBand="0" w:noVBand="1"/>
+      </w:tblPr>
+      <w:tblGrid>
+        <w:gridCol w:w="1563"/>
+        <w:gridCol w:w="7522"/>
+      </w:tblGrid>
+      <w:tr>
+        <w:trPr>
+          <w:cnfStyle w:val="100000000000" w:firstRow="1" w:lastRow="0" w:firstColumn="0" w:lastColumn="0" w:oddVBand="0" w:evenVBand="0" w:oddHBand="0" w:evenHBand="0" w:firstRowFirstColumn="0" w:firstRowLastColumn="0" w:lastRowFirstColumn="0" w:lastRowLastColumn="0"/>
+        </w:trPr>
+        <w:tc>
+          <w:tcPr>
+            <w:cnfStyle w:val="001000000000" w:firstRow="0" w:lastRow="0" w:firstColumn="1" w:lastColumn="0" w:oddVBand="0" w:evenVBand="0" w:oddHBand="0" w:evenHBand="0" w:firstRowFirstColumn="0" w:firstRowLastColumn="0" w:lastRowFirstColumn="0" w:lastRowLastColumn="0"/>
+            <w:tcW w:w="0" w:type="auto"/>
+            <w:shd w:val="clear" w:color="auto" w:fill="0A2F41" w:themeFill="accent1" w:themeFillShade="80"/>
+            <w:hideMark/>
+          </w:tcPr>
+          <w:p>
+            <w:pPr>
+              <w:jc w:val="center"/>
+              <w:rPr>
+                <w:rFonts w:ascii="Times New Roman" w:eastAsia="Times New Roman" w:hAnsi="Times New Roman" w:cs="Times New Roman"/>
+                <w:kern w:val="0"/>
+                <w:sz w:val="24"/>
+                <w:szCs w:val="24"/>
+                <w:lang w:val="en-GB" w:eastAsia="en-GB" w:bidi="ar-SA"/>
+                <w14:ligatures w14:val="none"/>
+              </w:rPr>
+            </w:pPr>
+            <w:r>
+              <w:rPr>
+                <w:rFonts w:ascii="Times New Roman" w:eastAsia="Times New Roman" w:hAnsi="Times New Roman" w:cs="Times New Roman"/>
+                <w:kern w:val="0"/>
+                <w:sz w:val="24"/>
+                <w:szCs w:val="24"/>
+                <w:lang w:val="en-GB" w:eastAsia="en-GB" w:bidi="ar-SA"/>
+                <w14:ligatures w14:val="none"/>
+              </w:rPr>
+              <w:t>Department</w:t>
+            </w:r>
+          </w:p>
+        </w:tc>
+        <w:tc>
+          <w:tcPr>
+            <w:tcW w:w="7522" w:type="dxa"/>
+            <w:shd w:val="clear" w:color="auto" w:fill="0A2F41" w:themeFill="accent1" w:themeFillShade="80"/>
+            <w:hideMark/>
+          </w:tcPr>
+          <w:p>
+            <w:pPr>
+              <w:jc w:val="center"/>
+              <w:cnfStyle w:val="100000000000" w:firstRow="1" w:lastRow="0" w:firstColumn="0" w:lastColumn="0" w:oddVBand="0" w:evenVBand="0" w:oddHBand="0" w:evenHBand="0" w:firstRowFirstColumn="0" w:firstRowLastColumn="0" w:lastRowFirstColumn="0" w:lastRowLastColumn="0"/>
+              <w:rPr>
+                <w:rFonts w:ascii="Times New Roman" w:eastAsia="Times New Roman" w:hAnsi="Times New Roman" w:cs="Times New Roman"/>
+                <w:kern w:val="0"/>
+                <w:sz w:val="24"/>
+                <w:szCs w:val="24"/>
+                <w:lang w:val="en-GB" w:eastAsia="en-GB" w:bidi="ar-SA"/>
+                <w14:ligatures w14:val="none"/>
+              </w:rPr>
+            </w:pPr>
+            <w:r>
+              <w:rPr>
+                <w:rFonts w:ascii="Times New Roman" w:eastAsia="Times New Roman" w:hAnsi="Times New Roman" w:cs="Times New Roman"/>
+                <w:kern w:val="0"/>
+                <w:sz w:val="24"/>
+                <w:szCs w:val="24"/>
+                <w:lang w:val="en-GB" w:eastAsia="en-GB" w:bidi="ar-SA"/>
+                <w14:ligatures w14:val="none"/>
+              </w:rPr>
+              <w:t>Access</w:t>
+            </w:r>
+          </w:p>
+        </w:tc>
+      </w:tr>
+      <w:tr>
+        <w:trPr>
+          <w:cnfStyle w:val="000000100000" w:firstRow="0" w:lastRow="0" w:firstColumn="0" w:lastColumn="0" w:oddVBand="0" w:evenVBand="0" w:oddHBand="1" w:evenHBand="0" w:firstRowFirstColumn="0" w:firstRowLastColumn="0" w:lastRowFirstColumn="0" w:lastRowLastColumn="0"/>
+        </w:trPr>
+        <w:tc>
+          <w:tcPr>
+            <w:cnfStyle w:val="001000000000" w:firstRow="0" w:lastRow="0" w:firstColumn="1" w:lastColumn="0" w:oddVBand="0" w:evenVBand="0" w:oddHBand="0" w:evenHBand="0" w:firstRowFirstColumn="0" w:firstRowLastColumn="0" w:lastRowFirstColumn="0" w:lastRowLastColumn="0"/>
+            <w:tcW w:w="0" w:type="auto"/>
+            <w:hideMark/>
+          </w:tcPr>
+          <w:p>
+            <w:pPr>
+              <w:rPr>
+                <w:rFonts w:ascii="Times New Roman" w:eastAsia="Times New Roman" w:hAnsi="Times New Roman" w:cs="Times New Roman"/>
+                <w:kern w:val="0"/>
+                <w:sz w:val="24"/>
+                <w:szCs w:val="24"/>
+                <w:lang w:val="en-GB" w:eastAsia="en-GB" w:bidi="ar-SA"/>
+                <w14:ligatures w14:val="none"/>
+              </w:rPr>
+            </w:pPr>
+            <w:r>
+              <w:rPr>
+                <w:rFonts w:ascii="Times New Roman" w:eastAsia="Times New Roman" w:hAnsi="Times New Roman" w:cs="Times New Roman"/>
+                <w:kern w:val="0"/>
+                <w:sz w:val="24"/>
+                <w:szCs w:val="24"/>
+                <w:lang w:val="en-GB" w:eastAsia="en-GB" w:bidi="ar-SA"/>
+                <w14:ligatures w14:val="none"/>
+              </w:rPr>
+              <w:t>Board</w:t>
+            </w:r>
+          </w:p>
+        </w:tc>
+        <w:tc>
+          <w:tcPr>
+            <w:tcW w:w="7522" w:type="dxa"/>
+            <w:hideMark/>
+          </w:tcPr>
+          <w:p>
+            <w:pPr>
+              <w:cnfStyle w:val="000000100000" w:firstRow="0" w:lastRow="0" w:firstColumn="0" w:lastColumn="0" w:oddVBand="0" w:evenVBand="0" w:oddHBand="1" w:evenHBand="0" w:firstRowFirstColumn="0" w:firstRowLastColumn="0" w:lastRowFirstColumn="0" w:lastRowLastColumn="0"/>
+              <w:rPr>
+                <w:rFonts w:ascii="Times New Roman" w:eastAsia="Times New Roman" w:hAnsi="Times New Roman" w:cs="Times New Roman"/>
+                <w:kern w:val="0"/>
+                <w:sz w:val="24"/>
+                <w:szCs w:val="24"/>
+                <w:lang w:val="en-GB" w:eastAsia="en-GB" w:bidi="ar-SA"/>
+                <w14:ligatures w14:val="none"/>
+              </w:rPr>
+            </w:pPr>
+            <w:r>
+              <w:rPr>
+                <w:rFonts w:ascii="Times New Roman" w:eastAsia="Times New Roman" w:hAnsi="Times New Roman" w:cs="Times New Roman"/>
+                <w:kern w:val="0"/>
+                <w:sz w:val="24"/>
+                <w:szCs w:val="24"/>
+                <w:lang w:val="en-GB" w:eastAsia="en-GB" w:bidi="ar-SA"/>
+                <w14:ligatures w14:val="none"/>
+              </w:rPr>
+              <w:t>Full</w:t>
+            </w:r>
+          </w:p>
+        </w:tc>
+      </w:tr>
+      <w:tr>
+        <w:tc>
+          <w:tcPr>
+            <w:cnfStyle w:val="001000000000" w:firstRow="0" w:lastRow="0" w:firstColumn="1" w:lastColumn="0" w:oddVBand="0" w:evenVBand="0" w:oddHBand="0" w:evenHBand="0" w:firstRowFirstColumn="0" w:firstRowLastColumn="0" w:lastRowFirstColumn="0" w:lastRowLastColumn="0"/>
+            <w:tcW w:w="0" w:type="auto"/>
+            <w:hideMark/>
+          </w:tcPr>
+          <w:p>
+            <w:pPr>
+              <w:rPr>
+                <w:rFonts w:ascii="Times New Roman" w:eastAsia="Times New Roman" w:hAnsi="Times New Roman" w:cs="Times New Roman"/>
+                <w:kern w:val="0"/>
+                <w:sz w:val="24"/>
+                <w:szCs w:val="24"/>
+                <w:lang w:val="en-GB" w:eastAsia="en-GB" w:bidi="ar-SA"/>
+                <w14:ligatures w14:val="none"/>
+              </w:rPr>
+            </w:pPr>
+            <w:r>
+              <w:rPr>
+                <w:rFonts w:ascii="Times New Roman" w:eastAsia="Times New Roman" w:hAnsi="Times New Roman" w:cs="Times New Roman"/>
+                <w:kern w:val="0"/>
+                <w:sz w:val="24"/>
+                <w:szCs w:val="24"/>
+                <w:lang w:val="en-GB" w:eastAsia="en-GB" w:bidi="ar-SA"/>
+                <w14:ligatures w14:val="none"/>
+              </w:rPr>
+              <w:t>Management</w:t>
+            </w:r>
+          </w:p>
+        </w:tc>
+        <w:tc>
+          <w:tcPr>
+            <w:tcW w:w="7522" w:type="dxa"/>
+            <w:hideMark/>
+          </w:tcPr>
+          <w:p>
+            <w:pPr>
+              <w:cnfStyle w:val="000000000000" w:firstRow="0" w:lastRow="0" w:firstColumn="0" w:lastColumn="0" w:oddVBand="0" w:evenVBand="0" w:oddHBand="0" w:evenHBand="0" w:firstRowFirstColumn="0" w:firstRowLastColumn="0" w:lastRowFirstColumn="0" w:lastRowLastColumn="0"/>
+              <w:rPr>
+                <w:rFonts w:ascii="Times New Roman" w:eastAsia="Times New Roman" w:hAnsi="Times New Roman" w:cs="Times New Roman"/>
+                <w:kern w:val="0"/>
+                <w:sz w:val="24"/>
+                <w:szCs w:val="24"/>
+                <w:lang w:val="en-GB" w:eastAsia="en-GB" w:bidi="ar-SA"/>
+                <w14:ligatures w14:val="none"/>
+              </w:rPr>
+            </w:pPr>
+            <w:r>
+              <w:rPr>
+                <w:rFonts w:ascii="Times New Roman" w:eastAsia="Times New Roman" w:hAnsi="Times New Roman" w:cs="Times New Roman"/>
+                <w:kern w:val="0"/>
+                <w:sz w:val="24"/>
+                <w:szCs w:val="24"/>
+                <w:lang w:val="en-GB" w:eastAsia="en-GB" w:bidi="ar-SA"/>
+                <w14:ligatures w14:val="none"/>
+              </w:rPr>
+              <w:t>Full</w:t>
+            </w:r>
+          </w:p>
+        </w:tc>
+      </w:tr>
+      <w:tr>
+        <w:trPr>
+          <w:cnfStyle w:val="000000100000" w:firstRow="0" w:lastRow="0" w:firstColumn="0" w:lastColumn="0" w:oddVBand="0" w:evenVBand="0" w:oddHBand="1" w:evenHBand="0" w:firstRowFirstColumn="0" w:firstRowLastColumn="0" w:lastRowFirstColumn="0" w:lastRowLastColumn="0"/>
+        </w:trPr>
+        <w:tc>
+          <w:tcPr>
+            <w:cnfStyle w:val="001000000000" w:firstRow="0" w:lastRow="0" w:firstColumn="1" w:lastColumn="0" w:oddVBand="0" w:evenVBand="0" w:oddHBand="0" w:evenHBand="0" w:firstRowFirstColumn="0" w:firstRowLastColumn="0" w:lastRowFirstColumn="0" w:lastRowLastColumn="0"/>
+            <w:tcW w:w="0" w:type="auto"/>
+            <w:hideMark/>
+          </w:tcPr>
+          <w:p>
+            <w:pPr>
+              <w:rPr>
+                <w:rFonts w:ascii="Times New Roman" w:eastAsia="Times New Roman" w:hAnsi="Times New Roman" w:cs="Times New Roman"/>
+                <w:kern w:val="0"/>
+                <w:sz w:val="24"/>
+                <w:szCs w:val="24"/>
+                <w:lang w:val="en-GB" w:eastAsia="en-GB" w:bidi="ar-SA"/>
+                <w14:ligatures w14:val="none"/>
+              </w:rPr>
+            </w:pPr>
+            <w:r>
+              <w:rPr>
+                <w:rFonts w:ascii="Times New Roman" w:eastAsia="Times New Roman" w:hAnsi="Times New Roman" w:cs="Times New Roman"/>
+                <w:kern w:val="0"/>
+                <w:sz w:val="24"/>
+                <w:szCs w:val="24"/>
+                <w:lang w:val="en-GB" w:eastAsia="en-GB" w:bidi="ar-SA"/>
+                <w14:ligatures w14:val="none"/>
+              </w:rPr>
+              <w:t>Departments</w:t>
+            </w:r>
+          </w:p>
+        </w:tc>
+        <w:tc>
+          <w:tcPr>
+            <w:tcW w:w="7522" w:type="dxa"/>
+            <w:hideMark/>
+          </w:tcPr>
+          <w:p>
+            <w:pPr>
+              <w:cnfStyle w:val="000000100000" w:firstRow="0" w:lastRow="0" w:firstColumn="0" w:lastColumn="0" w:oddVBand="0" w:evenVBand="0" w:oddHBand="1" w:evenHBand="0" w:firstRowFirstColumn="0" w:firstRowLastColumn="0" w:lastRowFirstColumn="0" w:lastRowLastColumn="0"/>
+              <w:rPr>
+                <w:rFonts w:ascii="Times New Roman" w:eastAsia="Times New Roman" w:hAnsi="Times New Roman" w:cs="Times New Roman"/>
+                <w:kern w:val="0"/>
+                <w:sz w:val="24"/>
+                <w:szCs w:val="24"/>
+                <w:lang w:val="en-GB" w:eastAsia="en-GB" w:bidi="ar-SA"/>
+                <w14:ligatures w14:val="none"/>
+              </w:rPr>
+            </w:pPr>
+            <w:r>
+              <w:rPr>
+                <w:rFonts w:ascii="Times New Roman" w:eastAsia="Times New Roman" w:hAnsi="Times New Roman" w:cs="Times New Roman"/>
+                <w:kern w:val="0"/>
+                <w:sz w:val="24"/>
+                <w:szCs w:val="24"/>
+                <w:lang w:val="en-GB" w:eastAsia="en-GB" w:bidi="ar-SA"/>
+                <w14:ligatures w14:val="none"/>
+              </w:rPr>
+              <w:t>Relevant sections</w:t>
+            </w:r>
+          </w:p>
+        </w:tc>
+      </w:tr>
+    </w:tbl>
+    <w:p>
+      <w:pPr>
+        <w:keepNext/>
+        <w:keepLines/>
+        <w:spacing w:before="160" w:after="80"/>
+        <w:outlineLvl w:val="2"/>
+        <w:rPr>
+          <w:rFonts w:ascii="Times New Roman" w:eastAsia="Times New Roman" w:hAnsi="Times New Roman" w:cs="Times New Roman"/>
+          <w:b/>
+          <w:bCs/>
+          <w:kern w:val="0"/>
+          <w:sz w:val="27"/>
+          <w:szCs w:val="27"/>
+          <w:lang w:val="en-GB" w:eastAsia="en-GB" w:bidi="ar-SA"/>
+          <w14:ligatures w14:val="none"/>
+        </w:rPr>
+      </w:pPr>
+    </w:p>
+    <w:p>
+      <w:pPr>
+        <w:rPr>
+          <w:rFonts w:ascii="Times New Roman" w:eastAsia="Times New Roman" w:hAnsi="Times New Roman" w:cs="Times New Roman"/>
+          <w:b/>
+          <w:bCs/>
+          <w:kern w:val="0"/>
+          <w:sz w:val="27"/>
+          <w:szCs w:val="27"/>
+          <w:lang w:val="en-GB" w:eastAsia="en-GB" w:bidi="ar-SA"/>
+          <w14:ligatures w14:val="none"/>
+        </w:rPr>
+      </w:pPr>
+      <w:r>
+        <w:rPr>
+          <w:rFonts w:ascii="Times New Roman" w:eastAsia="Times New Roman" w:hAnsi="Times New Roman" w:cs="Times New Roman"/>
+          <w:b/>
+          <w:bCs/>
+          <w:kern w:val="0"/>
+          <w:sz w:val="27"/>
+          <w:szCs w:val="27"/>
+          <w:lang w:val="en-GB" w:eastAsia="en-GB" w:bidi="ar-SA"/>
+          <w14:ligatures w14:val="none"/>
+        </w:rPr>
+        <w:t>Document Hierarchy</w:t>
+      </w:r>
+    </w:p>
+    <w:p>
+      <w:pPr>
+        <w:spacing w:after="0"/>
+        <w:rPr>
+          <w:rFonts w:ascii="Courier New" w:eastAsia="Times New Roman" w:hAnsi="Courier New" w:cs="Courier New"/>
+          <w:kern w:val="0"/>
+          <w:sz w:val="20"/>
+          <w:szCs w:val="20"/>
+          <w:lang w:val="en-GB" w:eastAsia="en-GB" w:bidi="ar-SA"/>
+          <w14:ligatures w14:val="none"/>
+        </w:rPr>
+      </w:pPr>
+      <w:r>
+        <w:rPr>
+          <w:rFonts w:ascii="Courier New" w:eastAsia="Times New Roman" w:hAnsi="Courier New" w:cs="Courier New"/>
+          <w:kern w:val="0"/>
+          <w:sz w:val="20"/>
+          <w:szCs w:val="20"/>
+          <w:lang w:val="en-GB" w:eastAsia="en-GB" w:bidi="ar-SA"/>
+          <w14:ligatures w14:val="none"/>
+        </w:rPr>
+        <w:t>Level 1 – Policy</w:t>
+      </w:r>
+      <w:r>
+        <w:rPr>
+          <w:rFonts w:ascii="Courier New" w:eastAsia="Times New Roman" w:hAnsi="Courier New" w:cs="Courier New"/>
+          <w:kern w:val="0"/>
+          <w:sz w:val="20"/>
+          <w:szCs w:val="20"/>
+          <w:lang w:val="en-GB" w:eastAsia="en-GB" w:bidi="ar-SA"/>
+          <w14:ligatures w14:val="none"/>
+        </w:rPr>
+        <w:br/>
+        <w:t>Level 2 – Procedure</w:t>
+      </w:r>
+      <w:r>
+        <w:rPr>
+          <w:rFonts w:ascii="Courier New" w:eastAsia="Times New Roman" w:hAnsi="Courier New" w:cs="Courier New"/>
+          <w:kern w:val="0"/>
+          <w:sz w:val="20"/>
+          <w:szCs w:val="20"/>
+          <w:lang w:val="en-GB" w:eastAsia="en-GB" w:bidi="ar-SA"/>
+          <w14:ligatures w14:val="none"/>
+        </w:rPr>
+        <w:br/>
+        <w:t>Level 3 – Work Instruction</w:t>
+      </w:r>
+      <w:r>
+        <w:rPr>
+          <w:rFonts w:ascii="Courier New" w:eastAsia="Times New Roman" w:hAnsi="Courier New" w:cs="Courier New"/>
+          <w:kern w:val="0"/>
+          <w:sz w:val="20"/>
+          <w:szCs w:val="20"/>
+          <w:lang w:val="en-GB" w:eastAsia="en-GB" w:bidi="ar-SA"/>
+          <w14:ligatures w14:val="none"/>
+        </w:rPr>
+        <w:br/>
+        <w:t>Level 4 – Forms / Templates</w:t>
+      </w:r>
+    </w:p>
+    <w:p/>
     <w:p>
       <w:pPr>
         <w:rPr>
@@ -72,7 +1732,9 @@
           <w14:ligatures w14:val="none"/>
         </w:rPr>
       </w:pPr>
-      <w:r>
+    </w:p>
+    <w:p>
+      <w:pPr>
         <w:rPr>
           <w:rFonts w:ascii="Times New Roman" w:eastAsia="Times New Roman" w:hAnsi="Times New Roman" w:cs="Times New Roman"/>
           <w:b/>
@@ -83,13 +1745,8 @@
           <w:lang w:val="en-GB" w:eastAsia="en-GB" w:bidi="ar-SA"/>
           <w14:ligatures w14:val="none"/>
         </w:rPr>
-        <w:br w:type="page"/>
-      </w:r>
-    </w:p>
-    <w:p>
-      <w:pPr>
-        <w:spacing w:before="100" w:beforeAutospacing="1" w:after="100" w:afterAutospacing="1" w:line="240" w:lineRule="auto"/>
-        <w:outlineLvl w:val="0"/>
+      </w:pPr>
+      <w:r>
         <w:rPr>
           <w:rFonts w:ascii="Times New Roman" w:eastAsia="Times New Roman" w:hAnsi="Times New Roman" w:cs="Times New Roman"/>
           <w:b/>
@@ -100,12 +1757,2135 @@
           <w:lang w:val="en-GB" w:eastAsia="en-GB" w:bidi="ar-SA"/>
           <w14:ligatures w14:val="none"/>
         </w:rPr>
-      </w:pPr>
+        <w:br w:type="page"/>
+      </w:r>
     </w:p>
+    <w:sdt>
+      <w:sdtPr>
+        <w:id w:val="953752580"/>
+        <w:docPartObj>
+          <w:docPartGallery w:val="Table of Contents"/>
+          <w:docPartUnique/>
+        </w:docPartObj>
+      </w:sdtPr>
+      <w:sdtEndPr>
+        <w:rPr>
+          <w:rFonts w:asciiTheme="minorHAnsi" w:eastAsiaTheme="minorHAnsi" w:hAnsiTheme="minorHAnsi" w:cstheme="minorBidi"/>
+          <w:b/>
+          <w:bCs/>
+          <w:noProof/>
+          <w:color w:val="auto"/>
+          <w:kern w:val="2"/>
+          <w:sz w:val="22"/>
+          <w:szCs w:val="22"/>
+          <w:lang w:bidi="ar-EG"/>
+          <w14:ligatures w14:val="standardContextual"/>
+        </w:rPr>
+      </w:sdtEndPr>
+      <w:sdtContent>
+        <w:p>
+          <w:pPr>
+            <w:pStyle w:val="TOCHeading"/>
+          </w:pPr>
+          <w:r>
+            <w:t>Contents</w:t>
+          </w:r>
+        </w:p>
+        <w:p>
+          <w:pPr>
+            <w:pStyle w:val="TOC1"/>
+            <w:tabs>
+              <w:tab w:val="right" w:leader="dot" w:pos="9016"/>
+            </w:tabs>
+            <w:rPr>
+              <w:noProof/>
+            </w:rPr>
+          </w:pPr>
+          <w:r>
+            <w:fldChar w:fldCharType="begin"/>
+          </w:r>
+          <w:r>
+            <w:instrText xml:space="preserve"> TOC \o "1-3" \h \z \u </w:instrText>
+          </w:r>
+          <w:r>
+            <w:fldChar w:fldCharType="separate"/>
+          </w:r>
+          <w:hyperlink w:anchor="_Toc224154027" w:history="1">
+            <w:r>
+              <w:rPr>
+                <w:rStyle w:val="Hyperlink"/>
+                <w:rFonts w:ascii="Times New Roman" w:eastAsia="Times New Roman" w:hAnsi="Times New Roman" w:cs="Times New Roman"/>
+                <w:b/>
+                <w:bCs/>
+                <w:noProof/>
+                <w:kern w:val="36"/>
+                <w:lang w:val="en-GB" w:eastAsia="en-GB"/>
+                <w14:ligatures w14:val="none"/>
+              </w:rPr>
+              <w:t>RAM ENTERPRISE P&amp;P WBS STRUCTURE - 09_AI_Knowledge_HUB</w:t>
+            </w:r>
+            <w:r>
+              <w:rPr>
+                <w:noProof/>
+                <w:webHidden/>
+              </w:rPr>
+              <w:tab/>
+            </w:r>
+            <w:r>
+              <w:rPr>
+                <w:noProof/>
+                <w:webHidden/>
+              </w:rPr>
+              <w:fldChar w:fldCharType="begin"/>
+            </w:r>
+            <w:r>
+              <w:rPr>
+                <w:noProof/>
+                <w:webHidden/>
+              </w:rPr>
+              <w:instrText xml:space="preserve"> PAGEREF _Toc224154027 \h </w:instrText>
+            </w:r>
+            <w:r>
+              <w:rPr>
+                <w:noProof/>
+                <w:webHidden/>
+              </w:rPr>
+            </w:r>
+            <w:r>
+              <w:rPr>
+                <w:noProof/>
+                <w:webHidden/>
+              </w:rPr>
+              <w:fldChar w:fldCharType="separate"/>
+            </w:r>
+            <w:r>
+              <w:rPr>
+                <w:noProof/>
+                <w:webHidden/>
+              </w:rPr>
+              <w:t>1</w:t>
+            </w:r>
+            <w:r>
+              <w:rPr>
+                <w:noProof/>
+                <w:webHidden/>
+              </w:rPr>
+              <w:fldChar w:fldCharType="end"/>
+            </w:r>
+          </w:hyperlink>
+        </w:p>
+        <w:p>
+          <w:pPr>
+            <w:pStyle w:val="TOC1"/>
+            <w:tabs>
+              <w:tab w:val="right" w:leader="dot" w:pos="9016"/>
+            </w:tabs>
+            <w:rPr>
+              <w:noProof/>
+            </w:rPr>
+          </w:pPr>
+          <w:hyperlink w:anchor="_Toc224154028" w:history="1">
+            <w:r>
+              <w:rPr>
+                <w:rStyle w:val="Hyperlink"/>
+                <w:rFonts w:ascii="Times New Roman" w:eastAsia="Times New Roman" w:hAnsi="Times New Roman" w:cs="Times New Roman"/>
+                <w:b/>
+                <w:bCs/>
+                <w:noProof/>
+                <w:kern w:val="36"/>
+                <w:lang w:val="en-GB" w:eastAsia="en-GB"/>
+                <w14:ligatures w14:val="none"/>
+              </w:rPr>
+              <w:t>09_AI_Knowledge_HUB</w:t>
+            </w:r>
+            <w:r>
+              <w:rPr>
+                <w:noProof/>
+                <w:webHidden/>
+              </w:rPr>
+              <w:tab/>
+            </w:r>
+            <w:r>
+              <w:rPr>
+                <w:noProof/>
+                <w:webHidden/>
+              </w:rPr>
+              <w:fldChar w:fldCharType="begin"/>
+            </w:r>
+            <w:r>
+              <w:rPr>
+                <w:noProof/>
+                <w:webHidden/>
+              </w:rPr>
+              <w:instrText xml:space="preserve"> PAGEREF _Toc224154028 \h </w:instrText>
+            </w:r>
+            <w:r>
+              <w:rPr>
+                <w:noProof/>
+                <w:webHidden/>
+              </w:rPr>
+            </w:r>
+            <w:r>
+              <w:rPr>
+                <w:noProof/>
+                <w:webHidden/>
+              </w:rPr>
+              <w:fldChar w:fldCharType="separate"/>
+            </w:r>
+            <w:r>
+              <w:rPr>
+                <w:noProof/>
+                <w:webHidden/>
+              </w:rPr>
+              <w:t>2</w:t>
+            </w:r>
+            <w:r>
+              <w:rPr>
+                <w:noProof/>
+                <w:webHidden/>
+              </w:rPr>
+              <w:fldChar w:fldCharType="end"/>
+            </w:r>
+          </w:hyperlink>
+        </w:p>
+        <w:p>
+          <w:pPr>
+            <w:pStyle w:val="TOC1"/>
+            <w:tabs>
+              <w:tab w:val="right" w:leader="dot" w:pos="9016"/>
+            </w:tabs>
+            <w:rPr>
+              <w:noProof/>
+            </w:rPr>
+          </w:pPr>
+          <w:hyperlink w:anchor="_Toc224154029" w:history="1">
+            <w:r>
+              <w:rPr>
+                <w:rStyle w:val="Hyperlink"/>
+                <w:rFonts w:ascii="Times New Roman" w:eastAsia="Times New Roman" w:hAnsi="Times New Roman" w:cs="Times New Roman"/>
+                <w:b/>
+                <w:bCs/>
+                <w:noProof/>
+                <w:kern w:val="36"/>
+                <w:lang w:val="en-GB" w:eastAsia="en-GB"/>
+                <w14:ligatures w14:val="none"/>
+              </w:rPr>
+              <w:t>09.1 AI Governance &amp; Oversight Policy</w:t>
+            </w:r>
+            <w:r>
+              <w:rPr>
+                <w:noProof/>
+                <w:webHidden/>
+              </w:rPr>
+              <w:tab/>
+            </w:r>
+            <w:r>
+              <w:rPr>
+                <w:noProof/>
+                <w:webHidden/>
+              </w:rPr>
+              <w:fldChar w:fldCharType="begin"/>
+            </w:r>
+            <w:r>
+              <w:rPr>
+                <w:noProof/>
+                <w:webHidden/>
+              </w:rPr>
+              <w:instrText xml:space="preserve"> PAGEREF _Toc224154029 \h </w:instrText>
+            </w:r>
+            <w:r>
+              <w:rPr>
+                <w:noProof/>
+                <w:webHidden/>
+              </w:rPr>
+            </w:r>
+            <w:r>
+              <w:rPr>
+                <w:noProof/>
+                <w:webHidden/>
+              </w:rPr>
+              <w:fldChar w:fldCharType="separate"/>
+            </w:r>
+            <w:r>
+              <w:rPr>
+                <w:noProof/>
+                <w:webHidden/>
+              </w:rPr>
+              <w:t>2</w:t>
+            </w:r>
+            <w:r>
+              <w:rPr>
+                <w:noProof/>
+                <w:webHidden/>
+              </w:rPr>
+              <w:fldChar w:fldCharType="end"/>
+            </w:r>
+          </w:hyperlink>
+        </w:p>
+        <w:p>
+          <w:pPr>
+            <w:pStyle w:val="TOC3"/>
+            <w:tabs>
+              <w:tab w:val="right" w:leader="dot" w:pos="9016"/>
+            </w:tabs>
+            <w:rPr>
+              <w:noProof/>
+            </w:rPr>
+          </w:pPr>
+          <w:hyperlink w:anchor="_Toc224154030" w:history="1">
+            <w:r>
+              <w:rPr>
+                <w:rStyle w:val="Hyperlink"/>
+                <w:rFonts w:ascii="Times New Roman" w:eastAsia="Times New Roman" w:hAnsi="Times New Roman" w:cs="Times New Roman"/>
+                <w:b/>
+                <w:bCs/>
+                <w:noProof/>
+                <w:kern w:val="0"/>
+                <w:lang w:val="en-GB" w:eastAsia="en-GB"/>
+                <w14:ligatures w14:val="none"/>
+              </w:rPr>
+              <w:t>09.1.1 AI Governance Charter</w:t>
+            </w:r>
+            <w:r>
+              <w:rPr>
+                <w:noProof/>
+                <w:webHidden/>
+              </w:rPr>
+              <w:tab/>
+            </w:r>
+            <w:r>
+              <w:rPr>
+                <w:noProof/>
+                <w:webHidden/>
+              </w:rPr>
+              <w:fldChar w:fldCharType="begin"/>
+            </w:r>
+            <w:r>
+              <w:rPr>
+                <w:noProof/>
+                <w:webHidden/>
+              </w:rPr>
+              <w:instrText xml:space="preserve"> PAGEREF _Toc224154030 \h </w:instrText>
+            </w:r>
+            <w:r>
+              <w:rPr>
+                <w:noProof/>
+                <w:webHidden/>
+              </w:rPr>
+            </w:r>
+            <w:r>
+              <w:rPr>
+                <w:noProof/>
+                <w:webHidden/>
+              </w:rPr>
+              <w:fldChar w:fldCharType="separate"/>
+            </w:r>
+            <w:r>
+              <w:rPr>
+                <w:noProof/>
+                <w:webHidden/>
+              </w:rPr>
+              <w:t>2</w:t>
+            </w:r>
+            <w:r>
+              <w:rPr>
+                <w:noProof/>
+                <w:webHidden/>
+              </w:rPr>
+              <w:fldChar w:fldCharType="end"/>
+            </w:r>
+          </w:hyperlink>
+        </w:p>
+        <w:p>
+          <w:pPr>
+            <w:pStyle w:val="TOC3"/>
+            <w:tabs>
+              <w:tab w:val="right" w:leader="dot" w:pos="9016"/>
+            </w:tabs>
+            <w:rPr>
+              <w:noProof/>
+            </w:rPr>
+          </w:pPr>
+          <w:hyperlink w:anchor="_Toc224154031" w:history="1">
+            <w:r>
+              <w:rPr>
+                <w:rStyle w:val="Hyperlink"/>
+                <w:rFonts w:ascii="Times New Roman" w:eastAsia="Times New Roman" w:hAnsi="Times New Roman" w:cs="Times New Roman"/>
+                <w:b/>
+                <w:bCs/>
+                <w:noProof/>
+                <w:kern w:val="0"/>
+                <w:lang w:val="en-GB" w:eastAsia="en-GB"/>
+                <w14:ligatures w14:val="none"/>
+              </w:rPr>
+              <w:t>09.1.2 AI Ethics &amp; Responsible Use Policy</w:t>
+            </w:r>
+            <w:r>
+              <w:rPr>
+                <w:noProof/>
+                <w:webHidden/>
+              </w:rPr>
+              <w:tab/>
+            </w:r>
+            <w:r>
+              <w:rPr>
+                <w:noProof/>
+                <w:webHidden/>
+              </w:rPr>
+              <w:fldChar w:fldCharType="begin"/>
+            </w:r>
+            <w:r>
+              <w:rPr>
+                <w:noProof/>
+                <w:webHidden/>
+              </w:rPr>
+              <w:instrText xml:space="preserve"> PAGEREF _Toc224154031 \h </w:instrText>
+            </w:r>
+            <w:r>
+              <w:rPr>
+                <w:noProof/>
+                <w:webHidden/>
+              </w:rPr>
+            </w:r>
+            <w:r>
+              <w:rPr>
+                <w:noProof/>
+                <w:webHidden/>
+              </w:rPr>
+              <w:fldChar w:fldCharType="separate"/>
+            </w:r>
+            <w:r>
+              <w:rPr>
+                <w:noProof/>
+                <w:webHidden/>
+              </w:rPr>
+              <w:t>2</w:t>
+            </w:r>
+            <w:r>
+              <w:rPr>
+                <w:noProof/>
+                <w:webHidden/>
+              </w:rPr>
+              <w:fldChar w:fldCharType="end"/>
+            </w:r>
+          </w:hyperlink>
+        </w:p>
+        <w:p>
+          <w:pPr>
+            <w:pStyle w:val="TOC1"/>
+            <w:tabs>
+              <w:tab w:val="right" w:leader="dot" w:pos="9016"/>
+            </w:tabs>
+            <w:rPr>
+              <w:noProof/>
+            </w:rPr>
+          </w:pPr>
+          <w:hyperlink w:anchor="_Toc224154032" w:history="1">
+            <w:r>
+              <w:rPr>
+                <w:rStyle w:val="Hyperlink"/>
+                <w:rFonts w:ascii="Times New Roman" w:eastAsia="Times New Roman" w:hAnsi="Times New Roman" w:cs="Times New Roman"/>
+                <w:b/>
+                <w:bCs/>
+                <w:noProof/>
+                <w:kern w:val="36"/>
+                <w:lang w:val="en-GB" w:eastAsia="en-GB"/>
+                <w14:ligatures w14:val="none"/>
+              </w:rPr>
+              <w:t>09.2 AI Use Case Management</w:t>
+            </w:r>
+            <w:r>
+              <w:rPr>
+                <w:noProof/>
+                <w:webHidden/>
+              </w:rPr>
+              <w:tab/>
+            </w:r>
+            <w:r>
+              <w:rPr>
+                <w:noProof/>
+                <w:webHidden/>
+              </w:rPr>
+              <w:fldChar w:fldCharType="begin"/>
+            </w:r>
+            <w:r>
+              <w:rPr>
+                <w:noProof/>
+                <w:webHidden/>
+              </w:rPr>
+              <w:instrText xml:space="preserve"> PAGEREF _Toc224154032 \h </w:instrText>
+            </w:r>
+            <w:r>
+              <w:rPr>
+                <w:noProof/>
+                <w:webHidden/>
+              </w:rPr>
+            </w:r>
+            <w:r>
+              <w:rPr>
+                <w:noProof/>
+                <w:webHidden/>
+              </w:rPr>
+              <w:fldChar w:fldCharType="separate"/>
+            </w:r>
+            <w:r>
+              <w:rPr>
+                <w:noProof/>
+                <w:webHidden/>
+              </w:rPr>
+              <w:t>2</w:t>
+            </w:r>
+            <w:r>
+              <w:rPr>
+                <w:noProof/>
+                <w:webHidden/>
+              </w:rPr>
+              <w:fldChar w:fldCharType="end"/>
+            </w:r>
+          </w:hyperlink>
+        </w:p>
+        <w:p>
+          <w:pPr>
+            <w:pStyle w:val="TOC3"/>
+            <w:tabs>
+              <w:tab w:val="right" w:leader="dot" w:pos="9016"/>
+            </w:tabs>
+            <w:rPr>
+              <w:noProof/>
+            </w:rPr>
+          </w:pPr>
+          <w:hyperlink w:anchor="_Toc224154033" w:history="1">
+            <w:r>
+              <w:rPr>
+                <w:rStyle w:val="Hyperlink"/>
+                <w:rFonts w:ascii="Times New Roman" w:eastAsia="Times New Roman" w:hAnsi="Times New Roman" w:cs="Times New Roman"/>
+                <w:b/>
+                <w:bCs/>
+                <w:noProof/>
+                <w:kern w:val="0"/>
+                <w:lang w:val="en-GB" w:eastAsia="en-GB"/>
+                <w14:ligatures w14:val="none"/>
+              </w:rPr>
+              <w:t>09.2.1 AI Use Case Intake Procedure</w:t>
+            </w:r>
+            <w:r>
+              <w:rPr>
+                <w:noProof/>
+                <w:webHidden/>
+              </w:rPr>
+              <w:tab/>
+            </w:r>
+            <w:r>
+              <w:rPr>
+                <w:noProof/>
+                <w:webHidden/>
+              </w:rPr>
+              <w:fldChar w:fldCharType="begin"/>
+            </w:r>
+            <w:r>
+              <w:rPr>
+                <w:noProof/>
+                <w:webHidden/>
+              </w:rPr>
+              <w:instrText xml:space="preserve"> PAGEREF _Toc224154033 \h </w:instrText>
+            </w:r>
+            <w:r>
+              <w:rPr>
+                <w:noProof/>
+                <w:webHidden/>
+              </w:rPr>
+            </w:r>
+            <w:r>
+              <w:rPr>
+                <w:noProof/>
+                <w:webHidden/>
+              </w:rPr>
+              <w:fldChar w:fldCharType="separate"/>
+            </w:r>
+            <w:r>
+              <w:rPr>
+                <w:noProof/>
+                <w:webHidden/>
+              </w:rPr>
+              <w:t>2</w:t>
+            </w:r>
+            <w:r>
+              <w:rPr>
+                <w:noProof/>
+                <w:webHidden/>
+              </w:rPr>
+              <w:fldChar w:fldCharType="end"/>
+            </w:r>
+          </w:hyperlink>
+        </w:p>
+        <w:p>
+          <w:pPr>
+            <w:pStyle w:val="TOC3"/>
+            <w:tabs>
+              <w:tab w:val="right" w:leader="dot" w:pos="9016"/>
+            </w:tabs>
+            <w:rPr>
+              <w:noProof/>
+            </w:rPr>
+          </w:pPr>
+          <w:hyperlink w:anchor="_Toc224154034" w:history="1">
+            <w:r>
+              <w:rPr>
+                <w:rStyle w:val="Hyperlink"/>
+                <w:rFonts w:ascii="Times New Roman" w:eastAsia="Times New Roman" w:hAnsi="Times New Roman" w:cs="Times New Roman"/>
+                <w:b/>
+                <w:bCs/>
+                <w:noProof/>
+                <w:kern w:val="0"/>
+                <w:lang w:val="en-GB" w:eastAsia="en-GB"/>
+                <w14:ligatures w14:val="none"/>
+              </w:rPr>
+              <w:t>09.2.2 AI Portfolio Categorization</w:t>
+            </w:r>
+            <w:r>
+              <w:rPr>
+                <w:noProof/>
+                <w:webHidden/>
+              </w:rPr>
+              <w:tab/>
+            </w:r>
+            <w:r>
+              <w:rPr>
+                <w:noProof/>
+                <w:webHidden/>
+              </w:rPr>
+              <w:fldChar w:fldCharType="begin"/>
+            </w:r>
+            <w:r>
+              <w:rPr>
+                <w:noProof/>
+                <w:webHidden/>
+              </w:rPr>
+              <w:instrText xml:space="preserve"> PAGEREF _Toc224154034 \h </w:instrText>
+            </w:r>
+            <w:r>
+              <w:rPr>
+                <w:noProof/>
+                <w:webHidden/>
+              </w:rPr>
+            </w:r>
+            <w:r>
+              <w:rPr>
+                <w:noProof/>
+                <w:webHidden/>
+              </w:rPr>
+              <w:fldChar w:fldCharType="separate"/>
+            </w:r>
+            <w:r>
+              <w:rPr>
+                <w:noProof/>
+                <w:webHidden/>
+              </w:rPr>
+              <w:t>3</w:t>
+            </w:r>
+            <w:r>
+              <w:rPr>
+                <w:noProof/>
+                <w:webHidden/>
+              </w:rPr>
+              <w:fldChar w:fldCharType="end"/>
+            </w:r>
+          </w:hyperlink>
+        </w:p>
+        <w:p>
+          <w:pPr>
+            <w:pStyle w:val="TOC1"/>
+            <w:tabs>
+              <w:tab w:val="right" w:leader="dot" w:pos="9016"/>
+            </w:tabs>
+            <w:rPr>
+              <w:noProof/>
+            </w:rPr>
+          </w:pPr>
+          <w:hyperlink w:anchor="_Toc224154035" w:history="1">
+            <w:r>
+              <w:rPr>
+                <w:rStyle w:val="Hyperlink"/>
+                <w:rFonts w:ascii="Times New Roman" w:eastAsia="Times New Roman" w:hAnsi="Times New Roman" w:cs="Times New Roman"/>
+                <w:b/>
+                <w:bCs/>
+                <w:noProof/>
+                <w:kern w:val="36"/>
+                <w:lang w:val="en-GB" w:eastAsia="en-GB"/>
+                <w14:ligatures w14:val="none"/>
+              </w:rPr>
+              <w:t>09.3 AI Data Governance Integration</w:t>
+            </w:r>
+            <w:r>
+              <w:rPr>
+                <w:noProof/>
+                <w:webHidden/>
+              </w:rPr>
+              <w:tab/>
+            </w:r>
+            <w:r>
+              <w:rPr>
+                <w:noProof/>
+                <w:webHidden/>
+              </w:rPr>
+              <w:fldChar w:fldCharType="begin"/>
+            </w:r>
+            <w:r>
+              <w:rPr>
+                <w:noProof/>
+                <w:webHidden/>
+              </w:rPr>
+              <w:instrText xml:space="preserve"> PAGEREF _Toc224154035 \h </w:instrText>
+            </w:r>
+            <w:r>
+              <w:rPr>
+                <w:noProof/>
+                <w:webHidden/>
+              </w:rPr>
+            </w:r>
+            <w:r>
+              <w:rPr>
+                <w:noProof/>
+                <w:webHidden/>
+              </w:rPr>
+              <w:fldChar w:fldCharType="separate"/>
+            </w:r>
+            <w:r>
+              <w:rPr>
+                <w:noProof/>
+                <w:webHidden/>
+              </w:rPr>
+              <w:t>3</w:t>
+            </w:r>
+            <w:r>
+              <w:rPr>
+                <w:noProof/>
+                <w:webHidden/>
+              </w:rPr>
+              <w:fldChar w:fldCharType="end"/>
+            </w:r>
+          </w:hyperlink>
+        </w:p>
+        <w:p>
+          <w:pPr>
+            <w:pStyle w:val="TOC3"/>
+            <w:tabs>
+              <w:tab w:val="right" w:leader="dot" w:pos="9016"/>
+            </w:tabs>
+            <w:rPr>
+              <w:noProof/>
+            </w:rPr>
+          </w:pPr>
+          <w:hyperlink w:anchor="_Toc224154036" w:history="1">
+            <w:r>
+              <w:rPr>
+                <w:rStyle w:val="Hyperlink"/>
+                <w:rFonts w:ascii="Times New Roman" w:eastAsia="Times New Roman" w:hAnsi="Times New Roman" w:cs="Times New Roman"/>
+                <w:b/>
+                <w:bCs/>
+                <w:noProof/>
+                <w:kern w:val="0"/>
+                <w:lang w:val="en-GB" w:eastAsia="en-GB"/>
+                <w14:ligatures w14:val="none"/>
+              </w:rPr>
+              <w:t>09.3.1 Data Quality Controls</w:t>
+            </w:r>
+            <w:r>
+              <w:rPr>
+                <w:noProof/>
+                <w:webHidden/>
+              </w:rPr>
+              <w:tab/>
+            </w:r>
+            <w:r>
+              <w:rPr>
+                <w:noProof/>
+                <w:webHidden/>
+              </w:rPr>
+              <w:fldChar w:fldCharType="begin"/>
+            </w:r>
+            <w:r>
+              <w:rPr>
+                <w:noProof/>
+                <w:webHidden/>
+              </w:rPr>
+              <w:instrText xml:space="preserve"> PAGEREF _Toc224154036 \h </w:instrText>
+            </w:r>
+            <w:r>
+              <w:rPr>
+                <w:noProof/>
+                <w:webHidden/>
+              </w:rPr>
+            </w:r>
+            <w:r>
+              <w:rPr>
+                <w:noProof/>
+                <w:webHidden/>
+              </w:rPr>
+              <w:fldChar w:fldCharType="separate"/>
+            </w:r>
+            <w:r>
+              <w:rPr>
+                <w:noProof/>
+                <w:webHidden/>
+              </w:rPr>
+              <w:t>3</w:t>
+            </w:r>
+            <w:r>
+              <w:rPr>
+                <w:noProof/>
+                <w:webHidden/>
+              </w:rPr>
+              <w:fldChar w:fldCharType="end"/>
+            </w:r>
+          </w:hyperlink>
+        </w:p>
+        <w:p>
+          <w:pPr>
+            <w:pStyle w:val="TOC3"/>
+            <w:tabs>
+              <w:tab w:val="right" w:leader="dot" w:pos="9016"/>
+            </w:tabs>
+            <w:rPr>
+              <w:noProof/>
+            </w:rPr>
+          </w:pPr>
+          <w:hyperlink w:anchor="_Toc224154037" w:history="1">
+            <w:r>
+              <w:rPr>
+                <w:rStyle w:val="Hyperlink"/>
+                <w:rFonts w:ascii="Times New Roman" w:eastAsia="Times New Roman" w:hAnsi="Times New Roman" w:cs="Times New Roman"/>
+                <w:b/>
+                <w:bCs/>
+                <w:noProof/>
+                <w:kern w:val="0"/>
+                <w:lang w:val="en-GB" w:eastAsia="en-GB"/>
+                <w14:ligatures w14:val="none"/>
+              </w:rPr>
+              <w:t>09.3.2 Data Protection Compliance</w:t>
+            </w:r>
+            <w:r>
+              <w:rPr>
+                <w:noProof/>
+                <w:webHidden/>
+              </w:rPr>
+              <w:tab/>
+            </w:r>
+            <w:r>
+              <w:rPr>
+                <w:noProof/>
+                <w:webHidden/>
+              </w:rPr>
+              <w:fldChar w:fldCharType="begin"/>
+            </w:r>
+            <w:r>
+              <w:rPr>
+                <w:noProof/>
+                <w:webHidden/>
+              </w:rPr>
+              <w:instrText xml:space="preserve"> PAGEREF _Toc224154037 \h </w:instrText>
+            </w:r>
+            <w:r>
+              <w:rPr>
+                <w:noProof/>
+                <w:webHidden/>
+              </w:rPr>
+            </w:r>
+            <w:r>
+              <w:rPr>
+                <w:noProof/>
+                <w:webHidden/>
+              </w:rPr>
+              <w:fldChar w:fldCharType="separate"/>
+            </w:r>
+            <w:r>
+              <w:rPr>
+                <w:noProof/>
+                <w:webHidden/>
+              </w:rPr>
+              <w:t>3</w:t>
+            </w:r>
+            <w:r>
+              <w:rPr>
+                <w:noProof/>
+                <w:webHidden/>
+              </w:rPr>
+              <w:fldChar w:fldCharType="end"/>
+            </w:r>
+          </w:hyperlink>
+        </w:p>
+        <w:p>
+          <w:pPr>
+            <w:pStyle w:val="TOC1"/>
+            <w:tabs>
+              <w:tab w:val="right" w:leader="dot" w:pos="9016"/>
+            </w:tabs>
+            <w:rPr>
+              <w:noProof/>
+            </w:rPr>
+          </w:pPr>
+          <w:hyperlink w:anchor="_Toc224154038" w:history="1">
+            <w:r>
+              <w:rPr>
+                <w:rStyle w:val="Hyperlink"/>
+                <w:rFonts w:ascii="Times New Roman" w:eastAsia="Times New Roman" w:hAnsi="Times New Roman" w:cs="Times New Roman"/>
+                <w:b/>
+                <w:bCs/>
+                <w:noProof/>
+                <w:kern w:val="36"/>
+                <w:lang w:val="en-GB" w:eastAsia="en-GB"/>
+                <w14:ligatures w14:val="none"/>
+              </w:rPr>
+              <w:t>09.4 AI Risk &amp; Compliance Framework</w:t>
+            </w:r>
+            <w:r>
+              <w:rPr>
+                <w:noProof/>
+                <w:webHidden/>
+              </w:rPr>
+              <w:tab/>
+            </w:r>
+            <w:r>
+              <w:rPr>
+                <w:noProof/>
+                <w:webHidden/>
+              </w:rPr>
+              <w:fldChar w:fldCharType="begin"/>
+            </w:r>
+            <w:r>
+              <w:rPr>
+                <w:noProof/>
+                <w:webHidden/>
+              </w:rPr>
+              <w:instrText xml:space="preserve"> PAGEREF _Toc224154038 \h </w:instrText>
+            </w:r>
+            <w:r>
+              <w:rPr>
+                <w:noProof/>
+                <w:webHidden/>
+              </w:rPr>
+            </w:r>
+            <w:r>
+              <w:rPr>
+                <w:noProof/>
+                <w:webHidden/>
+              </w:rPr>
+              <w:fldChar w:fldCharType="separate"/>
+            </w:r>
+            <w:r>
+              <w:rPr>
+                <w:noProof/>
+                <w:webHidden/>
+              </w:rPr>
+              <w:t>3</w:t>
+            </w:r>
+            <w:r>
+              <w:rPr>
+                <w:noProof/>
+                <w:webHidden/>
+              </w:rPr>
+              <w:fldChar w:fldCharType="end"/>
+            </w:r>
+          </w:hyperlink>
+        </w:p>
+        <w:p>
+          <w:pPr>
+            <w:pStyle w:val="TOC3"/>
+            <w:tabs>
+              <w:tab w:val="right" w:leader="dot" w:pos="9016"/>
+            </w:tabs>
+            <w:rPr>
+              <w:noProof/>
+            </w:rPr>
+          </w:pPr>
+          <w:hyperlink w:anchor="_Toc224154039" w:history="1">
+            <w:r>
+              <w:rPr>
+                <w:rStyle w:val="Hyperlink"/>
+                <w:rFonts w:ascii="Times New Roman" w:eastAsia="Times New Roman" w:hAnsi="Times New Roman" w:cs="Times New Roman"/>
+                <w:b/>
+                <w:bCs/>
+                <w:noProof/>
+                <w:kern w:val="0"/>
+                <w:lang w:val="en-GB" w:eastAsia="en-GB"/>
+                <w14:ligatures w14:val="none"/>
+              </w:rPr>
+              <w:t>09.4.1 AI Risk Taxonomy</w:t>
+            </w:r>
+            <w:r>
+              <w:rPr>
+                <w:noProof/>
+                <w:webHidden/>
+              </w:rPr>
+              <w:tab/>
+            </w:r>
+            <w:r>
+              <w:rPr>
+                <w:noProof/>
+                <w:webHidden/>
+              </w:rPr>
+              <w:fldChar w:fldCharType="begin"/>
+            </w:r>
+            <w:r>
+              <w:rPr>
+                <w:noProof/>
+                <w:webHidden/>
+              </w:rPr>
+              <w:instrText xml:space="preserve"> PAGEREF _Toc224154039 \h </w:instrText>
+            </w:r>
+            <w:r>
+              <w:rPr>
+                <w:noProof/>
+                <w:webHidden/>
+              </w:rPr>
+            </w:r>
+            <w:r>
+              <w:rPr>
+                <w:noProof/>
+                <w:webHidden/>
+              </w:rPr>
+              <w:fldChar w:fldCharType="separate"/>
+            </w:r>
+            <w:r>
+              <w:rPr>
+                <w:noProof/>
+                <w:webHidden/>
+              </w:rPr>
+              <w:t>4</w:t>
+            </w:r>
+            <w:r>
+              <w:rPr>
+                <w:noProof/>
+                <w:webHidden/>
+              </w:rPr>
+              <w:fldChar w:fldCharType="end"/>
+            </w:r>
+          </w:hyperlink>
+        </w:p>
+        <w:p>
+          <w:pPr>
+            <w:pStyle w:val="TOC3"/>
+            <w:tabs>
+              <w:tab w:val="right" w:leader="dot" w:pos="9016"/>
+            </w:tabs>
+            <w:rPr>
+              <w:noProof/>
+            </w:rPr>
+          </w:pPr>
+          <w:hyperlink w:anchor="_Toc224154040" w:history="1">
+            <w:r>
+              <w:rPr>
+                <w:rStyle w:val="Hyperlink"/>
+                <w:rFonts w:ascii="Times New Roman" w:eastAsia="Times New Roman" w:hAnsi="Times New Roman" w:cs="Times New Roman"/>
+                <w:b/>
+                <w:bCs/>
+                <w:noProof/>
+                <w:kern w:val="0"/>
+                <w:lang w:val="en-GB" w:eastAsia="en-GB"/>
+                <w14:ligatures w14:val="none"/>
+              </w:rPr>
+              <w:t>09.4.2 AI Risk Register Template</w:t>
+            </w:r>
+            <w:r>
+              <w:rPr>
+                <w:noProof/>
+                <w:webHidden/>
+              </w:rPr>
+              <w:tab/>
+            </w:r>
+            <w:r>
+              <w:rPr>
+                <w:noProof/>
+                <w:webHidden/>
+              </w:rPr>
+              <w:fldChar w:fldCharType="begin"/>
+            </w:r>
+            <w:r>
+              <w:rPr>
+                <w:noProof/>
+                <w:webHidden/>
+              </w:rPr>
+              <w:instrText xml:space="preserve"> PAGEREF _Toc224154040 \h </w:instrText>
+            </w:r>
+            <w:r>
+              <w:rPr>
+                <w:noProof/>
+                <w:webHidden/>
+              </w:rPr>
+            </w:r>
+            <w:r>
+              <w:rPr>
+                <w:noProof/>
+                <w:webHidden/>
+              </w:rPr>
+              <w:fldChar w:fldCharType="separate"/>
+            </w:r>
+            <w:r>
+              <w:rPr>
+                <w:noProof/>
+                <w:webHidden/>
+              </w:rPr>
+              <w:t>4</w:t>
+            </w:r>
+            <w:r>
+              <w:rPr>
+                <w:noProof/>
+                <w:webHidden/>
+              </w:rPr>
+              <w:fldChar w:fldCharType="end"/>
+            </w:r>
+          </w:hyperlink>
+        </w:p>
+        <w:p>
+          <w:pPr>
+            <w:pStyle w:val="TOC1"/>
+            <w:tabs>
+              <w:tab w:val="right" w:leader="dot" w:pos="9016"/>
+            </w:tabs>
+            <w:rPr>
+              <w:noProof/>
+            </w:rPr>
+          </w:pPr>
+          <w:hyperlink w:anchor="_Toc224154041" w:history="1">
+            <w:r>
+              <w:rPr>
+                <w:rStyle w:val="Hyperlink"/>
+                <w:rFonts w:ascii="Times New Roman" w:eastAsia="Times New Roman" w:hAnsi="Times New Roman" w:cs="Times New Roman"/>
+                <w:b/>
+                <w:bCs/>
+                <w:noProof/>
+                <w:kern w:val="36"/>
+                <w:lang w:val="en-GB" w:eastAsia="en-GB"/>
+                <w14:ligatures w14:val="none"/>
+              </w:rPr>
+              <w:t>09.5 AI Knowledge Repository Architecture</w:t>
+            </w:r>
+            <w:r>
+              <w:rPr>
+                <w:noProof/>
+                <w:webHidden/>
+              </w:rPr>
+              <w:tab/>
+            </w:r>
+            <w:r>
+              <w:rPr>
+                <w:noProof/>
+                <w:webHidden/>
+              </w:rPr>
+              <w:fldChar w:fldCharType="begin"/>
+            </w:r>
+            <w:r>
+              <w:rPr>
+                <w:noProof/>
+                <w:webHidden/>
+              </w:rPr>
+              <w:instrText xml:space="preserve"> PAGEREF _Toc224154041 \h </w:instrText>
+            </w:r>
+            <w:r>
+              <w:rPr>
+                <w:noProof/>
+                <w:webHidden/>
+              </w:rPr>
+            </w:r>
+            <w:r>
+              <w:rPr>
+                <w:noProof/>
+                <w:webHidden/>
+              </w:rPr>
+              <w:fldChar w:fldCharType="separate"/>
+            </w:r>
+            <w:r>
+              <w:rPr>
+                <w:noProof/>
+                <w:webHidden/>
+              </w:rPr>
+              <w:t>4</w:t>
+            </w:r>
+            <w:r>
+              <w:rPr>
+                <w:noProof/>
+                <w:webHidden/>
+              </w:rPr>
+              <w:fldChar w:fldCharType="end"/>
+            </w:r>
+          </w:hyperlink>
+        </w:p>
+        <w:p>
+          <w:pPr>
+            <w:pStyle w:val="TOC3"/>
+            <w:tabs>
+              <w:tab w:val="right" w:leader="dot" w:pos="9016"/>
+            </w:tabs>
+            <w:rPr>
+              <w:noProof/>
+            </w:rPr>
+          </w:pPr>
+          <w:hyperlink w:anchor="_Toc224154042" w:history="1">
+            <w:r>
+              <w:rPr>
+                <w:rStyle w:val="Hyperlink"/>
+                <w:rFonts w:ascii="Times New Roman" w:eastAsia="Times New Roman" w:hAnsi="Times New Roman" w:cs="Times New Roman"/>
+                <w:b/>
+                <w:bCs/>
+                <w:noProof/>
+                <w:kern w:val="0"/>
+                <w:lang w:val="en-GB" w:eastAsia="en-GB"/>
+                <w14:ligatures w14:val="none"/>
+              </w:rPr>
+              <w:t>09.5.1 AI Knowledge Layers</w:t>
+            </w:r>
+            <w:r>
+              <w:rPr>
+                <w:noProof/>
+                <w:webHidden/>
+              </w:rPr>
+              <w:tab/>
+            </w:r>
+            <w:r>
+              <w:rPr>
+                <w:noProof/>
+                <w:webHidden/>
+              </w:rPr>
+              <w:fldChar w:fldCharType="begin"/>
+            </w:r>
+            <w:r>
+              <w:rPr>
+                <w:noProof/>
+                <w:webHidden/>
+              </w:rPr>
+              <w:instrText xml:space="preserve"> PAGEREF _Toc224154042 \h </w:instrText>
+            </w:r>
+            <w:r>
+              <w:rPr>
+                <w:noProof/>
+                <w:webHidden/>
+              </w:rPr>
+            </w:r>
+            <w:r>
+              <w:rPr>
+                <w:noProof/>
+                <w:webHidden/>
+              </w:rPr>
+              <w:fldChar w:fldCharType="separate"/>
+            </w:r>
+            <w:r>
+              <w:rPr>
+                <w:noProof/>
+                <w:webHidden/>
+              </w:rPr>
+              <w:t>4</w:t>
+            </w:r>
+            <w:r>
+              <w:rPr>
+                <w:noProof/>
+                <w:webHidden/>
+              </w:rPr>
+              <w:fldChar w:fldCharType="end"/>
+            </w:r>
+          </w:hyperlink>
+        </w:p>
+        <w:p>
+          <w:pPr>
+            <w:pStyle w:val="TOC1"/>
+            <w:tabs>
+              <w:tab w:val="right" w:leader="dot" w:pos="9016"/>
+            </w:tabs>
+            <w:rPr>
+              <w:noProof/>
+            </w:rPr>
+          </w:pPr>
+          <w:hyperlink w:anchor="_Toc224154043" w:history="1">
+            <w:r>
+              <w:rPr>
+                <w:rStyle w:val="Hyperlink"/>
+                <w:rFonts w:ascii="Times New Roman" w:eastAsia="Times New Roman" w:hAnsi="Times New Roman" w:cs="Times New Roman"/>
+                <w:b/>
+                <w:bCs/>
+                <w:noProof/>
+                <w:kern w:val="36"/>
+                <w:lang w:val="en-GB" w:eastAsia="en-GB"/>
+                <w14:ligatures w14:val="none"/>
+              </w:rPr>
+              <w:t>09.6 AI Training &amp; Capability Development</w:t>
+            </w:r>
+            <w:r>
+              <w:rPr>
+                <w:noProof/>
+                <w:webHidden/>
+              </w:rPr>
+              <w:tab/>
+            </w:r>
+            <w:r>
+              <w:rPr>
+                <w:noProof/>
+                <w:webHidden/>
+              </w:rPr>
+              <w:fldChar w:fldCharType="begin"/>
+            </w:r>
+            <w:r>
+              <w:rPr>
+                <w:noProof/>
+                <w:webHidden/>
+              </w:rPr>
+              <w:instrText xml:space="preserve"> PAGEREF _Toc224154043 \h </w:instrText>
+            </w:r>
+            <w:r>
+              <w:rPr>
+                <w:noProof/>
+                <w:webHidden/>
+              </w:rPr>
+            </w:r>
+            <w:r>
+              <w:rPr>
+                <w:noProof/>
+                <w:webHidden/>
+              </w:rPr>
+              <w:fldChar w:fldCharType="separate"/>
+            </w:r>
+            <w:r>
+              <w:rPr>
+                <w:noProof/>
+                <w:webHidden/>
+              </w:rPr>
+              <w:t>4</w:t>
+            </w:r>
+            <w:r>
+              <w:rPr>
+                <w:noProof/>
+                <w:webHidden/>
+              </w:rPr>
+              <w:fldChar w:fldCharType="end"/>
+            </w:r>
+          </w:hyperlink>
+        </w:p>
+        <w:p>
+          <w:pPr>
+            <w:pStyle w:val="TOC3"/>
+            <w:tabs>
+              <w:tab w:val="right" w:leader="dot" w:pos="9016"/>
+            </w:tabs>
+            <w:rPr>
+              <w:noProof/>
+            </w:rPr>
+          </w:pPr>
+          <w:hyperlink w:anchor="_Toc224154044" w:history="1">
+            <w:r>
+              <w:rPr>
+                <w:rStyle w:val="Hyperlink"/>
+                <w:rFonts w:ascii="Times New Roman" w:eastAsia="Times New Roman" w:hAnsi="Times New Roman" w:cs="Times New Roman"/>
+                <w:b/>
+                <w:bCs/>
+                <w:noProof/>
+                <w:kern w:val="0"/>
+                <w:lang w:val="en-GB" w:eastAsia="en-GB"/>
+                <w14:ligatures w14:val="none"/>
+              </w:rPr>
+              <w:t>09.6.1 AI Maturity Levels</w:t>
+            </w:r>
+            <w:r>
+              <w:rPr>
+                <w:noProof/>
+                <w:webHidden/>
+              </w:rPr>
+              <w:tab/>
+            </w:r>
+            <w:r>
+              <w:rPr>
+                <w:noProof/>
+                <w:webHidden/>
+              </w:rPr>
+              <w:fldChar w:fldCharType="begin"/>
+            </w:r>
+            <w:r>
+              <w:rPr>
+                <w:noProof/>
+                <w:webHidden/>
+              </w:rPr>
+              <w:instrText xml:space="preserve"> PAGEREF _Toc224154044 \h </w:instrText>
+            </w:r>
+            <w:r>
+              <w:rPr>
+                <w:noProof/>
+                <w:webHidden/>
+              </w:rPr>
+            </w:r>
+            <w:r>
+              <w:rPr>
+                <w:noProof/>
+                <w:webHidden/>
+              </w:rPr>
+              <w:fldChar w:fldCharType="separate"/>
+            </w:r>
+            <w:r>
+              <w:rPr>
+                <w:noProof/>
+                <w:webHidden/>
+              </w:rPr>
+              <w:t>4</w:t>
+            </w:r>
+            <w:r>
+              <w:rPr>
+                <w:noProof/>
+                <w:webHidden/>
+              </w:rPr>
+              <w:fldChar w:fldCharType="end"/>
+            </w:r>
+          </w:hyperlink>
+        </w:p>
+        <w:p>
+          <w:pPr>
+            <w:pStyle w:val="TOC3"/>
+            <w:tabs>
+              <w:tab w:val="right" w:leader="dot" w:pos="9016"/>
+            </w:tabs>
+            <w:rPr>
+              <w:noProof/>
+            </w:rPr>
+          </w:pPr>
+          <w:hyperlink w:anchor="_Toc224154045" w:history="1">
+            <w:r>
+              <w:rPr>
+                <w:rStyle w:val="Hyperlink"/>
+                <w:rFonts w:ascii="Times New Roman" w:eastAsia="Times New Roman" w:hAnsi="Times New Roman" w:cs="Times New Roman"/>
+                <w:b/>
+                <w:bCs/>
+                <w:noProof/>
+                <w:kern w:val="0"/>
+                <w:lang w:val="en-GB" w:eastAsia="en-GB"/>
+                <w14:ligatures w14:val="none"/>
+              </w:rPr>
+              <w:t>09.6.2 AI Certification Tracks</w:t>
+            </w:r>
+            <w:r>
+              <w:rPr>
+                <w:noProof/>
+                <w:webHidden/>
+              </w:rPr>
+              <w:tab/>
+            </w:r>
+            <w:r>
+              <w:rPr>
+                <w:noProof/>
+                <w:webHidden/>
+              </w:rPr>
+              <w:fldChar w:fldCharType="begin"/>
+            </w:r>
+            <w:r>
+              <w:rPr>
+                <w:noProof/>
+                <w:webHidden/>
+              </w:rPr>
+              <w:instrText xml:space="preserve"> PAGEREF _Toc224154045 \h </w:instrText>
+            </w:r>
+            <w:r>
+              <w:rPr>
+                <w:noProof/>
+                <w:webHidden/>
+              </w:rPr>
+            </w:r>
+            <w:r>
+              <w:rPr>
+                <w:noProof/>
+                <w:webHidden/>
+              </w:rPr>
+              <w:fldChar w:fldCharType="separate"/>
+            </w:r>
+            <w:r>
+              <w:rPr>
+                <w:noProof/>
+                <w:webHidden/>
+              </w:rPr>
+              <w:t>5</w:t>
+            </w:r>
+            <w:r>
+              <w:rPr>
+                <w:noProof/>
+                <w:webHidden/>
+              </w:rPr>
+              <w:fldChar w:fldCharType="end"/>
+            </w:r>
+          </w:hyperlink>
+        </w:p>
+        <w:p>
+          <w:pPr>
+            <w:pStyle w:val="TOC1"/>
+            <w:tabs>
+              <w:tab w:val="right" w:leader="dot" w:pos="9016"/>
+            </w:tabs>
+            <w:rPr>
+              <w:noProof/>
+            </w:rPr>
+          </w:pPr>
+          <w:hyperlink w:anchor="_Toc224154046" w:history="1">
+            <w:r>
+              <w:rPr>
+                <w:rStyle w:val="Hyperlink"/>
+                <w:rFonts w:ascii="Times New Roman" w:eastAsia="Times New Roman" w:hAnsi="Times New Roman" w:cs="Times New Roman"/>
+                <w:b/>
+                <w:bCs/>
+                <w:noProof/>
+                <w:kern w:val="36"/>
+                <w:lang w:val="en-GB" w:eastAsia="en-GB"/>
+                <w14:ligatures w14:val="none"/>
+              </w:rPr>
+              <w:t>09.7 AI Technology Stack Architecture</w:t>
+            </w:r>
+            <w:r>
+              <w:rPr>
+                <w:noProof/>
+                <w:webHidden/>
+              </w:rPr>
+              <w:tab/>
+            </w:r>
+            <w:r>
+              <w:rPr>
+                <w:noProof/>
+                <w:webHidden/>
+              </w:rPr>
+              <w:fldChar w:fldCharType="begin"/>
+            </w:r>
+            <w:r>
+              <w:rPr>
+                <w:noProof/>
+                <w:webHidden/>
+              </w:rPr>
+              <w:instrText xml:space="preserve"> PAGEREF _Toc224154046 \h </w:instrText>
+            </w:r>
+            <w:r>
+              <w:rPr>
+                <w:noProof/>
+                <w:webHidden/>
+              </w:rPr>
+            </w:r>
+            <w:r>
+              <w:rPr>
+                <w:noProof/>
+                <w:webHidden/>
+              </w:rPr>
+              <w:fldChar w:fldCharType="separate"/>
+            </w:r>
+            <w:r>
+              <w:rPr>
+                <w:noProof/>
+                <w:webHidden/>
+              </w:rPr>
+              <w:t>5</w:t>
+            </w:r>
+            <w:r>
+              <w:rPr>
+                <w:noProof/>
+                <w:webHidden/>
+              </w:rPr>
+              <w:fldChar w:fldCharType="end"/>
+            </w:r>
+          </w:hyperlink>
+        </w:p>
+        <w:p>
+          <w:pPr>
+            <w:pStyle w:val="TOC2"/>
+            <w:tabs>
+              <w:tab w:val="right" w:leader="dot" w:pos="9016"/>
+            </w:tabs>
+            <w:rPr>
+              <w:noProof/>
+            </w:rPr>
+          </w:pPr>
+          <w:hyperlink w:anchor="_Toc224154047" w:history="1">
+            <w:r>
+              <w:rPr>
+                <w:rStyle w:val="Hyperlink"/>
+                <w:rFonts w:ascii="Times New Roman" w:eastAsia="Times New Roman" w:hAnsi="Times New Roman" w:cs="Times New Roman"/>
+                <w:b/>
+                <w:bCs/>
+                <w:noProof/>
+                <w:kern w:val="0"/>
+                <w:lang w:val="en-GB" w:eastAsia="en-GB"/>
+                <w14:ligatures w14:val="none"/>
+              </w:rPr>
+              <w:t>09.7.1 Core AI Components</w:t>
+            </w:r>
+            <w:r>
+              <w:rPr>
+                <w:noProof/>
+                <w:webHidden/>
+              </w:rPr>
+              <w:tab/>
+            </w:r>
+            <w:r>
+              <w:rPr>
+                <w:noProof/>
+                <w:webHidden/>
+              </w:rPr>
+              <w:fldChar w:fldCharType="begin"/>
+            </w:r>
+            <w:r>
+              <w:rPr>
+                <w:noProof/>
+                <w:webHidden/>
+              </w:rPr>
+              <w:instrText xml:space="preserve"> PAGEREF _Toc224154047 \h </w:instrText>
+            </w:r>
+            <w:r>
+              <w:rPr>
+                <w:noProof/>
+                <w:webHidden/>
+              </w:rPr>
+            </w:r>
+            <w:r>
+              <w:rPr>
+                <w:noProof/>
+                <w:webHidden/>
+              </w:rPr>
+              <w:fldChar w:fldCharType="separate"/>
+            </w:r>
+            <w:r>
+              <w:rPr>
+                <w:noProof/>
+                <w:webHidden/>
+              </w:rPr>
+              <w:t>5</w:t>
+            </w:r>
+            <w:r>
+              <w:rPr>
+                <w:noProof/>
+                <w:webHidden/>
+              </w:rPr>
+              <w:fldChar w:fldCharType="end"/>
+            </w:r>
+          </w:hyperlink>
+        </w:p>
+        <w:p>
+          <w:pPr>
+            <w:pStyle w:val="TOC1"/>
+            <w:tabs>
+              <w:tab w:val="right" w:leader="dot" w:pos="9016"/>
+            </w:tabs>
+            <w:rPr>
+              <w:noProof/>
+            </w:rPr>
+          </w:pPr>
+          <w:hyperlink w:anchor="_Toc224154048" w:history="1">
+            <w:r>
+              <w:rPr>
+                <w:rStyle w:val="Hyperlink"/>
+                <w:rFonts w:ascii="Times New Roman" w:eastAsia="Times New Roman" w:hAnsi="Times New Roman" w:cs="Times New Roman"/>
+                <w:b/>
+                <w:bCs/>
+                <w:noProof/>
+                <w:kern w:val="36"/>
+                <w:lang w:val="en-GB" w:eastAsia="en-GB"/>
+                <w14:ligatures w14:val="none"/>
+              </w:rPr>
+              <w:t>09.8 AI KPI &amp; Performance Monitoring</w:t>
+            </w:r>
+            <w:r>
+              <w:rPr>
+                <w:noProof/>
+                <w:webHidden/>
+              </w:rPr>
+              <w:tab/>
+            </w:r>
+            <w:r>
+              <w:rPr>
+                <w:noProof/>
+                <w:webHidden/>
+              </w:rPr>
+              <w:fldChar w:fldCharType="begin"/>
+            </w:r>
+            <w:r>
+              <w:rPr>
+                <w:noProof/>
+                <w:webHidden/>
+              </w:rPr>
+              <w:instrText xml:space="preserve"> PAGEREF _Toc224154048 \h </w:instrText>
+            </w:r>
+            <w:r>
+              <w:rPr>
+                <w:noProof/>
+                <w:webHidden/>
+              </w:rPr>
+            </w:r>
+            <w:r>
+              <w:rPr>
+                <w:noProof/>
+                <w:webHidden/>
+              </w:rPr>
+              <w:fldChar w:fldCharType="separate"/>
+            </w:r>
+            <w:r>
+              <w:rPr>
+                <w:noProof/>
+                <w:webHidden/>
+              </w:rPr>
+              <w:t>5</w:t>
+            </w:r>
+            <w:r>
+              <w:rPr>
+                <w:noProof/>
+                <w:webHidden/>
+              </w:rPr>
+              <w:fldChar w:fldCharType="end"/>
+            </w:r>
+          </w:hyperlink>
+        </w:p>
+        <w:p>
+          <w:pPr>
+            <w:pStyle w:val="TOC3"/>
+            <w:tabs>
+              <w:tab w:val="right" w:leader="dot" w:pos="9016"/>
+            </w:tabs>
+            <w:rPr>
+              <w:noProof/>
+            </w:rPr>
+          </w:pPr>
+          <w:hyperlink w:anchor="_Toc224154049" w:history="1">
+            <w:r>
+              <w:rPr>
+                <w:rStyle w:val="Hyperlink"/>
+                <w:rFonts w:ascii="Times New Roman" w:eastAsia="Times New Roman" w:hAnsi="Times New Roman" w:cs="Times New Roman"/>
+                <w:b/>
+                <w:bCs/>
+                <w:noProof/>
+                <w:kern w:val="0"/>
+                <w:lang w:val="en-GB" w:eastAsia="en-GB"/>
+                <w14:ligatures w14:val="none"/>
+              </w:rPr>
+              <w:t>09.8.1 AI Value KPIs</w:t>
+            </w:r>
+            <w:r>
+              <w:rPr>
+                <w:noProof/>
+                <w:webHidden/>
+              </w:rPr>
+              <w:tab/>
+            </w:r>
+            <w:r>
+              <w:rPr>
+                <w:noProof/>
+                <w:webHidden/>
+              </w:rPr>
+              <w:fldChar w:fldCharType="begin"/>
+            </w:r>
+            <w:r>
+              <w:rPr>
+                <w:noProof/>
+                <w:webHidden/>
+              </w:rPr>
+              <w:instrText xml:space="preserve"> PAGEREF _Toc224154049 \h </w:instrText>
+            </w:r>
+            <w:r>
+              <w:rPr>
+                <w:noProof/>
+                <w:webHidden/>
+              </w:rPr>
+            </w:r>
+            <w:r>
+              <w:rPr>
+                <w:noProof/>
+                <w:webHidden/>
+              </w:rPr>
+              <w:fldChar w:fldCharType="separate"/>
+            </w:r>
+            <w:r>
+              <w:rPr>
+                <w:noProof/>
+                <w:webHidden/>
+              </w:rPr>
+              <w:t>5</w:t>
+            </w:r>
+            <w:r>
+              <w:rPr>
+                <w:noProof/>
+                <w:webHidden/>
+              </w:rPr>
+              <w:fldChar w:fldCharType="end"/>
+            </w:r>
+          </w:hyperlink>
+        </w:p>
+        <w:p>
+          <w:pPr>
+            <w:pStyle w:val="TOC3"/>
+            <w:tabs>
+              <w:tab w:val="right" w:leader="dot" w:pos="9016"/>
+            </w:tabs>
+            <w:rPr>
+              <w:noProof/>
+            </w:rPr>
+          </w:pPr>
+          <w:hyperlink w:anchor="_Toc224154050" w:history="1">
+            <w:r>
+              <w:rPr>
+                <w:rStyle w:val="Hyperlink"/>
+                <w:rFonts w:ascii="Times New Roman" w:eastAsia="Times New Roman" w:hAnsi="Times New Roman" w:cs="Times New Roman"/>
+                <w:b/>
+                <w:bCs/>
+                <w:noProof/>
+                <w:kern w:val="0"/>
+                <w:lang w:val="en-GB" w:eastAsia="en-GB"/>
+                <w14:ligatures w14:val="none"/>
+              </w:rPr>
+              <w:t>09.8.2 AI Dashboard Structure</w:t>
+            </w:r>
+            <w:r>
+              <w:rPr>
+                <w:noProof/>
+                <w:webHidden/>
+              </w:rPr>
+              <w:tab/>
+            </w:r>
+            <w:r>
+              <w:rPr>
+                <w:noProof/>
+                <w:webHidden/>
+              </w:rPr>
+              <w:fldChar w:fldCharType="begin"/>
+            </w:r>
+            <w:r>
+              <w:rPr>
+                <w:noProof/>
+                <w:webHidden/>
+              </w:rPr>
+              <w:instrText xml:space="preserve"> PAGEREF _Toc224154050 \h </w:instrText>
+            </w:r>
+            <w:r>
+              <w:rPr>
+                <w:noProof/>
+                <w:webHidden/>
+              </w:rPr>
+            </w:r>
+            <w:r>
+              <w:rPr>
+                <w:noProof/>
+                <w:webHidden/>
+              </w:rPr>
+              <w:fldChar w:fldCharType="separate"/>
+            </w:r>
+            <w:r>
+              <w:rPr>
+                <w:noProof/>
+                <w:webHidden/>
+              </w:rPr>
+              <w:t>5</w:t>
+            </w:r>
+            <w:r>
+              <w:rPr>
+                <w:noProof/>
+                <w:webHidden/>
+              </w:rPr>
+              <w:fldChar w:fldCharType="end"/>
+            </w:r>
+          </w:hyperlink>
+        </w:p>
+        <w:p>
+          <w:pPr>
+            <w:pStyle w:val="TOC1"/>
+            <w:tabs>
+              <w:tab w:val="right" w:leader="dot" w:pos="9016"/>
+            </w:tabs>
+            <w:rPr>
+              <w:noProof/>
+            </w:rPr>
+          </w:pPr>
+          <w:hyperlink w:anchor="_Toc224154051" w:history="1">
+            <w:r>
+              <w:rPr>
+                <w:rStyle w:val="Hyperlink"/>
+                <w:rFonts w:ascii="Times New Roman" w:eastAsia="Times New Roman" w:hAnsi="Times New Roman" w:cs="Times New Roman"/>
+                <w:b/>
+                <w:bCs/>
+                <w:noProof/>
+                <w:kern w:val="36"/>
+                <w:lang w:val="en-GB" w:eastAsia="en-GB"/>
+                <w14:ligatures w14:val="none"/>
+              </w:rPr>
+              <w:t>09.9 AI Forms &amp; Templates Structure</w:t>
+            </w:r>
+            <w:r>
+              <w:rPr>
+                <w:noProof/>
+                <w:webHidden/>
+              </w:rPr>
+              <w:tab/>
+            </w:r>
+            <w:r>
+              <w:rPr>
+                <w:noProof/>
+                <w:webHidden/>
+              </w:rPr>
+              <w:fldChar w:fldCharType="begin"/>
+            </w:r>
+            <w:r>
+              <w:rPr>
+                <w:noProof/>
+                <w:webHidden/>
+              </w:rPr>
+              <w:instrText xml:space="preserve"> PAGEREF _Toc224154051 \h </w:instrText>
+            </w:r>
+            <w:r>
+              <w:rPr>
+                <w:noProof/>
+                <w:webHidden/>
+              </w:rPr>
+            </w:r>
+            <w:r>
+              <w:rPr>
+                <w:noProof/>
+                <w:webHidden/>
+              </w:rPr>
+              <w:fldChar w:fldCharType="separate"/>
+            </w:r>
+            <w:r>
+              <w:rPr>
+                <w:noProof/>
+                <w:webHidden/>
+              </w:rPr>
+              <w:t>6</w:t>
+            </w:r>
+            <w:r>
+              <w:rPr>
+                <w:noProof/>
+                <w:webHidden/>
+              </w:rPr>
+              <w:fldChar w:fldCharType="end"/>
+            </w:r>
+          </w:hyperlink>
+        </w:p>
+        <w:p>
+          <w:pPr>
+            <w:pStyle w:val="TOC1"/>
+            <w:tabs>
+              <w:tab w:val="right" w:leader="dot" w:pos="9016"/>
+            </w:tabs>
+            <w:rPr>
+              <w:noProof/>
+            </w:rPr>
+          </w:pPr>
+          <w:hyperlink w:anchor="_Toc224154052" w:history="1">
+            <w:r>
+              <w:rPr>
+                <w:rStyle w:val="Hyperlink"/>
+                <w:rFonts w:ascii="Times New Roman" w:eastAsia="Times New Roman" w:hAnsi="Times New Roman" w:cs="Times New Roman"/>
+                <w:b/>
+                <w:bCs/>
+                <w:noProof/>
+                <w:kern w:val="36"/>
+                <w:lang w:val="en-GB" w:eastAsia="en-GB"/>
+                <w14:ligatures w14:val="none"/>
+              </w:rPr>
+              <w:t>09.10 AI BPMN High-Level Flow</w:t>
+            </w:r>
+            <w:r>
+              <w:rPr>
+                <w:noProof/>
+                <w:webHidden/>
+              </w:rPr>
+              <w:tab/>
+            </w:r>
+            <w:r>
+              <w:rPr>
+                <w:noProof/>
+                <w:webHidden/>
+              </w:rPr>
+              <w:fldChar w:fldCharType="begin"/>
+            </w:r>
+            <w:r>
+              <w:rPr>
+                <w:noProof/>
+                <w:webHidden/>
+              </w:rPr>
+              <w:instrText xml:space="preserve"> PAGEREF _Toc224154052 \h </w:instrText>
+            </w:r>
+            <w:r>
+              <w:rPr>
+                <w:noProof/>
+                <w:webHidden/>
+              </w:rPr>
+            </w:r>
+            <w:r>
+              <w:rPr>
+                <w:noProof/>
+                <w:webHidden/>
+              </w:rPr>
+              <w:fldChar w:fldCharType="separate"/>
+            </w:r>
+            <w:r>
+              <w:rPr>
+                <w:noProof/>
+                <w:webHidden/>
+              </w:rPr>
+              <w:t>6</w:t>
+            </w:r>
+            <w:r>
+              <w:rPr>
+                <w:noProof/>
+                <w:webHidden/>
+              </w:rPr>
+              <w:fldChar w:fldCharType="end"/>
+            </w:r>
+          </w:hyperlink>
+        </w:p>
+        <w:p>
+          <w:pPr>
+            <w:pStyle w:val="TOC1"/>
+            <w:tabs>
+              <w:tab w:val="right" w:leader="dot" w:pos="9016"/>
+            </w:tabs>
+            <w:rPr>
+              <w:noProof/>
+            </w:rPr>
+          </w:pPr>
+          <w:hyperlink w:anchor="_Toc224154053" w:history="1">
+            <w:r>
+              <w:rPr>
+                <w:rStyle w:val="Hyperlink"/>
+                <w:rFonts w:ascii="Times New Roman" w:eastAsia="Times New Roman" w:hAnsi="Times New Roman" w:cs="Times New Roman"/>
+                <w:b/>
+                <w:bCs/>
+                <w:noProof/>
+                <w:kern w:val="36"/>
+                <w:lang w:val="en-GB" w:eastAsia="en-GB"/>
+                <w14:ligatures w14:val="none"/>
+              </w:rPr>
+              <w:t>09.11 AI Governance Risk &amp; Control Matrix (Aligned with ISO 42001 &amp; COSO)</w:t>
+            </w:r>
+            <w:r>
+              <w:rPr>
+                <w:noProof/>
+                <w:webHidden/>
+              </w:rPr>
+              <w:tab/>
+            </w:r>
+            <w:r>
+              <w:rPr>
+                <w:noProof/>
+                <w:webHidden/>
+              </w:rPr>
+              <w:fldChar w:fldCharType="begin"/>
+            </w:r>
+            <w:r>
+              <w:rPr>
+                <w:noProof/>
+                <w:webHidden/>
+              </w:rPr>
+              <w:instrText xml:space="preserve"> PAGEREF _Toc224154053 \h </w:instrText>
+            </w:r>
+            <w:r>
+              <w:rPr>
+                <w:noProof/>
+                <w:webHidden/>
+              </w:rPr>
+            </w:r>
+            <w:r>
+              <w:rPr>
+                <w:noProof/>
+                <w:webHidden/>
+              </w:rPr>
+              <w:fldChar w:fldCharType="separate"/>
+            </w:r>
+            <w:r>
+              <w:rPr>
+                <w:noProof/>
+                <w:webHidden/>
+              </w:rPr>
+              <w:t>6</w:t>
+            </w:r>
+            <w:r>
+              <w:rPr>
+                <w:noProof/>
+                <w:webHidden/>
+              </w:rPr>
+              <w:fldChar w:fldCharType="end"/>
+            </w:r>
+          </w:hyperlink>
+        </w:p>
+        <w:p>
+          <w:pPr>
+            <w:pStyle w:val="TOC1"/>
+            <w:tabs>
+              <w:tab w:val="right" w:leader="dot" w:pos="9016"/>
+            </w:tabs>
+            <w:rPr>
+              <w:noProof/>
+            </w:rPr>
+          </w:pPr>
+          <w:hyperlink w:anchor="_Toc224154054" w:history="1">
+            <w:r>
+              <w:rPr>
+                <w:rStyle w:val="Hyperlink"/>
+                <w:rFonts w:ascii="Times New Roman" w:eastAsia="Times New Roman" w:hAnsi="Times New Roman" w:cs="Times New Roman"/>
+                <w:b/>
+                <w:bCs/>
+                <w:noProof/>
+                <w:kern w:val="36"/>
+                <w:lang w:val="en-GB" w:eastAsia="en-GB"/>
+                <w14:ligatures w14:val="none"/>
+              </w:rPr>
+              <w:t>Integration with Other RAM Modules</w:t>
+            </w:r>
+            <w:r>
+              <w:rPr>
+                <w:noProof/>
+                <w:webHidden/>
+              </w:rPr>
+              <w:tab/>
+            </w:r>
+            <w:r>
+              <w:rPr>
+                <w:noProof/>
+                <w:webHidden/>
+              </w:rPr>
+              <w:fldChar w:fldCharType="begin"/>
+            </w:r>
+            <w:r>
+              <w:rPr>
+                <w:noProof/>
+                <w:webHidden/>
+              </w:rPr>
+              <w:instrText xml:space="preserve"> PAGEREF _Toc224154054 \h </w:instrText>
+            </w:r>
+            <w:r>
+              <w:rPr>
+                <w:noProof/>
+                <w:webHidden/>
+              </w:rPr>
+            </w:r>
+            <w:r>
+              <w:rPr>
+                <w:noProof/>
+                <w:webHidden/>
+              </w:rPr>
+              <w:fldChar w:fldCharType="separate"/>
+            </w:r>
+            <w:r>
+              <w:rPr>
+                <w:noProof/>
+                <w:webHidden/>
+              </w:rPr>
+              <w:t>6</w:t>
+            </w:r>
+            <w:r>
+              <w:rPr>
+                <w:noProof/>
+                <w:webHidden/>
+              </w:rPr>
+              <w:fldChar w:fldCharType="end"/>
+            </w:r>
+          </w:hyperlink>
+        </w:p>
+        <w:p>
+          <w:r>
+            <w:rPr>
+              <w:b/>
+              <w:bCs/>
+              <w:noProof/>
+            </w:rPr>
+            <w:fldChar w:fldCharType="end"/>
+          </w:r>
+        </w:p>
+      </w:sdtContent>
+    </w:sdt>
     <w:p>
       <w:pPr>
-        <w:spacing w:before="100" w:beforeAutospacing="1" w:after="100" w:afterAutospacing="1" w:line="240" w:lineRule="auto"/>
-        <w:outlineLvl w:val="0"/>
         <w:rPr>
           <w:rFonts w:ascii="Times New Roman" w:eastAsia="Times New Roman" w:hAnsi="Times New Roman" w:cs="Times New Roman"/>
           <w:b/>
@@ -128,107 +3908,7 @@
           <w:lang w:val="en-GB" w:eastAsia="en-GB" w:bidi="ar-SA"/>
           <w14:ligatures w14:val="none"/>
         </w:rPr>
-        <w:t>09_AI_Knowledge_HUB</w:t>
-      </w:r>
-    </w:p>
-    <w:p>
-      <w:pPr>
-        <w:spacing w:before="100" w:beforeAutospacing="1" w:after="100" w:afterAutospacing="1" w:line="240" w:lineRule="auto"/>
-        <w:rPr>
-          <w:rFonts w:ascii="Times New Roman" w:eastAsia="Times New Roman" w:hAnsi="Times New Roman" w:cs="Times New Roman"/>
-          <w:kern w:val="0"/>
-          <w:sz w:val="24"/>
-          <w:szCs w:val="24"/>
-          <w:lang w:val="en-GB" w:eastAsia="en-GB" w:bidi="ar-SA"/>
-          <w14:ligatures w14:val="none"/>
-        </w:rPr>
-      </w:pPr>
-      <w:r>
-        <w:rPr>
-          <w:rFonts w:ascii="Times New Roman" w:eastAsia="Times New Roman" w:hAnsi="Times New Roman" w:cs="Times New Roman"/>
-          <w:b/>
-          <w:bCs/>
-          <w:kern w:val="0"/>
-          <w:sz w:val="24"/>
-          <w:szCs w:val="24"/>
-          <w:lang w:val="en-GB" w:eastAsia="en-GB" w:bidi="ar-SA"/>
-          <w14:ligatures w14:val="none"/>
-        </w:rPr>
-        <w:t>(Enterprise AI Governance, Enablement &amp; Knowledge Management Framework for RAM)</w:t>
-      </w:r>
-    </w:p>
-    <w:p>
-      <w:pPr>
-        <w:spacing w:before="100" w:beforeAutospacing="1" w:after="100" w:afterAutospacing="1" w:line="240" w:lineRule="auto"/>
-        <w:rPr>
-          <w:rFonts w:ascii="Times New Roman" w:eastAsia="Times New Roman" w:hAnsi="Times New Roman" w:cs="Times New Roman"/>
-          <w:kern w:val="0"/>
-          <w:sz w:val="24"/>
-          <w:szCs w:val="24"/>
-          <w:lang w:val="en-GB" w:eastAsia="en-GB" w:bidi="ar-SA"/>
-          <w14:ligatures w14:val="none"/>
-        </w:rPr>
-      </w:pPr>
-      <w:r>
-        <w:rPr>
-          <w:rFonts w:ascii="Times New Roman" w:eastAsia="Times New Roman" w:hAnsi="Times New Roman" w:cs="Times New Roman"/>
-          <w:kern w:val="0"/>
-          <w:sz w:val="24"/>
-          <w:szCs w:val="24"/>
-          <w:lang w:val="en-GB" w:eastAsia="en-GB" w:bidi="ar-SA"/>
-          <w14:ligatures w14:val="none"/>
-        </w:rPr>
-        <w:t xml:space="preserve">This module establishes a </w:t>
-      </w:r>
-      <w:r>
-        <w:rPr>
-          <w:rFonts w:ascii="Times New Roman" w:eastAsia="Times New Roman" w:hAnsi="Times New Roman" w:cs="Times New Roman"/>
-          <w:b/>
-          <w:bCs/>
-          <w:kern w:val="0"/>
-          <w:sz w:val="24"/>
-          <w:szCs w:val="24"/>
-          <w:lang w:val="en-GB" w:eastAsia="en-GB" w:bidi="ar-SA"/>
-          <w14:ligatures w14:val="none"/>
-        </w:rPr>
-        <w:t>structured AI governance, enablement, risk control, and knowledge architecture</w:t>
-      </w:r>
-      <w:r>
-        <w:rPr>
-          <w:rFonts w:ascii="Times New Roman" w:eastAsia="Times New Roman" w:hAnsi="Times New Roman" w:cs="Times New Roman"/>
-          <w:kern w:val="0"/>
-          <w:sz w:val="24"/>
-          <w:szCs w:val="24"/>
-          <w:lang w:val="en-GB" w:eastAsia="en-GB" w:bidi="ar-SA"/>
-          <w14:ligatures w14:val="none"/>
-        </w:rPr>
-        <w:t xml:space="preserve"> across all RAM functions (Governance, Investment, Leasing, FM, CapEx, Performance, Risk &amp; Compliance, Master Data).</w:t>
-      </w:r>
-    </w:p>
-    <w:p>
-      <w:pPr>
-        <w:spacing w:after="0" w:line="240" w:lineRule="auto"/>
-        <w:rPr>
-          <w:rFonts w:ascii="Times New Roman" w:eastAsia="Times New Roman" w:hAnsi="Times New Roman" w:cs="Times New Roman"/>
-          <w:kern w:val="0"/>
-          <w:sz w:val="24"/>
-          <w:szCs w:val="24"/>
-          <w:lang w:val="en-GB" w:eastAsia="en-GB" w:bidi="ar-SA"/>
-          <w14:ligatures w14:val="none"/>
-        </w:rPr>
-      </w:pPr>
-      <w:r>
-        <w:rPr>
-          <w:rFonts w:ascii="Times New Roman" w:eastAsia="Times New Roman" w:hAnsi="Times New Roman" w:cs="Times New Roman"/>
-          <w:kern w:val="0"/>
-          <w:sz w:val="24"/>
-          <w:szCs w:val="24"/>
-          <w:lang w:val="en-GB" w:eastAsia="en-GB" w:bidi="ar-SA"/>
-          <w14:ligatures w14:val="none"/>
-        </w:rPr>
-        <w:pict w14:anchorId="1BB01AD6">
-          <v:rect id="_x0000_i1025" style="width:0;height:1.5pt" o:hralign="center" o:hrstd="t" o:hr="t" fillcolor="#a0a0a0" stroked="f"/>
-        </w:pict>
+        <w:br w:type="page"/>
       </w:r>
     </w:p>
     <w:p>
@@ -246,6 +3926,7 @@
           <w14:ligatures w14:val="none"/>
         </w:rPr>
       </w:pPr>
+      <w:bookmarkStart w:id="1" w:name="_Toc224154028"/>
       <w:r>
         <w:rPr>
           <w:rFonts w:ascii="Times New Roman" w:eastAsia="Times New Roman" w:hAnsi="Times New Roman" w:cs="Times New Roman"/>
@@ -257,8 +3938,10 @@
           <w:lang w:val="en-GB" w:eastAsia="en-GB" w:bidi="ar-SA"/>
           <w14:ligatures w14:val="none"/>
         </w:rPr>
-        <w:t>09.1 AI Governance &amp; Oversight Policy</w:t>
-      </w:r>
+        <w:lastRenderedPageBreak/>
+        <w:t>09_AI_Knowledge_HUB</w:t>
+      </w:r>
+      <w:bookmarkEnd w:id="1"/>
     </w:p>
     <w:p>
       <w:pPr>
@@ -283,35 +3966,167 @@
           <w:lang w:val="en-GB" w:eastAsia="en-GB" w:bidi="ar-SA"/>
           <w14:ligatures w14:val="none"/>
         </w:rPr>
-        <w:t>Purpose:</w:t>
-      </w:r>
-      <w:r>
-        <w:rPr>
-          <w:rFonts w:ascii="Times New Roman" w:eastAsia="Times New Roman" w:hAnsi="Times New Roman" w:cs="Times New Roman"/>
-          <w:kern w:val="0"/>
-          <w:sz w:val="24"/>
-          <w:szCs w:val="24"/>
-          <w:lang w:val="en-GB" w:eastAsia="en-GB" w:bidi="ar-SA"/>
-          <w14:ligatures w14:val="none"/>
-        </w:rPr>
-        <w:t xml:space="preserve"> Ensure responsible, ethical, secure, and business-aligned AI deployment.</w:t>
+        <w:t>(Enterprise AI Governance, Enablement &amp; Knowledge Management Framework for RAM)</w:t>
       </w:r>
     </w:p>
     <w:p>
       <w:pPr>
         <w:spacing w:before="100" w:beforeAutospacing="1" w:after="100" w:afterAutospacing="1" w:line="240" w:lineRule="auto"/>
-        <w:outlineLvl w:val="2"/>
+        <w:rPr>
+          <w:rFonts w:ascii="Times New Roman" w:eastAsia="Times New Roman" w:hAnsi="Times New Roman" w:cs="Times New Roman"/>
+          <w:kern w:val="0"/>
+          <w:sz w:val="24"/>
+          <w:szCs w:val="24"/>
+          <w:lang w:val="en-GB" w:eastAsia="en-GB" w:bidi="ar-SA"/>
+          <w14:ligatures w14:val="none"/>
+        </w:rPr>
+      </w:pPr>
+      <w:r>
+        <w:rPr>
+          <w:rFonts w:ascii="Times New Roman" w:eastAsia="Times New Roman" w:hAnsi="Times New Roman" w:cs="Times New Roman"/>
+          <w:kern w:val="0"/>
+          <w:sz w:val="24"/>
+          <w:szCs w:val="24"/>
+          <w:lang w:val="en-GB" w:eastAsia="en-GB" w:bidi="ar-SA"/>
+          <w14:ligatures w14:val="none"/>
+        </w:rPr>
+        <w:t xml:space="preserve">This module establishes a </w:t>
+      </w:r>
+      <w:r>
         <w:rPr>
           <w:rFonts w:ascii="Times New Roman" w:eastAsia="Times New Roman" w:hAnsi="Times New Roman" w:cs="Times New Roman"/>
           <w:b/>
           <w:bCs/>
           <w:kern w:val="0"/>
+          <w:sz w:val="24"/>
+          <w:szCs w:val="24"/>
+          <w:lang w:val="en-GB" w:eastAsia="en-GB" w:bidi="ar-SA"/>
+          <w14:ligatures w14:val="none"/>
+        </w:rPr>
+        <w:t>structured AI governance, enablement, risk control, and knowledge architecture</w:t>
+      </w:r>
+      <w:r>
+        <w:rPr>
+          <w:rFonts w:ascii="Times New Roman" w:eastAsia="Times New Roman" w:hAnsi="Times New Roman" w:cs="Times New Roman"/>
+          <w:kern w:val="0"/>
+          <w:sz w:val="24"/>
+          <w:szCs w:val="24"/>
+          <w:lang w:val="en-GB" w:eastAsia="en-GB" w:bidi="ar-SA"/>
+          <w14:ligatures w14:val="none"/>
+        </w:rPr>
+        <w:t xml:space="preserve"> across all RAM functions (Governance, Investment, Leasing, FM, CapEx, Performance, Risk &amp; Compliance, Master Data).</w:t>
+      </w:r>
+    </w:p>
+    <w:p>
+      <w:pPr>
+        <w:spacing w:after="0" w:line="240" w:lineRule="auto"/>
+        <w:rPr>
+          <w:rFonts w:ascii="Times New Roman" w:eastAsia="Times New Roman" w:hAnsi="Times New Roman" w:cs="Times New Roman"/>
+          <w:kern w:val="0"/>
+          <w:sz w:val="24"/>
+          <w:szCs w:val="24"/>
+          <w:lang w:val="en-GB" w:eastAsia="en-GB" w:bidi="ar-SA"/>
+          <w14:ligatures w14:val="none"/>
+        </w:rPr>
+      </w:pPr>
+      <w:r>
+        <w:rPr>
+          <w:rFonts w:ascii="Times New Roman" w:eastAsia="Times New Roman" w:hAnsi="Times New Roman" w:cs="Times New Roman"/>
+          <w:kern w:val="0"/>
+          <w:sz w:val="24"/>
+          <w:szCs w:val="24"/>
+          <w:lang w:val="en-GB" w:eastAsia="en-GB" w:bidi="ar-SA"/>
+          <w14:ligatures w14:val="none"/>
+        </w:rPr>
+        <w:pict w14:anchorId="1BB01AD6">
+          <v:rect id="_x0000_i1025" style="width:0;height:1.5pt" o:hralign="center" o:hrstd="t" o:hr="t" fillcolor="#a0a0a0" stroked="f"/>
+        </w:pict>
+      </w:r>
+    </w:p>
+    <w:p>
+      <w:pPr>
+        <w:spacing w:before="100" w:beforeAutospacing="1" w:after="100" w:afterAutospacing="1" w:line="240" w:lineRule="auto"/>
+        <w:outlineLvl w:val="0"/>
+        <w:rPr>
+          <w:rFonts w:ascii="Times New Roman" w:eastAsia="Times New Roman" w:hAnsi="Times New Roman" w:cs="Times New Roman"/>
+          <w:b/>
+          <w:bCs/>
+          <w:kern w:val="36"/>
+          <w:sz w:val="48"/>
+          <w:szCs w:val="48"/>
+          <w:lang w:val="en-GB" w:eastAsia="en-GB" w:bidi="ar-SA"/>
+          <w14:ligatures w14:val="none"/>
+        </w:rPr>
+      </w:pPr>
+      <w:bookmarkStart w:id="2" w:name="_Toc224154029"/>
+      <w:r>
+        <w:rPr>
+          <w:rFonts w:ascii="Times New Roman" w:eastAsia="Times New Roman" w:hAnsi="Times New Roman" w:cs="Times New Roman"/>
+          <w:b/>
+          <w:bCs/>
+          <w:kern w:val="36"/>
+          <w:sz w:val="48"/>
+          <w:szCs w:val="48"/>
+          <w:lang w:val="en-GB" w:eastAsia="en-GB" w:bidi="ar-SA"/>
+          <w14:ligatures w14:val="none"/>
+        </w:rPr>
+        <w:t>09.1 AI Governance &amp; Oversight Policy</w:t>
+      </w:r>
+      <w:bookmarkEnd w:id="2"/>
+    </w:p>
+    <w:p>
+      <w:pPr>
+        <w:spacing w:before="100" w:beforeAutospacing="1" w:after="100" w:afterAutospacing="1" w:line="240" w:lineRule="auto"/>
+        <w:rPr>
+          <w:rFonts w:ascii="Times New Roman" w:eastAsia="Times New Roman" w:hAnsi="Times New Roman" w:cs="Times New Roman"/>
+          <w:kern w:val="0"/>
+          <w:sz w:val="24"/>
+          <w:szCs w:val="24"/>
+          <w:lang w:val="en-GB" w:eastAsia="en-GB" w:bidi="ar-SA"/>
+          <w14:ligatures w14:val="none"/>
+        </w:rPr>
+      </w:pPr>
+      <w:r>
+        <w:rPr>
+          <w:rFonts w:ascii="Times New Roman" w:eastAsia="Times New Roman" w:hAnsi="Times New Roman" w:cs="Times New Roman"/>
+          <w:b/>
+          <w:bCs/>
+          <w:kern w:val="0"/>
+          <w:sz w:val="24"/>
+          <w:szCs w:val="24"/>
+          <w:lang w:val="en-GB" w:eastAsia="en-GB" w:bidi="ar-SA"/>
+          <w14:ligatures w14:val="none"/>
+        </w:rPr>
+        <w:t>Purpose:</w:t>
+      </w:r>
+      <w:r>
+        <w:rPr>
+          <w:rFonts w:ascii="Times New Roman" w:eastAsia="Times New Roman" w:hAnsi="Times New Roman" w:cs="Times New Roman"/>
+          <w:kern w:val="0"/>
+          <w:sz w:val="24"/>
+          <w:szCs w:val="24"/>
+          <w:lang w:val="en-GB" w:eastAsia="en-GB" w:bidi="ar-SA"/>
+          <w14:ligatures w14:val="none"/>
+        </w:rPr>
+        <w:t xml:space="preserve"> Ensure responsible, ethical, secure, and business-aligned AI deployment.</w:t>
+      </w:r>
+    </w:p>
+    <w:p>
+      <w:pPr>
+        <w:spacing w:before="100" w:beforeAutospacing="1" w:after="100" w:afterAutospacing="1" w:line="240" w:lineRule="auto"/>
+        <w:outlineLvl w:val="2"/>
+        <w:rPr>
+          <w:rFonts w:ascii="Times New Roman" w:eastAsia="Times New Roman" w:hAnsi="Times New Roman" w:cs="Times New Roman"/>
+          <w:b/>
+          <w:bCs/>
+          <w:kern w:val="0"/>
           <w:sz w:val="27"/>
           <w:szCs w:val="27"/>
           <w:lang w:val="en-GB" w:eastAsia="en-GB" w:bidi="ar-SA"/>
           <w14:ligatures w14:val="none"/>
         </w:rPr>
       </w:pPr>
+      <w:bookmarkStart w:id="3" w:name="_Toc224154030"/>
       <w:r>
         <w:rPr>
           <w:rFonts w:ascii="Times New Roman" w:eastAsia="Times New Roman" w:hAnsi="Times New Roman" w:cs="Times New Roman"/>
@@ -325,6 +4140,7 @@
         </w:rPr>
         <w:t>09.1.1 AI Governance Charter</w:t>
       </w:r>
+      <w:bookmarkEnd w:id="3"/>
     </w:p>
     <w:p>
       <w:pPr>
@@ -453,6 +4269,7 @@
           <w14:ligatures w14:val="none"/>
         </w:rPr>
       </w:pPr>
+      <w:bookmarkStart w:id="4" w:name="_Toc224154031"/>
       <w:r>
         <w:rPr>
           <w:rFonts w:ascii="Times New Roman" w:eastAsia="Times New Roman" w:hAnsi="Times New Roman" w:cs="Times New Roman"/>
@@ -466,6 +4283,7 @@
         </w:rPr>
         <w:t>09.1.2 AI Ethics &amp; Responsible Use Policy</w:t>
       </w:r>
+      <w:bookmarkEnd w:id="4"/>
     </w:p>
     <w:p>
       <w:pPr>
@@ -752,6 +4570,7 @@
           <w14:ligatures w14:val="none"/>
         </w:rPr>
       </w:pPr>
+      <w:bookmarkStart w:id="5" w:name="_Toc224154032"/>
       <w:r>
         <w:rPr>
           <w:rFonts w:ascii="Times New Roman" w:eastAsia="Times New Roman" w:hAnsi="Times New Roman" w:cs="Times New Roman"/>
@@ -765,6 +4584,7 @@
         </w:rPr>
         <w:t>09.2 AI Use Case Management</w:t>
       </w:r>
+      <w:bookmarkEnd w:id="5"/>
     </w:p>
     <w:p>
       <w:pPr>
@@ -781,6 +4601,7 @@
           <w14:ligatures w14:val="none"/>
         </w:rPr>
       </w:pPr>
+      <w:bookmarkStart w:id="6" w:name="_Toc224154033"/>
       <w:r>
         <w:rPr>
           <w:rFonts w:ascii="Times New Roman" w:eastAsia="Times New Roman" w:hAnsi="Times New Roman" w:cs="Times New Roman"/>
@@ -794,6 +4615,7 @@
         </w:rPr>
         <w:t>09.2.1 AI Use Case Intake Procedure</w:t>
       </w:r>
+      <w:bookmarkEnd w:id="6"/>
     </w:p>
     <w:p>
       <w:pPr>
@@ -818,7 +4640,6 @@
           <w:lang w:val="en-GB" w:eastAsia="en-GB" w:bidi="ar-SA"/>
           <w14:ligatures w14:val="none"/>
         </w:rPr>
-        <w:lastRenderedPageBreak/>
         <w:t>WBS Structure:</w:t>
       </w:r>
     </w:p>
@@ -875,6 +4696,7 @@
           <w:lang w:val="en-GB" w:eastAsia="en-GB" w:bidi="ar-SA"/>
           <w14:ligatures w14:val="none"/>
         </w:rPr>
+        <w:lastRenderedPageBreak/>
         <w:t>09.2.1.2 Value Assessment Template (ROI / Efficiency / Risk)</w:t>
       </w:r>
     </w:p>
@@ -977,6 +4799,7 @@
           <w14:ligatures w14:val="none"/>
         </w:rPr>
       </w:pPr>
+      <w:bookmarkStart w:id="7" w:name="_Toc224154034"/>
       <w:r>
         <w:rPr>
           <w:rFonts w:ascii="Times New Roman" w:eastAsia="Times New Roman" w:hAnsi="Times New Roman" w:cs="Times New Roman"/>
@@ -990,6 +4813,7 @@
         </w:rPr>
         <w:t>09.2.2 AI Portfolio Categorization</w:t>
       </w:r>
+      <w:bookmarkEnd w:id="7"/>
     </w:p>
     <w:p>
       <w:pPr>
@@ -1172,6 +4996,7 @@
           <w14:ligatures w14:val="none"/>
         </w:rPr>
       </w:pPr>
+      <w:bookmarkStart w:id="8" w:name="_Toc224154035"/>
       <w:r>
         <w:rPr>
           <w:rFonts w:ascii="Times New Roman" w:eastAsia="Times New Roman" w:hAnsi="Times New Roman" w:cs="Times New Roman"/>
@@ -1185,6 +5010,7 @@
         </w:rPr>
         <w:t>09.3 AI Data Governance Integration</w:t>
       </w:r>
+      <w:bookmarkEnd w:id="8"/>
     </w:p>
     <w:p>
       <w:pPr>
@@ -1238,6 +5064,7 @@
           <w14:ligatures w14:val="none"/>
         </w:rPr>
       </w:pPr>
+      <w:bookmarkStart w:id="9" w:name="_Toc224154036"/>
       <w:r>
         <w:rPr>
           <w:rFonts w:ascii="Times New Roman" w:eastAsia="Times New Roman" w:hAnsi="Times New Roman" w:cs="Times New Roman"/>
@@ -1251,6 +5078,7 @@
         </w:rPr>
         <w:t>09.3.1 Data Quality Controls</w:t>
       </w:r>
+      <w:bookmarkEnd w:id="9"/>
     </w:p>
     <w:p>
       <w:pPr>
@@ -1351,6 +5179,7 @@
           <w14:ligatures w14:val="none"/>
         </w:rPr>
       </w:pPr>
+      <w:bookmarkStart w:id="10" w:name="_Toc224154037"/>
       <w:r>
         <w:rPr>
           <w:rFonts w:ascii="Times New Roman" w:eastAsia="Times New Roman" w:hAnsi="Times New Roman" w:cs="Times New Roman"/>
@@ -1364,6 +5193,7 @@
         </w:rPr>
         <w:t>09.3.2 Data Protection Compliance</w:t>
       </w:r>
+      <w:bookmarkEnd w:id="10"/>
     </w:p>
     <w:p>
       <w:pPr>
@@ -1594,6 +5424,7 @@
           <w14:ligatures w14:val="none"/>
         </w:rPr>
       </w:pPr>
+      <w:bookmarkStart w:id="11" w:name="_Toc224154038"/>
       <w:r>
         <w:rPr>
           <w:rFonts w:ascii="Times New Roman" w:eastAsia="Times New Roman" w:hAnsi="Times New Roman" w:cs="Times New Roman"/>
@@ -1607,6 +5438,7 @@
         </w:rPr>
         <w:t>09.4 AI Risk &amp; Compliance Framework</w:t>
       </w:r>
+      <w:bookmarkEnd w:id="11"/>
     </w:p>
     <w:p>
       <w:pPr>
@@ -1660,6 +5492,7 @@
           <w14:ligatures w14:val="none"/>
         </w:rPr>
       </w:pPr>
+      <w:bookmarkStart w:id="12" w:name="_Toc224154039"/>
       <w:r>
         <w:rPr>
           <w:rFonts w:ascii="Times New Roman" w:eastAsia="Times New Roman" w:hAnsi="Times New Roman" w:cs="Times New Roman"/>
@@ -1671,9 +5504,9 @@
           <w:lang w:val="en-GB" w:eastAsia="en-GB" w:bidi="ar-SA"/>
           <w14:ligatures w14:val="none"/>
         </w:rPr>
-        <w:lastRenderedPageBreak/>
         <w:t>09.4.1 AI Risk Taxonomy</w:t>
       </w:r>
+      <w:bookmarkEnd w:id="12"/>
     </w:p>
     <w:p>
       <w:pPr>
@@ -1728,6 +5561,7 @@
           <w:lang w:val="en-GB" w:eastAsia="en-GB" w:bidi="ar-SA"/>
           <w14:ligatures w14:val="none"/>
         </w:rPr>
+        <w:lastRenderedPageBreak/>
         <w:t>Data drift risk</w:t>
       </w:r>
     </w:p>
@@ -1830,6 +5664,7 @@
           <w14:ligatures w14:val="none"/>
         </w:rPr>
       </w:pPr>
+      <w:bookmarkStart w:id="13" w:name="_Toc224154040"/>
       <w:r>
         <w:rPr>
           <w:rFonts w:ascii="Times New Roman" w:eastAsia="Times New Roman" w:hAnsi="Times New Roman" w:cs="Times New Roman"/>
@@ -1843,6 +5678,7 @@
         </w:rPr>
         <w:t>09.4.2 AI Risk Register Template</w:t>
       </w:r>
+      <w:bookmarkEnd w:id="13"/>
     </w:p>
     <w:p>
       <w:pPr>
@@ -2185,6 +6021,7 @@
           <w14:ligatures w14:val="none"/>
         </w:rPr>
       </w:pPr>
+      <w:bookmarkStart w:id="14" w:name="_Toc224154041"/>
       <w:r>
         <w:rPr>
           <w:rFonts w:ascii="Times New Roman" w:eastAsia="Times New Roman" w:hAnsi="Times New Roman" w:cs="Times New Roman"/>
@@ -2198,6 +6035,7 @@
         </w:rPr>
         <w:t>09.5 AI Knowledge Repository Architecture</w:t>
       </w:r>
+      <w:bookmarkEnd w:id="14"/>
     </w:p>
     <w:p>
       <w:pPr>
@@ -2214,6 +6052,7 @@
           <w14:ligatures w14:val="none"/>
         </w:rPr>
       </w:pPr>
+      <w:bookmarkStart w:id="15" w:name="_Toc224154042"/>
       <w:r>
         <w:rPr>
           <w:rFonts w:ascii="Times New Roman" w:eastAsia="Times New Roman" w:hAnsi="Times New Roman" w:cs="Times New Roman"/>
@@ -2227,6 +6066,7 @@
         </w:rPr>
         <w:t>09.5.1 AI Knowledge Layers</w:t>
       </w:r>
+      <w:bookmarkEnd w:id="15"/>
     </w:p>
     <w:tbl>
       <w:tblPr>
@@ -2857,6 +6697,7 @@
           <w14:ligatures w14:val="none"/>
         </w:rPr>
       </w:pPr>
+      <w:bookmarkStart w:id="16" w:name="_Toc224154043"/>
       <w:r>
         <w:rPr>
           <w:rFonts w:ascii="Times New Roman" w:eastAsia="Times New Roman" w:hAnsi="Times New Roman" w:cs="Times New Roman"/>
@@ -2870,6 +6711,7 @@
         </w:rPr>
         <w:t>09.6 AI Training &amp; Capability Development</w:t>
       </w:r>
+      <w:bookmarkEnd w:id="16"/>
     </w:p>
     <w:p>
       <w:pPr>
@@ -2886,6 +6728,7 @@
           <w14:ligatures w14:val="none"/>
         </w:rPr>
       </w:pPr>
+      <w:bookmarkStart w:id="17" w:name="_Toc224154044"/>
       <w:r>
         <w:rPr>
           <w:rFonts w:ascii="Times New Roman" w:eastAsia="Times New Roman" w:hAnsi="Times New Roman" w:cs="Times New Roman"/>
@@ -2899,6 +6742,7 @@
         </w:rPr>
         <w:t>09.6.1 AI Maturity Levels</w:t>
       </w:r>
+      <w:bookmarkEnd w:id="17"/>
     </w:p>
     <w:tbl>
       <w:tblPr>
@@ -3205,7 +7049,6 @@
                 <w:lang w:val="en-GB" w:eastAsia="en-GB" w:bidi="ar-SA"/>
                 <w14:ligatures w14:val="none"/>
               </w:rPr>
-              <w:lastRenderedPageBreak/>
               <w:t>Level 4</w:t>
             </w:r>
           </w:p>
@@ -3322,6 +7165,7 @@
           <w14:ligatures w14:val="none"/>
         </w:rPr>
       </w:pPr>
+      <w:bookmarkStart w:id="18" w:name="_Toc224154045"/>
       <w:r>
         <w:rPr>
           <w:rFonts w:ascii="Times New Roman" w:eastAsia="Times New Roman" w:hAnsi="Times New Roman" w:cs="Times New Roman"/>
@@ -3333,8 +7177,10 @@
           <w:lang w:val="en-GB" w:eastAsia="en-GB" w:bidi="ar-SA"/>
           <w14:ligatures w14:val="none"/>
         </w:rPr>
+        <w:lastRenderedPageBreak/>
         <w:t>09.6.2 AI Certification Tracks</w:t>
       </w:r>
+      <w:bookmarkEnd w:id="18"/>
     </w:p>
     <w:p>
       <w:pPr>
@@ -3489,6 +7335,7 @@
           <w14:ligatures w14:val="none"/>
         </w:rPr>
       </w:pPr>
+      <w:bookmarkStart w:id="19" w:name="_Toc224154046"/>
       <w:r>
         <w:rPr>
           <w:rFonts w:ascii="Times New Roman" w:eastAsia="Times New Roman" w:hAnsi="Times New Roman" w:cs="Times New Roman"/>
@@ -3502,6 +7349,7 @@
         </w:rPr>
         <w:t>09.7 AI Technology Stack Architecture</w:t>
       </w:r>
+      <w:bookmarkEnd w:id="19"/>
     </w:p>
     <w:p>
       <w:pPr>
@@ -3518,6 +7366,7 @@
           <w14:ligatures w14:val="none"/>
         </w:rPr>
       </w:pPr>
+      <w:bookmarkStart w:id="20" w:name="_Toc224154047"/>
       <w:r>
         <w:rPr>
           <w:rFonts w:ascii="Times New Roman" w:eastAsia="Times New Roman" w:hAnsi="Times New Roman" w:cs="Times New Roman"/>
@@ -3531,6 +7380,7 @@
         </w:rPr>
         <w:t>09.7.1 Core AI Components</w:t>
       </w:r>
+      <w:bookmarkEnd w:id="20"/>
     </w:p>
     <w:p>
       <w:pPr>
@@ -3739,6 +7589,7 @@
           <w14:ligatures w14:val="none"/>
         </w:rPr>
       </w:pPr>
+      <w:bookmarkStart w:id="21" w:name="_Toc224154048"/>
       <w:r>
         <w:rPr>
           <w:rFonts w:ascii="Times New Roman" w:eastAsia="Times New Roman" w:hAnsi="Times New Roman" w:cs="Times New Roman"/>
@@ -3752,6 +7603,7 @@
         </w:rPr>
         <w:t>09.8 AI KPI &amp; Performance Monitoring</w:t>
       </w:r>
+      <w:bookmarkEnd w:id="21"/>
     </w:p>
     <w:p>
       <w:pPr>
@@ -3768,6 +7620,7 @@
           <w14:ligatures w14:val="none"/>
         </w:rPr>
       </w:pPr>
+      <w:bookmarkStart w:id="22" w:name="_Toc224154049"/>
       <w:r>
         <w:rPr>
           <w:rFonts w:ascii="Times New Roman" w:eastAsia="Times New Roman" w:hAnsi="Times New Roman" w:cs="Times New Roman"/>
@@ -3781,6 +7634,7 @@
         </w:rPr>
         <w:t>09.8.1 AI Value KPIs</w:t>
       </w:r>
+      <w:bookmarkEnd w:id="22"/>
     </w:p>
     <w:tbl>
       <w:tblPr>
@@ -4200,6 +8054,7 @@
           <w14:ligatures w14:val="none"/>
         </w:rPr>
       </w:pPr>
+      <w:bookmarkStart w:id="23" w:name="_Toc224154050"/>
       <w:r>
         <w:rPr>
           <w:rFonts w:ascii="Times New Roman" w:eastAsia="Times New Roman" w:hAnsi="Times New Roman" w:cs="Times New Roman"/>
@@ -4213,6 +8068,7 @@
         </w:rPr>
         <w:t>09.8.2 AI Dashboard Structure</w:t>
       </w:r>
+      <w:bookmarkEnd w:id="23"/>
     </w:p>
     <w:p>
       <w:pPr>
@@ -4367,6 +8223,7 @@
           <w14:ligatures w14:val="none"/>
         </w:rPr>
       </w:pPr>
+      <w:bookmarkStart w:id="24" w:name="_Toc224154051"/>
       <w:r>
         <w:rPr>
           <w:rFonts w:ascii="Times New Roman" w:eastAsia="Times New Roman" w:hAnsi="Times New Roman" w:cs="Times New Roman"/>
@@ -4378,9 +8235,9 @@
           <w:lang w:val="en-GB" w:eastAsia="en-GB" w:bidi="ar-SA"/>
           <w14:ligatures w14:val="none"/>
         </w:rPr>
-        <w:lastRenderedPageBreak/>
         <w:t>09.9 AI Forms &amp; Templates Structure</w:t>
       </w:r>
+      <w:bookmarkEnd w:id="24"/>
     </w:p>
     <w:p>
       <w:pPr>
@@ -4433,6 +8290,7 @@
           <w:lang w:val="en-GB" w:eastAsia="en-GB" w:bidi="ar-SA"/>
           <w14:ligatures w14:val="none"/>
         </w:rPr>
+        <w:lastRenderedPageBreak/>
         <w:t>AI-F-001 Use Case Request</w:t>
       </w:r>
     </w:p>
@@ -4645,6 +8503,7 @@
           <w14:ligatures w14:val="none"/>
         </w:rPr>
       </w:pPr>
+      <w:bookmarkStart w:id="25" w:name="_Toc224154052"/>
       <w:r>
         <w:rPr>
           <w:rFonts w:ascii="Times New Roman" w:eastAsia="Times New Roman" w:hAnsi="Times New Roman" w:cs="Times New Roman"/>
@@ -4658,6 +8517,7 @@
         </w:rPr>
         <w:t>09.10 AI BPMN High-Level Flow</w:t>
       </w:r>
+      <w:bookmarkEnd w:id="25"/>
     </w:p>
     <w:p>
       <w:pPr>
@@ -4750,6 +8610,7 @@
           <w14:ligatures w14:val="none"/>
         </w:rPr>
       </w:pPr>
+      <w:bookmarkStart w:id="26" w:name="_Toc224154053"/>
       <w:r>
         <w:rPr>
           <w:rFonts w:ascii="Times New Roman" w:eastAsia="Times New Roman" w:hAnsi="Times New Roman" w:cs="Times New Roman"/>
@@ -4763,6 +8624,7 @@
         </w:rPr>
         <w:t>09.11 AI Governance Risk &amp; Control Matrix (Aligned with ISO 42001 &amp; COSO)</w:t>
       </w:r>
+      <w:bookmarkEnd w:id="26"/>
     </w:p>
     <w:tbl>
       <w:tblPr>
@@ -5769,6 +9631,7 @@
           <w14:ligatures w14:val="none"/>
         </w:rPr>
       </w:pPr>
+      <w:bookmarkStart w:id="27" w:name="_Toc224154054"/>
       <w:r>
         <w:rPr>
           <w:rFonts w:ascii="Times New Roman" w:eastAsia="Times New Roman" w:hAnsi="Times New Roman" w:cs="Times New Roman"/>
@@ -5782,6 +9645,7 @@
         </w:rPr>
         <w:t>Integration with Other RAM Modules</w:t>
       </w:r>
+      <w:bookmarkEnd w:id="27"/>
     </w:p>
     <w:tbl>
       <w:tblPr>
@@ -6056,21 +9920,8 @@
                 <w:lang w:val="en-GB" w:eastAsia="en-GB" w:bidi="ar-SA"/>
                 <w14:ligatures w14:val="none"/>
               </w:rPr>
-              <w:t xml:space="preserve">Tenant risk </w:t>
-            </w:r>
-            <w:proofErr w:type="spellStart"/>
-            <w:r>
-              <w:rPr>
-                <w:rFonts w:ascii="Times New Roman" w:eastAsia="Times New Roman" w:hAnsi="Times New Roman" w:cs="Times New Roman"/>
-                <w:kern w:val="0"/>
-                <w:sz w:val="24"/>
-                <w:szCs w:val="24"/>
-                <w:lang w:val="en-GB" w:eastAsia="en-GB" w:bidi="ar-SA"/>
-                <w14:ligatures w14:val="none"/>
-              </w:rPr>
-              <w:t>modeling</w:t>
-            </w:r>
-            <w:proofErr w:type="spellEnd"/>
+              <w:t>Tenant risk modeling</w:t>
+            </w:r>
           </w:p>
         </w:tc>
       </w:tr>
@@ -6166,7 +10017,6 @@
                 <w:lang w:val="en-GB" w:eastAsia="en-GB" w:bidi="ar-SA"/>
                 <w14:ligatures w14:val="none"/>
               </w:rPr>
-              <w:lastRenderedPageBreak/>
               <w:t>05_CapEx_Projects</w:t>
             </w:r>
           </w:p>
@@ -6430,7 +10280,6 @@
           <w14:ligatures w14:val="none"/>
         </w:rPr>
       </w:pPr>
-      <w:proofErr w:type="spellStart"/>
       <w:r>
         <w:rPr>
           <w:rFonts w:ascii="Times New Roman" w:eastAsia="Times New Roman" w:hAnsi="Times New Roman" w:cs="Times New Roman"/>
@@ -6441,9 +10290,9 @@
           <w:lang w:val="en-GB" w:eastAsia="en-GB" w:bidi="ar-SA"/>
           <w14:ligatures w14:val="none"/>
         </w:rPr>
-        <w:t>Chck</w:t>
-      </w:r>
-      <w:proofErr w:type="spellEnd"/>
+        <w:lastRenderedPageBreak/>
+        <w:t>Ch</w:t>
+      </w:r>
       <w:r>
         <w:rPr>
           <w:rFonts w:ascii="Times New Roman" w:eastAsia="Times New Roman" w:hAnsi="Times New Roman" w:cs="Times New Roman"/>
@@ -6454,7 +10303,19 @@
           <w:lang w:val="en-GB" w:eastAsia="en-GB" w:bidi="ar-SA"/>
           <w14:ligatures w14:val="none"/>
         </w:rPr>
-        <w:t xml:space="preserve"> </w:t>
+        <w:t>e</w:t>
+      </w:r>
+      <w:r>
+        <w:rPr>
+          <w:rFonts w:ascii="Times New Roman" w:eastAsia="Times New Roman" w:hAnsi="Times New Roman" w:cs="Times New Roman"/>
+          <w:kern w:val="0"/>
+          <w:sz w:val="24"/>
+          <w:szCs w:val="24"/>
+          <w:highlight w:val="yellow"/>
+          <w:lang w:val="en-GB" w:eastAsia="en-GB" w:bidi="ar-SA"/>
+          <w14:ligatures w14:val="none"/>
+        </w:rPr>
+        <w:t xml:space="preserve">ck </w:t>
       </w:r>
       <w:r>
         <w:rPr>
@@ -6690,6 +10551,16 @@
       </w:r>
     </w:p>
     <w:p>
+      <w:pPr>
+        <w:rPr>
+          <w:rFonts w:ascii="Times New Roman" w:eastAsia="Times New Roman" w:hAnsi="Times New Roman" w:cs="Times New Roman"/>
+          <w:kern w:val="0"/>
+          <w:sz w:val="24"/>
+          <w:szCs w:val="24"/>
+          <w:lang w:val="en-GB" w:eastAsia="en-GB" w:bidi="ar-SA"/>
+          <w14:ligatures w14:val="none"/>
+        </w:rPr>
+      </w:pPr>
       <w:r>
         <w:rPr>
           <w:rFonts w:ascii="Times New Roman" w:eastAsia="Times New Roman" w:hAnsi="Times New Roman" w:cs="Times New Roman"/>
@@ -6700,6 +10571,35 @@
           <w14:ligatures w14:val="none"/>
         </w:rPr>
         <w:t xml:space="preserve"> </w:t>
+      </w:r>
+    </w:p>
+    <w:p>
+      <w:pPr>
+        <w:rPr>
+          <w:rFonts w:ascii="Times New Roman" w:eastAsia="Times New Roman" w:hAnsi="Times New Roman" w:cs="Times New Roman"/>
+          <w:kern w:val="0"/>
+          <w:sz w:val="24"/>
+          <w:szCs w:val="24"/>
+          <w:lang w:val="en-GB" w:eastAsia="en-GB" w:bidi="ar-SA"/>
+          <w14:ligatures w14:val="none"/>
+        </w:rPr>
+      </w:pPr>
+      <w:r>
+        <w:rPr>
+          <w:rFonts w:ascii="Times New Roman" w:eastAsia="Times New Roman" w:hAnsi="Times New Roman" w:cs="Times New Roman"/>
+          <w:kern w:val="0"/>
+          <w:sz w:val="24"/>
+          <w:szCs w:val="24"/>
+          <w:lang w:val="en-GB" w:eastAsia="en-GB" w:bidi="ar-SA"/>
+          <w14:ligatures w14:val="none"/>
+        </w:rPr>
+        <w:br w:type="page"/>
+      </w:r>
+    </w:p>
+    <w:p>
+      <w:r>
+        <w:lastRenderedPageBreak/>
+        <w:t>End of document</w:t>
       </w:r>
     </w:p>
     <w:sectPr>
@@ -10148,6 +14048,75 @@
       </w:tcPr>
     </w:tblStylePr>
   </w:style>
+  <w:style w:type="paragraph" w:styleId="TOCHeading">
+    <w:name w:val="TOC Heading"/>
+    <w:basedOn w:val="Heading1"/>
+    <w:next w:val="Normal"/>
+    <w:uiPriority w:val="39"/>
+    <w:unhideWhenUsed/>
+    <w:qFormat/>
+    <w:rsid w:val="00B05981"/>
+    <w:pPr>
+      <w:spacing w:before="240" w:after="0"/>
+      <w:outlineLvl w:val="9"/>
+    </w:pPr>
+    <w:rPr>
+      <w:kern w:val="0"/>
+      <w:sz w:val="32"/>
+      <w:szCs w:val="32"/>
+      <w:lang w:bidi="ar-SA"/>
+      <w14:ligatures w14:val="none"/>
+    </w:rPr>
+  </w:style>
+  <w:style w:type="paragraph" w:styleId="TOC1">
+    <w:name w:val="toc 1"/>
+    <w:basedOn w:val="Normal"/>
+    <w:next w:val="Normal"/>
+    <w:autoRedefine/>
+    <w:uiPriority w:val="39"/>
+    <w:unhideWhenUsed/>
+    <w:rsid w:val="00B05981"/>
+    <w:pPr>
+      <w:spacing w:after="100"/>
+    </w:pPr>
+  </w:style>
+  <w:style w:type="paragraph" w:styleId="TOC3">
+    <w:name w:val="toc 3"/>
+    <w:basedOn w:val="Normal"/>
+    <w:next w:val="Normal"/>
+    <w:autoRedefine/>
+    <w:uiPriority w:val="39"/>
+    <w:unhideWhenUsed/>
+    <w:rsid w:val="00B05981"/>
+    <w:pPr>
+      <w:spacing w:after="100"/>
+      <w:ind w:left="440"/>
+    </w:pPr>
+  </w:style>
+  <w:style w:type="paragraph" w:styleId="TOC2">
+    <w:name w:val="toc 2"/>
+    <w:basedOn w:val="Normal"/>
+    <w:next w:val="Normal"/>
+    <w:autoRedefine/>
+    <w:uiPriority w:val="39"/>
+    <w:unhideWhenUsed/>
+    <w:rsid w:val="00B05981"/>
+    <w:pPr>
+      <w:spacing w:after="100"/>
+      <w:ind w:left="220"/>
+    </w:pPr>
+  </w:style>
+  <w:style w:type="character" w:styleId="Hyperlink">
+    <w:name w:val="Hyperlink"/>
+    <w:basedOn w:val="DefaultParagraphFont"/>
+    <w:uiPriority w:val="99"/>
+    <w:unhideWhenUsed/>
+    <w:rsid w:val="00B05981"/>
+    <w:rPr>
+      <w:color w:val="467886" w:themeColor="hyperlink"/>
+      <w:u w:val="single"/>
+    </w:rPr>
+  </w:style>
 </w:styles>
 </file>
 

--- a/documents/word/09_AI_Knowledge_Hub.docx
+++ b/documents/word/09_AI_Knowledge_Hub.docx
@@ -352,7 +352,18 @@
                 <w:lang w:val="en-GB" w:eastAsia="en-GB" w:bidi="ar-SA"/>
                 <w14:ligatures w14:val="none"/>
               </w:rPr>
-              <w:t>RAM-PROC-013</w:t>
+              <w:t>RAM-PROC-0</w:t>
+            </w:r>
+            <w:r>
+              <w:rPr>
+                <w:rFonts w:ascii="Times New Roman" w:eastAsia="Times New Roman" w:hAnsi="Times New Roman" w:cs="Times New Roman"/>
+                <w:kern w:val="0"/>
+                <w:sz w:val="24"/>
+                <w:szCs w:val="24"/>
+                <w:lang w:val="en-GB" w:eastAsia="en-GB" w:bidi="ar-SA"/>
+                <w14:ligatures w14:val="none"/>
+              </w:rPr>
+              <w:t>9</w:t>
             </w:r>
           </w:p>
         </w:tc>
@@ -1762,6 +1773,15 @@
     </w:p>
     <w:sdt>
       <w:sdtPr>
+        <w:rPr>
+          <w:rFonts w:asciiTheme="minorHAnsi" w:eastAsiaTheme="minorHAnsi" w:hAnsiTheme="minorHAnsi" w:cstheme="minorBidi"/>
+          <w:color w:val="auto"/>
+          <w:kern w:val="2"/>
+          <w:sz w:val="22"/>
+          <w:szCs w:val="22"/>
+          <w:lang w:bidi="ar-EG"/>
+          <w14:ligatures w14:val="standardContextual"/>
+        </w:rPr>
         <w:id w:val="953752580"/>
         <w:docPartObj>
           <w:docPartGallery w:val="Table of Contents"/>
@@ -1770,16 +1790,9 @@
       </w:sdtPr>
       <w:sdtEndPr>
         <w:rPr>
-          <w:rFonts w:asciiTheme="minorHAnsi" w:eastAsiaTheme="minorHAnsi" w:hAnsiTheme="minorHAnsi" w:cstheme="minorBidi"/>
           <w:b/>
           <w:bCs/>
           <w:noProof/>
-          <w:color w:val="auto"/>
-          <w:kern w:val="2"/>
-          <w:sz w:val="22"/>
-          <w:szCs w:val="22"/>
-          <w:lang w:bidi="ar-EG"/>
-          <w14:ligatures w14:val="standardContextual"/>
         </w:rPr>
       </w:sdtEndPr>
       <w:sdtContent>
